--- a/Sistem-Kendali-Cerdas/Modul-Word/Modul-2-Proses-Perancangan-Sistem-Kontrol.docx
+++ b/Sistem-Kendali-Cerdas/Modul-Word/Modul-2-Proses-Perancangan-Sistem-Kontrol.docx
@@ -2874,7 +2874,7 @@
           <w:i w:val="0"/>
           <w:sz w:val="22"/>
         </w:rPr>
-        <w:t xml:space="preserve">Untuk sebagian besar proses termal, fluida, dan mekanik lambat, model orde satu ditambah dead time sudah memadai. Tiga parameternya — gain statik, konstanta waktu, dan dead time — dapat diperoleh dari satu uji step yang dijalankan pada titik kerja normal. Gain diperoleh dari perbandingan perubahan keluaran terhadap perubahan masukan, konstanta waktu dari waktu mencapai 63,2 persen perubahan akhir, dan dead time dari jeda sebelum keluaran mulai bergerak.</w:t>
+        <w:t xml:space="preserve">Untuk sebagian besar proses termal, fluida, dan mekanik lambat, model orde satu ditambah dead time sudah memadai. Tiga parameternya, gain statik, konstanta waktu, dan dead time, dapat diperoleh dari satu uji step yang dijalankan pada titik kerja normal. Gain diperoleh dari perbandingan perubahan keluaran terhadap perubahan masukan, konstanta waktu dari waktu mencapai 63,2 persen perubahan akhir, dan dead time dari jeda sebelum keluaran mulai bergerak.</w:t>
       </w:r>
     </w:p>
     <w:p>
@@ -3207,7 +3207,7 @@
           <w:i w:val="0"/>
           <w:sz w:val="22"/>
         </w:rPr>
-        <w:t xml:space="preserve">Perpindahan dari simulasi ke perangkat nyata memunculkan persoalan yang tidak ada di komputer: derau pengukuran, resolusi konverter, jeda komunikasi, dan waktu cacah yang tidak sepenuhnya seragam. Aksi turunan paling terpengaruh karena ia memperkuat komponen frekuensi tinggi, sehingga hampir selalu memerlukan penapis dan pembatasan penguatan.</w:t>
+        <w:t xml:space="preserve">Perpindahan dari simulasi ke perangkat nyata memunculkan persoalan yang tidak ada di komputer: derau pengukuran, resolusi konverter, jeda komunikasi, dan waktu sampling yang tidak sepenuhnya seragam. Aksi turunan paling terpengaruh karena ia memperkuat komponen frekuensi tinggi, sehingga hampir selalu memerlukan filter dan pembatasan penguatan.</w:t>
       </w:r>
     </w:p>
     <w:p>
@@ -5150,7 +5150,7 @@
           <w:i w:val="0"/>
           <w:sz w:val="22"/>
         </w:rPr>
-        <w:t xml:space="preserve">     A. Karena lapisan keselamatan memerlukan waktu cacah yang lebih cepat</w:t>
+        <w:t xml:space="preserve">     A. Karena lapisan keselamatan memerlukan waktu sampling yang lebih cepat</w:t>
       </w:r>
     </w:p>
     <w:p>

--- a/Sistem-Kendali-Cerdas/Modul-Word/Modul-2-Proses-Perancangan-Sistem-Kontrol.docx
+++ b/Sistem-Kendali-Cerdas/Modul-Word/Modul-2-Proses-Perancangan-Sistem-Kontrol.docx
@@ -1379,7 +1379,7 @@
                                 <w:szCs w:val="20"/>
                                 <w:lang w:val="en-US"/>
                               </w:rPr>
-                              <w:t>myclass.mercubuana.ac.id</w:t>
+                              <w:t xml:space="preserve">myclass.mercubuana.ac·id</w:t>
                             </w:r>
                           </w:p>
                         </w:txbxContent>
@@ -1426,7 +1426,7 @@
                           <w:szCs w:val="20"/>
                           <w:lang w:val="en-US"/>
                         </w:rPr>
-                        <w:t>myclass.mercubuana.ac.id</w:t>
+                        <w:t xml:space="preserve">myclass.mercubuana.ac·id</w:t>
                       </w:r>
                     </w:p>
                   </w:txbxContent>
@@ -2512,7 +2512,7 @@
                                 <w:sz w:val="20"/>
                                 <w:szCs w:val="20"/>
                               </w:rPr>
-                              <w:t>www.mercubuana.ac.id</w:t>
+                              <w:t xml:space="preserve">www.mercubuana.ac·id</w:t>
                             </w:r>
                           </w:p>
                         </w:txbxContent>
@@ -2558,7 +2558,7 @@
                           <w:sz w:val="20"/>
                           <w:szCs w:val="20"/>
                         </w:rPr>
-                        <w:t>www.mercubuana.ac.id</w:t>
+                        <w:t xml:space="preserve">www.mercubuana.ac·id</w:t>
                       </w:r>
                     </w:p>
                   </w:txbxContent>
@@ -2627,6 +2627,15 @@
           <w:sz w:val="22"/>
         </w:rPr>
         <w:t xml:space="preserve">Perancangan kontrol bukan sekadar memilih gain. Engineer harus menerjemahkan kebutuhan operasi menjadi spesifikasi terukur, membuat model yang cukup akurat, memilih arsitektur, menguji risiko, lalu memvalidasi sistem pada perangkat nyata.</w:t>
+      </w:r>
+      <w:r>
+        <w:rPr>
+          <w:rFonts w:ascii="Arial" w:hAnsi="Arial" w:cs="Arial"/>
+          <w:b w:val="0"/>
+          <w:i w:val="0"/>
+          <w:sz w:val="22"/>
+        </w:rPr>
+        <w:t xml:space="preserve"> Gambar 1 mengilustrasikan gagasan ini.</w:t>
       </w:r>
     </w:p>
     <w:p>
@@ -2828,90 +2837,8 @@
           <w:color w:val="305496"/>
           <w:sz w:val="22"/>
         </w:rPr>
-        <w:t xml:space="preserve">spesifikasi = {t_r, t_s, M_p, e_ss, |u|max, robustness}</w:t>
-      </w:r>
-    </w:p>
-    <w:p>
-      <w:pPr>
-        <w:keepNext/>
-        <w:spacing w:before="200" w:after="80"/>
-      </w:pPr>
-      <w:r>
-        <w:rPr>
-          <w:rFonts w:ascii="Arial" w:hAnsi="Arial" w:cs="Arial"/>
-          <w:b/>
-          <w:i w:val="0"/>
-          <w:color w:val="2E4A7A"/>
-          <w:sz w:val="24"/>
-        </w:rPr>
-        <w:t xml:space="preserve">Model: Cukup Akurat, Bukan Selengkap Mungkin</w:t>
-      </w:r>
-    </w:p>
-    <w:p>
-      <w:pPr>
-        <w:spacing w:line="360" w:lineRule="auto" w:after="120"/>
-        <w:jc w:val="both"/>
-      </w:pPr>
-      <w:r>
-        <w:rPr>
-          <w:rFonts w:ascii="Arial" w:hAnsi="Arial" w:cs="Arial"/>
-          <w:b w:val="0"/>
-          <w:i w:val="0"/>
-          <w:sz w:val="22"/>
-        </w:rPr>
-        <w:t xml:space="preserve">Model bukan tiruan sempurna plant, melainkan alat untuk menjawab pertanyaan tertentu. Model yang tepat adalah model paling sederhana yang masih menangkap dinamika di rentang frekuensi kerja controller. Menambah detail di luar rentang itu tidak membuat desain lebih baik; ia hanya membuat perhitungan lebih lambat dan parameter lebih sulit diidentifikasi.</w:t>
-      </w:r>
-    </w:p>
-    <w:p>
-      <w:pPr>
-        <w:spacing w:line="360" w:lineRule="auto" w:after="120"/>
-        <w:jc w:val="both"/>
-      </w:pPr>
-      <w:r>
-        <w:rPr>
-          <w:rFonts w:ascii="Arial" w:hAnsi="Arial" w:cs="Arial"/>
-          <w:b w:val="0"/>
-          <w:i w:val="0"/>
-          <w:sz w:val="22"/>
-        </w:rPr>
-        <w:t xml:space="preserve">Untuk sebagian besar proses termal, fluida, dan mekanik lambat, model orde satu ditambah dead time sudah memadai. Tiga parameternya, gain statik, konstanta waktu, dan dead time, dapat diperoleh dari satu uji step yang dijalankan pada titik kerja normal. Gain diperoleh dari perbandingan perubahan keluaran terhadap perubahan masukan, konstanta waktu dari waktu mencapai 63,2 persen perubahan akhir, dan dead time dari jeda sebelum keluaran mulai bergerak.</w:t>
-      </w:r>
-    </w:p>
-    <w:p>
-      <w:pPr>
-        <w:spacing w:line="360" w:lineRule="auto" w:after="120"/>
-        <w:jc w:val="both"/>
-      </w:pPr>
-      <w:r>
-        <w:rPr>
-          <w:rFonts w:ascii="Arial" w:hAnsi="Arial" w:cs="Arial"/>
-          <w:b w:val="0"/>
-          <w:i w:val="0"/>
-          <w:sz w:val="22"/>
-        </w:rPr>
-        <w:t xml:space="preserve">Sistem mekanik dengan massa, redaman, dan kekakuan menuntut model orde dua karena ia menyimpan energi dalam dua bentuk sekaligus, yaitu kinetik dan potensial. Kemampuan menyimpan energi dalam dua bentuk itulah yang memungkinkan osilasi, dan osilasi tidak akan pernah muncul pada model orde satu betapapun parameternya diubah. Salah memilih orde model berarti salah memperkirakan seluruh karakter respons.</w:t>
-      </w:r>
-    </w:p>
-    <w:p>
-      <w:pPr>
-        <w:spacing w:line="360" w:lineRule="auto" w:after="120"/>
-        <w:jc w:val="both"/>
-      </w:pPr>
-      <w:r>
-        <w:rPr>
-          <w:rFonts w:ascii="Arial" w:hAnsi="Arial" w:cs="Arial"/>
-          <w:b w:val="0"/>
-          <w:i w:val="0"/>
-          <w:sz w:val="22"/>
-        </w:rPr>
-        <w:t xml:space="preserve">Ketika fisika terlalu rumit atau parameternya tidak terjangkau, model berbasis data menjadi pilihan. Konsekuensinya harus disadari: model semacam itu hanya berlaku pada rentang operasi yang terwakili di data pelatihan. Di luar rentang tersebut ekstrapolasinya tidak punya jaminan apa pun, sehingga sistem harus dilengkapi mekanisme yang mengenali kondisi di luar cakupan dan mengembalikan kendali ke logika yang aman.</w:t>
-      </w:r>
-    </w:p>
-    <w:p>
-      <w:pPr>
-        <w:spacing w:before="40" w:after="120"/>
-        <w:jc w:val="center"/>
-      </w:pPr>
+        <w:t xml:space="preserve">spesifikasi = {</w:t>
+      </w:r>
       <w:r>
         <w:rPr>
           <w:rFonts w:ascii="Arial" w:hAnsi="Arial" w:cs="Arial"/>
@@ -2920,7 +2847,232 @@
           <w:color w:val="305496"/>
           <w:sz w:val="22"/>
         </w:rPr>
-        <w:t xml:space="preserve">G(s) = K*exp(-Ls)/(tau*s+1)   |   m*x'' + b*x' + k*x = F(t)</w:t>
+        <w:t xml:space="preserve">t</w:t>
+      </w:r>
+      <w:r>
+        <w:rPr>
+          <w:rFonts w:ascii="Arial" w:hAnsi="Arial" w:cs="Arial"/>
+          <w:b/>
+          <w:i/>
+          <w:color w:val="305496"/>
+          <w:sz w:val="22"/>
+          <w:vertAlign w:val="subscript"/>
+        </w:rPr>
+        <w:t xml:space="preserve">r</w:t>
+      </w:r>
+      <w:r>
+        <w:rPr>
+          <w:rFonts w:ascii="Arial" w:hAnsi="Arial" w:cs="Arial"/>
+          <w:b/>
+          <w:i/>
+          <w:color w:val="305496"/>
+          <w:sz w:val="22"/>
+        </w:rPr>
+        <w:t xml:space="preserve">, </w:t>
+      </w:r>
+      <w:r>
+        <w:rPr>
+          <w:rFonts w:ascii="Arial" w:hAnsi="Arial" w:cs="Arial"/>
+          <w:b/>
+          <w:i/>
+          <w:color w:val="305496"/>
+          <w:sz w:val="22"/>
+        </w:rPr>
+        <w:t xml:space="preserve">t</w:t>
+      </w:r>
+      <w:r>
+        <w:rPr>
+          <w:rFonts w:ascii="Arial" w:hAnsi="Arial" w:cs="Arial"/>
+          <w:b/>
+          <w:i/>
+          <w:color w:val="305496"/>
+          <w:sz w:val="22"/>
+          <w:vertAlign w:val="subscript"/>
+        </w:rPr>
+        <w:t xml:space="preserve">s</w:t>
+      </w:r>
+      <w:r>
+        <w:rPr>
+          <w:rFonts w:ascii="Arial" w:hAnsi="Arial" w:cs="Arial"/>
+          <w:b/>
+          <w:i/>
+          <w:color w:val="305496"/>
+          <w:sz w:val="22"/>
+        </w:rPr>
+        <w:t xml:space="preserve">, </w:t>
+      </w:r>
+      <w:r>
+        <w:rPr>
+          <w:rFonts w:ascii="Arial" w:hAnsi="Arial" w:cs="Arial"/>
+          <w:b/>
+          <w:i/>
+          <w:color w:val="305496"/>
+          <w:sz w:val="22"/>
+        </w:rPr>
+        <w:t xml:space="preserve">M</w:t>
+      </w:r>
+      <w:r>
+        <w:rPr>
+          <w:rFonts w:ascii="Arial" w:hAnsi="Arial" w:cs="Arial"/>
+          <w:b/>
+          <w:i/>
+          <w:color w:val="305496"/>
+          <w:sz w:val="22"/>
+          <w:vertAlign w:val="subscript"/>
+        </w:rPr>
+        <w:t xml:space="preserve">p</w:t>
+      </w:r>
+      <w:r>
+        <w:rPr>
+          <w:rFonts w:ascii="Arial" w:hAnsi="Arial" w:cs="Arial"/>
+          <w:b/>
+          <w:i/>
+          <w:color w:val="305496"/>
+          <w:sz w:val="22"/>
+        </w:rPr>
+        <w:t xml:space="preserve">, </w:t>
+      </w:r>
+      <w:r>
+        <w:rPr>
+          <w:rFonts w:ascii="Arial" w:hAnsi="Arial" w:cs="Arial"/>
+          <w:b/>
+          <w:i/>
+          <w:color w:val="305496"/>
+          <w:sz w:val="22"/>
+        </w:rPr>
+        <w:t xml:space="preserve">e</w:t>
+      </w:r>
+      <w:r>
+        <w:rPr>
+          <w:rFonts w:ascii="Arial" w:hAnsi="Arial" w:cs="Arial"/>
+          <w:b/>
+          <w:i/>
+          <w:color w:val="305496"/>
+          <w:sz w:val="22"/>
+          <w:vertAlign w:val="subscript"/>
+        </w:rPr>
+        <w:t xml:space="preserve">ss</w:t>
+      </w:r>
+      <w:r>
+        <w:rPr>
+          <w:rFonts w:ascii="Arial" w:hAnsi="Arial" w:cs="Arial"/>
+          <w:b/>
+          <w:i/>
+          <w:color w:val="305496"/>
+          <w:sz w:val="22"/>
+        </w:rPr>
+        <w:t xml:space="preserve">, |u|max, robustness}</w:t>
+      </w:r>
+    </w:p>
+    <w:p>
+      <w:pPr>
+        <w:keepNext/>
+        <w:spacing w:before="200" w:after="80"/>
+      </w:pPr>
+      <w:r>
+        <w:rPr>
+          <w:rFonts w:ascii="Arial" w:hAnsi="Arial" w:cs="Arial"/>
+          <w:b/>
+          <w:i w:val="0"/>
+          <w:color w:val="2E4A7A"/>
+          <w:sz w:val="24"/>
+        </w:rPr>
+        <w:t xml:space="preserve">Model: Cukup Akurat, Bukan Selengkap Mungkin</w:t>
+      </w:r>
+    </w:p>
+    <w:p>
+      <w:pPr>
+        <w:spacing w:line="360" w:lineRule="auto" w:after="120"/>
+        <w:jc w:val="both"/>
+      </w:pPr>
+      <w:r>
+        <w:rPr>
+          <w:rFonts w:ascii="Arial" w:hAnsi="Arial" w:cs="Arial"/>
+          <w:b w:val="0"/>
+          <w:i w:val="0"/>
+          <w:sz w:val="22"/>
+        </w:rPr>
+        <w:t xml:space="preserve">Model bukan tiruan sempurna plant, melainkan alat untuk menjawab pertanyaan tertentu. Model yang tepat adalah model paling sederhana yang masih menangkap dinamika di rentang frekuensi kerja controller. Menambah detail di luar rentang itu tidak membuat desain lebih baik; ia hanya membuat perhitungan lebih lambat dan parameter lebih sulit diidentifikasi.</w:t>
+      </w:r>
+    </w:p>
+    <w:p>
+      <w:pPr>
+        <w:spacing w:line="360" w:lineRule="auto" w:after="120"/>
+        <w:jc w:val="both"/>
+      </w:pPr>
+      <w:r>
+        <w:rPr>
+          <w:rFonts w:ascii="Arial" w:hAnsi="Arial" w:cs="Arial"/>
+          <w:b w:val="0"/>
+          <w:i w:val="0"/>
+          <w:sz w:val="22"/>
+        </w:rPr>
+        <w:t xml:space="preserve">Untuk sebagian besar proses termal, fluida, dan mekanik lambat, model orde satu ditambah dead time sudah memadai. Tiga parameternya, gain statik, konstanta waktu, dan dead time, dapat diperoleh dari satu uji step yang dijalankan pada titik kerja normal. Gain diperoleh dari perbandingan perubahan keluaran terhadap perubahan masukan, konstanta waktu dari waktu mencapai 63,2 persen perubahan akhir, dan dead time dari jeda sebelum keluaran mulai bergerak.</w:t>
+      </w:r>
+    </w:p>
+    <w:p>
+      <w:pPr>
+        <w:spacing w:line="360" w:lineRule="auto" w:after="120"/>
+        <w:jc w:val="both"/>
+      </w:pPr>
+      <w:r>
+        <w:rPr>
+          <w:rFonts w:ascii="Arial" w:hAnsi="Arial" w:cs="Arial"/>
+          <w:b w:val="0"/>
+          <w:i w:val="0"/>
+          <w:sz w:val="22"/>
+        </w:rPr>
+        <w:t xml:space="preserve">Sistem mekanik dengan massa, redaman, dan kekakuan menuntut model orde dua karena ia menyimpan energi dalam dua bentuk sekaligus, yaitu kinetik dan potensial. Kemampuan menyimpan energi dalam dua bentuk itulah yang memungkinkan osilasi, dan osilasi tidak akan pernah muncul pada model orde satu betapapun parameternya diubah. Salah memilih orde model berarti salah memperkirakan seluruh karakter respons.</w:t>
+      </w:r>
+    </w:p>
+    <w:p>
+      <w:pPr>
+        <w:spacing w:line="360" w:lineRule="auto" w:after="120"/>
+        <w:jc w:val="both"/>
+      </w:pPr>
+      <w:r>
+        <w:rPr>
+          <w:rFonts w:ascii="Arial" w:hAnsi="Arial" w:cs="Arial"/>
+          <w:b w:val="0"/>
+          <w:i w:val="0"/>
+          <w:sz w:val="22"/>
+        </w:rPr>
+        <w:t xml:space="preserve">Ketika fisika terlalu rumit atau parameternya tidak terjangkau, model berbasis data menjadi pilihan. Konsekuensinya harus disadari: model semacam itu hanya berlaku pada rentang operasi yang terwakili di data pelatihan. Di luar rentang tersebut ekstrapolasinya tidak punya jaminan apa pun, sehingga sistem harus dilengkapi mekanisme yang mengenali kondisi di luar cakupan dan mengembalikan kendali ke logika yang aman.</w:t>
+      </w:r>
+      <w:r>
+        <w:rPr>
+          <w:rFonts w:ascii="Arial" w:hAnsi="Arial" w:cs="Arial"/>
+          <w:b w:val="0"/>
+          <w:i w:val="0"/>
+          <w:sz w:val="22"/>
+        </w:rPr>
+        <w:t xml:space="preserve"> Hubungan ini dirangkum dalam Persamaan (1).</w:t>
+      </w:r>
+    </w:p>
+    <w:p>
+      <w:pPr>
+        <w:spacing w:before="40" w:after="120"/>
+        <w:jc w:val="center"/>
+      </w:pPr>
+      <w:r>
+        <w:rPr>
+          <w:rFonts w:ascii="Arial" w:hAnsi="Arial" w:cs="Arial"/>
+          <w:b/>
+          <w:i/>
+          <w:color w:val="305496"/>
+          <w:sz w:val="22"/>
+        </w:rPr>
+        <w:t xml:space="preserve">G(s) = K·exp(-Ls)/(τ·s+1)   |   m·x'' + b·x' + k·x = F(t)</w:t>
+      </w:r>
+      <w:r>
+        <w:rPr>
+          <w:rFonts w:ascii="Arial" w:hAnsi="Arial" w:cs="Arial"/>
+          <w:b/>
+          <w:i/>
+          <w:color w:val="305496"/>
+          <w:sz w:val="22"/>
+        </w:rPr>
+        <w:t xml:space="preserve">   (1)</w:t>
       </w:r>
     </w:p>
     <w:p>
@@ -3070,6 +3222,15 @@
         </w:rPr>
         <w:t xml:space="preserve">Lapisan keselamatan harus berdiri terpisah dari lapisan kendali. Interlock, batas keras, dan mekanisme penghentian tidak boleh bergantung pada perhitungan controller yang sama, karena kegagalan perhitungan itulah yang justru harus diantisipasi. Prinsipnya sederhana: bagian yang menjaga keselamatan harus tetap bekerja meskipun bagian yang mengejar kinerja gagal total.</w:t>
       </w:r>
+      <w:r>
+        <w:rPr>
+          <w:rFonts w:ascii="Arial" w:hAnsi="Arial" w:cs="Arial"/>
+          <w:b w:val="0"/>
+          <w:i w:val="0"/>
+          <w:sz w:val="22"/>
+        </w:rPr>
+        <w:t xml:space="preserve"> Bentuk ringkasnya dituliskan pada Persamaan (2).</w:t>
+      </w:r>
     </w:p>
     <w:p>
       <w:pPr>
@@ -3084,90 +3245,8 @@
           <w:color w:val="305496"/>
           <w:sz w:val="22"/>
         </w:rPr>
-        <w:t xml:space="preserve">loop dalam &gt;= 5x lebih cepat daripada loop luar</w:t>
-      </w:r>
-    </w:p>
-    <w:p>
-      <w:pPr>
-        <w:keepNext/>
-        <w:spacing w:before="200" w:after="80"/>
-      </w:pPr>
-      <w:r>
-        <w:rPr>
-          <w:rFonts w:ascii="Arial" w:hAnsi="Arial" w:cs="Arial"/>
-          <w:b/>
-          <w:i w:val="0"/>
-          <w:color w:val="2E4A7A"/>
-          <w:sz w:val="24"/>
-        </w:rPr>
-        <w:t xml:space="preserve">Simulasi: Menguji Kegagalan Sebelum Ia Mahal</w:t>
-      </w:r>
-    </w:p>
-    <w:p>
-      <w:pPr>
-        <w:spacing w:line="360" w:lineRule="auto" w:after="120"/>
-        <w:jc w:val="both"/>
-      </w:pPr>
-      <w:r>
-        <w:rPr>
-          <w:rFonts w:ascii="Arial" w:hAnsi="Arial" w:cs="Arial"/>
-          <w:b w:val="0"/>
-          <w:i w:val="0"/>
-          <w:sz w:val="22"/>
-        </w:rPr>
-        <w:t xml:space="preserve">Nilai simulasi bukan pada mempercantik kurva respons, melainkan pada memurahkan kegagalan. Skenario yang harus diuji justru yang tidak nyaman: setpoint berubah jauh, gangguan datang bersamaan, sensor memberi nilai membeku, actuator mentok di batasnya, dan parameter plant bergeser dari nilai nominal.</w:t>
-      </w:r>
-    </w:p>
-    <w:p>
-      <w:pPr>
-        <w:spacing w:line="360" w:lineRule="auto" w:after="120"/>
-        <w:jc w:val="both"/>
-      </w:pPr>
-      <w:r>
-        <w:rPr>
-          <w:rFonts w:ascii="Arial" w:hAnsi="Arial" w:cs="Arial"/>
-          <w:b w:val="0"/>
-          <w:i w:val="0"/>
-          <w:sz w:val="22"/>
-        </w:rPr>
-        <w:t xml:space="preserve">Kejenuhan actuator wajib dimasukkan ke model sejak awal karena ia mengubah perilaku sistem secara mendasar. Ketika actuator mentok, loop praktis terputus, dan pada controller dengan aksi integral kondisi ini menimbulkan penumpukan integral yang membuat keluaran melewati setpoint jauh melebihi perkiraan. Mekanisme anti-windup bukan hiasan; ia bagian dari desain dasar setiap controller berintegral.</w:t>
-      </w:r>
-    </w:p>
-    <w:p>
-      <w:pPr>
-        <w:spacing w:line="360" w:lineRule="auto" w:after="120"/>
-        <w:jc w:val="both"/>
-      </w:pPr>
-      <w:r>
-        <w:rPr>
-          <w:rFonts w:ascii="Arial" w:hAnsi="Arial" w:cs="Arial"/>
-          <w:b w:val="0"/>
-          <w:i w:val="0"/>
-          <w:sz w:val="22"/>
-        </w:rPr>
-        <w:t xml:space="preserve">Pemilihan solver dan langkah waktu ikut menentukan apakah hasil simulasi dapat dipercaya. Sistem dengan konstanta waktu yang sangat berbeda bersifat kaku, dan solver langkah tetap akan menuntut langkah sangat kecil atau memberi hasil yang menyesatkan. Aturan praktis yang aman adalah memakai langkah waktu di bawah sepersepuluh konstanta waktu tercepat, lalu memverifikasi dengan mengulang simulasi pada langkah setengahnya dan memastikan hasilnya tidak berubah bermakna.</w:t>
-      </w:r>
-    </w:p>
-    <w:p>
-      <w:pPr>
-        <w:spacing w:line="360" w:lineRule="auto" w:after="120"/>
-        <w:jc w:val="both"/>
-      </w:pPr>
-      <w:r>
-        <w:rPr>
-          <w:rFonts w:ascii="Arial" w:hAnsi="Arial" w:cs="Arial"/>
-          <w:b w:val="0"/>
-          <w:i w:val="0"/>
-          <w:sz w:val="22"/>
-        </w:rPr>
-        <w:t xml:space="preserve">Setiap simulasi yang dipakai sebagai dasar keputusan harus dapat diulang orang lain. Itu berarti mencatat versi kode, nilai seluruh parameter, kondisi awal, jenis solver, dan langkah waktu. Grafik tanpa catatan tersebut tidak bisa diverifikasi, dan hasil yang tidak bisa diverifikasi tidak layak dijadikan dasar commissioning.</w:t>
-      </w:r>
-    </w:p>
-    <w:p>
-      <w:pPr>
-        <w:spacing w:before="40" w:after="120"/>
-        <w:jc w:val="center"/>
-      </w:pPr>
+        <w:t xml:space="preserve">loop dalam ≥ 5x lebih cepat daripada loop luar</w:t>
+      </w:r>
       <w:r>
         <w:rPr>
           <w:rFonts w:ascii="Arial" w:hAnsi="Arial" w:cs="Arial"/>
@@ -3176,7 +3255,149 @@
           <w:color w:val="305496"/>
           <w:sz w:val="22"/>
         </w:rPr>
-        <w:t xml:space="preserve">dt &lt;= 0.1 * tau_tercepat, lalu ulangi pada dt/2 untuk verifikasi</w:t>
+        <w:t xml:space="preserve">   (2)</w:t>
+      </w:r>
+    </w:p>
+    <w:p>
+      <w:pPr>
+        <w:keepNext/>
+        <w:spacing w:before="200" w:after="80"/>
+      </w:pPr>
+      <w:r>
+        <w:rPr>
+          <w:rFonts w:ascii="Arial" w:hAnsi="Arial" w:cs="Arial"/>
+          <w:b/>
+          <w:i w:val="0"/>
+          <w:color w:val="2E4A7A"/>
+          <w:sz w:val="24"/>
+        </w:rPr>
+        <w:t xml:space="preserve">Simulasi: Menguji Kegagalan Sebelum Ia Mahal</w:t>
+      </w:r>
+    </w:p>
+    <w:p>
+      <w:pPr>
+        <w:spacing w:line="360" w:lineRule="auto" w:after="120"/>
+        <w:jc w:val="both"/>
+      </w:pPr>
+      <w:r>
+        <w:rPr>
+          <w:rFonts w:ascii="Arial" w:hAnsi="Arial" w:cs="Arial"/>
+          <w:b w:val="0"/>
+          <w:i w:val="0"/>
+          <w:sz w:val="22"/>
+        </w:rPr>
+        <w:t xml:space="preserve">Nilai simulasi bukan pada mempercantik kurva respons, melainkan pada memurahkan kegagalan. Skenario yang harus diuji justru yang tidak nyaman: setpoint berubah jauh, gangguan datang bersamaan, sensor memberi nilai membeku, actuator mentok di batasnya, dan parameter plant bergeser dari nilai nominal.</w:t>
+      </w:r>
+    </w:p>
+    <w:p>
+      <w:pPr>
+        <w:spacing w:line="360" w:lineRule="auto" w:after="120"/>
+        <w:jc w:val="both"/>
+      </w:pPr>
+      <w:r>
+        <w:rPr>
+          <w:rFonts w:ascii="Arial" w:hAnsi="Arial" w:cs="Arial"/>
+          <w:b w:val="0"/>
+          <w:i w:val="0"/>
+          <w:sz w:val="22"/>
+        </w:rPr>
+        <w:t xml:space="preserve">Kejenuhan actuator wajib dimasukkan ke model sejak awal karena ia mengubah perilaku sistem secara mendasar. Ketika actuator mentok, loop praktis terputus, dan pada controller dengan aksi integral kondisi ini menimbulkan penumpukan integral yang membuat keluaran melewati setpoint jauh melebihi perkiraan. Mekanisme anti-windup bukan hiasan; ia bagian dari desain dasar setiap controller berintegral.</w:t>
+      </w:r>
+    </w:p>
+    <w:p>
+      <w:pPr>
+        <w:spacing w:line="360" w:lineRule="auto" w:after="120"/>
+        <w:jc w:val="both"/>
+      </w:pPr>
+      <w:r>
+        <w:rPr>
+          <w:rFonts w:ascii="Arial" w:hAnsi="Arial" w:cs="Arial"/>
+          <w:b w:val="0"/>
+          <w:i w:val="0"/>
+          <w:sz w:val="22"/>
+        </w:rPr>
+        <w:t xml:space="preserve">Pemilihan solver dan langkah waktu ikut menentukan apakah hasil simulasi dapat dipercaya. Sistem dengan konstanta waktu yang sangat berbeda bersifat kaku, dan solver langkah tetap akan menuntut langkah sangat kecil atau memberi hasil yang menyesatkan. Aturan praktis yang aman adalah memakai langkah waktu di bawah sepersepuluh konstanta waktu tercepat, lalu memverifikasi dengan mengulang simulasi pada langkah setengahnya dan memastikan hasilnya tidak berubah bermakna.</w:t>
+      </w:r>
+    </w:p>
+    <w:p>
+      <w:pPr>
+        <w:spacing w:line="360" w:lineRule="auto" w:after="120"/>
+        <w:jc w:val="both"/>
+      </w:pPr>
+      <w:r>
+        <w:rPr>
+          <w:rFonts w:ascii="Arial" w:hAnsi="Arial" w:cs="Arial"/>
+          <w:b w:val="0"/>
+          <w:i w:val="0"/>
+          <w:sz w:val="22"/>
+        </w:rPr>
+        <w:t xml:space="preserve">Setiap simulasi yang dipakai sebagai dasar keputusan harus dapat diulang orang lain. Itu berarti mencatat versi kode, nilai seluruh parameter, kondisi awal, jenis solver, dan langkah waktu. Grafik tanpa catatan tersebut tidak bisa diverifikasi, dan hasil yang tidak bisa diverifikasi tidak layak dijadikan dasar commissioning.</w:t>
+      </w:r>
+      <w:r>
+        <w:rPr>
+          <w:rFonts w:ascii="Arial" w:hAnsi="Arial" w:cs="Arial"/>
+          <w:b w:val="0"/>
+          <w:i w:val="0"/>
+          <w:sz w:val="22"/>
+        </w:rPr>
+        <w:t xml:space="preserve"> Persamaan (3) memadatkan aturan tersebut.</w:t>
+      </w:r>
+    </w:p>
+    <w:p>
+      <w:pPr>
+        <w:spacing w:before="40" w:after="120"/>
+        <w:jc w:val="center"/>
+      </w:pPr>
+      <w:r>
+        <w:rPr>
+          <w:rFonts w:ascii="Arial" w:hAnsi="Arial" w:cs="Arial"/>
+          <w:b/>
+          <w:i/>
+          <w:color w:val="305496"/>
+          <w:sz w:val="22"/>
+        </w:rPr>
+        <w:t xml:space="preserve">dt ≤ 0.1·</w:t>
+      </w:r>
+      <w:r>
+        <w:rPr>
+          <w:rFonts w:ascii="Arial" w:hAnsi="Arial" w:cs="Arial"/>
+          <w:b/>
+          <w:i/>
+          <w:color w:val="305496"/>
+          <w:sz w:val="22"/>
+        </w:rPr>
+        <w:t xml:space="preserve">τ</w:t>
+      </w:r>
+      <w:r>
+        <w:rPr>
+          <w:rFonts w:ascii="Arial" w:hAnsi="Arial" w:cs="Arial"/>
+          <w:b/>
+          <w:i/>
+          <w:color w:val="305496"/>
+          <w:sz w:val="22"/>
+          <w:vertAlign w:val="subscript"/>
+        </w:rPr>
+        <w:t xml:space="preserve">tercepat</w:t>
+      </w:r>
+      <w:r>
+        <w:rPr>
+          <w:rFonts w:ascii="Arial" w:hAnsi="Arial" w:cs="Arial"/>
+          <w:b/>
+          <w:i/>
+          <w:color w:val="305496"/>
+          <w:sz w:val="22"/>
+        </w:rPr>
+        <w:t xml:space="preserve">, lalu ulangi pada dt/2 untuk verifikasi</w:t>
+      </w:r>
+      <w:r>
+        <w:rPr>
+          <w:rFonts w:ascii="Arial" w:hAnsi="Arial" w:cs="Arial"/>
+          <w:b/>
+          <w:i/>
+          <w:color w:val="305496"/>
+          <w:sz w:val="22"/>
+        </w:rPr>
+        <w:t xml:space="preserve">   (3)</w:t>
       </w:r>
     </w:p>
     <w:p>
@@ -3432,7 +3653,7 @@
           <w:color w:val="305496"/>
           <w:sz w:val="22"/>
         </w:rPr>
-        <w:t xml:space="preserve">lapisan: kendali -&gt; alarm -&gt; interlock -&gt; pengaman fisik, saling bebas</w:t>
+        <w:t xml:space="preserve">lapisan: kendali → alarm → interlock → pengaman fisik, saling bebas</w:t>
       </w:r>
     </w:p>
     <w:p>
@@ -3780,7 +4001,7 @@
           <w:color w:val="305496"/>
           <w:sz w:val="22"/>
         </w:rPr>
-        <w:t xml:space="preserve">tiap perubahan perangkat: periksa apakah K, tau, atau L bergeser</w:t>
+        <w:t xml:space="preserve">tiap perubahan perangkat: periksa apakah K, τ, atau L bergeser</w:t>
       </w:r>
     </w:p>
     <w:p>
@@ -3820,6 +4041,15 @@
         </w:rPr>
         <w:t xml:space="preserve">Spesifikasi transien yang dinyatakan operator dapat diterjemahkan menjadi letak pole yang harus dicapai. Penurunan berikut memakai model orde dua baku sebagai penghubungnya.</w:t>
       </w:r>
+      <w:r>
+        <w:rPr>
+          <w:rFonts w:ascii="Arial" w:hAnsi="Arial" w:cs="Arial"/>
+          <w:b w:val="0"/>
+          <w:i w:val="0"/>
+          <w:sz w:val="22"/>
+        </w:rPr>
+        <w:t xml:space="preserve"> Rangkuman kuantitatifnya tertulis pada Persamaan (4).</w:t>
+      </w:r>
     </w:p>
     <w:p>
       <w:pPr>
@@ -3849,44 +4079,8 @@
           <w:color w:val="305496"/>
           <w:sz w:val="22"/>
         </w:rPr>
-        <w:t xml:space="preserve">T(s) = wn^2/(s^2 + 2*z*wn*s + wn^2)</w:t>
-      </w:r>
-    </w:p>
-    <w:p>
-      <w:pPr>
-        <w:spacing w:line="360" w:lineRule="auto" w:after="120"/>
-        <w:jc w:val="both"/>
-      </w:pPr>
-      <w:r>
-        <w:rPr>
-          <w:rFonts w:ascii="Arial" w:hAnsi="Arial" w:cs="Arial"/>
-          <w:b w:val="0"/>
-          <w:i w:val="0"/>
-          <w:sz w:val="22"/>
-        </w:rPr>
-        <w:t xml:space="preserve">Dua parameter, yaitu rasio redaman z dan frekuensi alami wn, menentukan seluruh karakter respons.</w:t>
-      </w:r>
-    </w:p>
-    <w:p>
-      <w:pPr>
-        <w:spacing w:line="360" w:lineRule="auto" w:after="120"/>
-        <w:jc w:val="both"/>
-      </w:pPr>
-      <w:r>
-        <w:rPr>
-          <w:rFonts w:ascii="Arial" w:hAnsi="Arial" w:cs="Arial"/>
-          <w:b w:val="0"/>
-          <w:i w:val="0"/>
-          <w:sz w:val="22"/>
-        </w:rPr>
-        <w:t xml:space="preserve">2. Overshoot dari redaman</w:t>
-      </w:r>
-    </w:p>
-    <w:p>
-      <w:pPr>
-        <w:spacing w:before="40" w:after="120"/>
-        <w:jc w:val="center"/>
-      </w:pPr>
+        <w:t xml:space="preserve">T(s) = wn</w:t>
+      </w:r>
       <w:r>
         <w:rPr>
           <w:rFonts w:ascii="Arial" w:hAnsi="Arial" w:cs="Arial"/>
@@ -3894,45 +4088,10 @@
           <w:i/>
           <w:color w:val="305496"/>
           <w:sz w:val="22"/>
-        </w:rPr>
-        <w:t xml:space="preserve">M_p = exp(-pi*z/sqrt(1-z^2))</w:t>
-      </w:r>
-    </w:p>
-    <w:p>
-      <w:pPr>
-        <w:spacing w:line="360" w:lineRule="auto" w:after="120"/>
-        <w:jc w:val="both"/>
-      </w:pPr>
-      <w:r>
-        <w:rPr>
-          <w:rFonts w:ascii="Arial" w:hAnsi="Arial" w:cs="Arial"/>
-          <w:b w:val="0"/>
-          <w:i w:val="0"/>
-          <w:sz w:val="22"/>
-        </w:rPr>
-        <w:t xml:space="preserve">Overshoot hanya bergantung pada z, sama sekali tidak pada wn. Inilah alasan overshoot disetel lebih dulu.</w:t>
-      </w:r>
-    </w:p>
-    <w:p>
-      <w:pPr>
-        <w:spacing w:line="360" w:lineRule="auto" w:after="120"/>
-        <w:jc w:val="both"/>
-      </w:pPr>
-      <w:r>
-        <w:rPr>
-          <w:rFonts w:ascii="Arial" w:hAnsi="Arial" w:cs="Arial"/>
-          <w:b w:val="0"/>
-          <w:i w:val="0"/>
-          <w:sz w:val="22"/>
-        </w:rPr>
-        <w:t xml:space="preserve">3. Redaman dari overshoot</w:t>
-      </w:r>
-    </w:p>
-    <w:p>
-      <w:pPr>
-        <w:spacing w:before="40" w:after="120"/>
-        <w:jc w:val="center"/>
-      </w:pPr>
+          <w:vertAlign w:val="superscript"/>
+        </w:rPr>
+        <w:t xml:space="preserve">2</w:t>
+      </w:r>
       <w:r>
         <w:rPr>
           <w:rFonts w:ascii="Arial" w:hAnsi="Arial" w:cs="Arial"/>
@@ -3941,44 +4100,8 @@
           <w:color w:val="305496"/>
           <w:sz w:val="22"/>
         </w:rPr>
-        <w:t xml:space="preserve">z = -ln(M_p)/sqrt(pi^2 + ln(M_p)^2)</w:t>
-      </w:r>
-    </w:p>
-    <w:p>
-      <w:pPr>
-        <w:spacing w:line="360" w:lineRule="auto" w:after="120"/>
-        <w:jc w:val="both"/>
-      </w:pPr>
-      <w:r>
-        <w:rPr>
-          <w:rFonts w:ascii="Arial" w:hAnsi="Arial" w:cs="Arial"/>
-          <w:b w:val="0"/>
-          <w:i w:val="0"/>
-          <w:sz w:val="22"/>
-        </w:rPr>
-        <w:t xml:space="preserve">Membalik hubungan sebelumnya sehingga batas overshoot langsung memberi nilai z minimum.</w:t>
-      </w:r>
-    </w:p>
-    <w:p>
-      <w:pPr>
-        <w:spacing w:line="360" w:lineRule="auto" w:after="120"/>
-        <w:jc w:val="both"/>
-      </w:pPr>
-      <w:r>
-        <w:rPr>
-          <w:rFonts w:ascii="Arial" w:hAnsi="Arial" w:cs="Arial"/>
-          <w:b w:val="0"/>
-          <w:i w:val="0"/>
-          <w:sz w:val="22"/>
-        </w:rPr>
-        <w:t xml:space="preserve">4. Settling time menentukan wn</w:t>
-      </w:r>
-    </w:p>
-    <w:p>
-      <w:pPr>
-        <w:spacing w:before="40" w:after="120"/>
-        <w:jc w:val="center"/>
-      </w:pPr>
+        <w:t xml:space="preserve">/(s</w:t>
+      </w:r>
       <w:r>
         <w:rPr>
           <w:rFonts w:ascii="Arial" w:hAnsi="Arial" w:cs="Arial"/>
@@ -3986,45 +4109,10 @@
           <w:i/>
           <w:color w:val="305496"/>
           <w:sz w:val="22"/>
-        </w:rPr>
-        <w:t xml:space="preserve">t_s ~ 4/(z*wn)  =&gt;  wn ~ 4/(z*t_s)</w:t>
-      </w:r>
-    </w:p>
-    <w:p>
-      <w:pPr>
-        <w:spacing w:line="360" w:lineRule="auto" w:after="120"/>
-        <w:jc w:val="both"/>
-      </w:pPr>
-      <w:r>
-        <w:rPr>
-          <w:rFonts w:ascii="Arial" w:hAnsi="Arial" w:cs="Arial"/>
-          <w:b w:val="0"/>
-          <w:i w:val="0"/>
-          <w:sz w:val="22"/>
-        </w:rPr>
-        <w:t xml:space="preserve">Setelah z diketahui, tuntutan kecepatan menetapkan wn. Kriteria 4/(z*wn) memakai pita dua persen.</w:t>
-      </w:r>
-    </w:p>
-    <w:p>
-      <w:pPr>
-        <w:spacing w:line="360" w:lineRule="auto" w:after="120"/>
-        <w:jc w:val="both"/>
-      </w:pPr>
-      <w:r>
-        <w:rPr>
-          <w:rFonts w:ascii="Arial" w:hAnsi="Arial" w:cs="Arial"/>
-          <w:b w:val="0"/>
-          <w:i w:val="0"/>
-          <w:sz w:val="22"/>
-        </w:rPr>
-        <w:t xml:space="preserve">5. Letak pole yang dituju</w:t>
-      </w:r>
-    </w:p>
-    <w:p>
-      <w:pPr>
-        <w:spacing w:before="40" w:after="120"/>
-        <w:jc w:val="center"/>
-      </w:pPr>
+          <w:vertAlign w:val="superscript"/>
+        </w:rPr>
+        <w:t xml:space="preserve">2</w:t>
+      </w:r>
       <w:r>
         <w:rPr>
           <w:rFonts w:ascii="Arial" w:hAnsi="Arial" w:cs="Arial"/>
@@ -4033,7 +4121,537 @@
           <w:color w:val="305496"/>
           <w:sz w:val="22"/>
         </w:rPr>
-        <w:t xml:space="preserve">s = -z*wn +/- j*wn*sqrt(1-z^2)</w:t>
+        <w:t xml:space="preserve"> + 2·z·wn·s + wn</w:t>
+      </w:r>
+      <w:r>
+        <w:rPr>
+          <w:rFonts w:ascii="Arial" w:hAnsi="Arial" w:cs="Arial"/>
+          <w:b/>
+          <w:i/>
+          <w:color w:val="305496"/>
+          <w:sz w:val="22"/>
+          <w:vertAlign w:val="superscript"/>
+        </w:rPr>
+        <w:t xml:space="preserve">2</w:t>
+      </w:r>
+      <w:r>
+        <w:rPr>
+          <w:rFonts w:ascii="Arial" w:hAnsi="Arial" w:cs="Arial"/>
+          <w:b/>
+          <w:i/>
+          <w:color w:val="305496"/>
+          <w:sz w:val="22"/>
+        </w:rPr>
+        <w:t xml:space="preserve">)</w:t>
+      </w:r>
+      <w:r>
+        <w:rPr>
+          <w:rFonts w:ascii="Arial" w:hAnsi="Arial" w:cs="Arial"/>
+          <w:b/>
+          <w:i/>
+          <w:color w:val="305496"/>
+          <w:sz w:val="22"/>
+        </w:rPr>
+        <w:t xml:space="preserve">   (4)</w:t>
+      </w:r>
+    </w:p>
+    <w:p>
+      <w:pPr>
+        <w:spacing w:line="360" w:lineRule="auto" w:after="120"/>
+        <w:jc w:val="both"/>
+      </w:pPr>
+      <w:r>
+        <w:rPr>
+          <w:rFonts w:ascii="Arial" w:hAnsi="Arial" w:cs="Arial"/>
+          <w:b w:val="0"/>
+          <w:i w:val="0"/>
+          <w:sz w:val="22"/>
+        </w:rPr>
+        <w:t xml:space="preserve">Dua parameter, yaitu rasio redaman z dan frekuensi alami wn, menentukan seluruh karakter respons.</w:t>
+      </w:r>
+      <w:r>
+        <w:rPr>
+          <w:rFonts w:ascii="Arial" w:hAnsi="Arial" w:cs="Arial"/>
+          <w:b w:val="0"/>
+          <w:i w:val="0"/>
+          <w:sz w:val="22"/>
+        </w:rPr>
+        <w:t xml:space="preserve"> Hubungan ini dirangkum dalam Persamaan (5).</w:t>
+      </w:r>
+    </w:p>
+    <w:p>
+      <w:pPr>
+        <w:spacing w:line="360" w:lineRule="auto" w:after="120"/>
+        <w:jc w:val="both"/>
+      </w:pPr>
+      <w:r>
+        <w:rPr>
+          <w:rFonts w:ascii="Arial" w:hAnsi="Arial" w:cs="Arial"/>
+          <w:b w:val="0"/>
+          <w:i w:val="0"/>
+          <w:sz w:val="22"/>
+        </w:rPr>
+        <w:t xml:space="preserve">2. Overshoot dari redaman</w:t>
+      </w:r>
+    </w:p>
+    <w:p>
+      <w:pPr>
+        <w:spacing w:before="40" w:after="120"/>
+        <w:jc w:val="center"/>
+      </w:pPr>
+      <w:r>
+        <w:rPr>
+          <w:rFonts w:ascii="Arial" w:hAnsi="Arial" w:cs="Arial"/>
+          <w:b/>
+          <w:i/>
+          <w:color w:val="305496"/>
+          <w:sz w:val="22"/>
+        </w:rPr>
+        <w:t xml:space="preserve"/>
+      </w:r>
+      <w:r>
+        <w:rPr>
+          <w:rFonts w:ascii="Arial" w:hAnsi="Arial" w:cs="Arial"/>
+          <w:b/>
+          <w:i/>
+          <w:color w:val="305496"/>
+          <w:sz w:val="22"/>
+        </w:rPr>
+        <w:t xml:space="preserve">M</w:t>
+      </w:r>
+      <w:r>
+        <w:rPr>
+          <w:rFonts w:ascii="Arial" w:hAnsi="Arial" w:cs="Arial"/>
+          <w:b/>
+          <w:i/>
+          <w:color w:val="305496"/>
+          <w:sz w:val="22"/>
+          <w:vertAlign w:val="subscript"/>
+        </w:rPr>
+        <w:t xml:space="preserve">p</w:t>
+      </w:r>
+      <w:r>
+        <w:rPr>
+          <w:rFonts w:ascii="Arial" w:hAnsi="Arial" w:cs="Arial"/>
+          <w:b/>
+          <w:i/>
+          <w:color w:val="305496"/>
+          <w:sz w:val="22"/>
+        </w:rPr>
+        <w:t xml:space="preserve"> = exp(-π·z/√(1-z</w:t>
+      </w:r>
+      <w:r>
+        <w:rPr>
+          <w:rFonts w:ascii="Arial" w:hAnsi="Arial" w:cs="Arial"/>
+          <w:b/>
+          <w:i/>
+          <w:color w:val="305496"/>
+          <w:sz w:val="22"/>
+          <w:vertAlign w:val="superscript"/>
+        </w:rPr>
+        <w:t xml:space="preserve">2</w:t>
+      </w:r>
+      <w:r>
+        <w:rPr>
+          <w:rFonts w:ascii="Arial" w:hAnsi="Arial" w:cs="Arial"/>
+          <w:b/>
+          <w:i/>
+          <w:color w:val="305496"/>
+          <w:sz w:val="22"/>
+        </w:rPr>
+        <w:t xml:space="preserve">))</w:t>
+      </w:r>
+      <w:r>
+        <w:rPr>
+          <w:rFonts w:ascii="Arial" w:hAnsi="Arial" w:cs="Arial"/>
+          <w:b/>
+          <w:i/>
+          <w:color w:val="305496"/>
+          <w:sz w:val="22"/>
+        </w:rPr>
+        <w:t xml:space="preserve">   (5)</w:t>
+      </w:r>
+    </w:p>
+    <w:p>
+      <w:pPr>
+        <w:spacing w:line="360" w:lineRule="auto" w:after="120"/>
+        <w:jc w:val="both"/>
+      </w:pPr>
+      <w:r>
+        <w:rPr>
+          <w:rFonts w:ascii="Arial" w:hAnsi="Arial" w:cs="Arial"/>
+          <w:b w:val="0"/>
+          <w:i w:val="0"/>
+          <w:sz w:val="22"/>
+        </w:rPr>
+        <w:t xml:space="preserve">Overshoot hanya bergantung pada z, sama sekali tidak pada wn. Inilah alasan overshoot disetel lebih dulu.</w:t>
+      </w:r>
+      <w:r>
+        <w:rPr>
+          <w:rFonts w:ascii="Arial" w:hAnsi="Arial" w:cs="Arial"/>
+          <w:b w:val="0"/>
+          <w:i w:val="0"/>
+          <w:sz w:val="22"/>
+        </w:rPr>
+        <w:t xml:space="preserve"> Bentuk ringkasnya dituliskan pada Persamaan (6).</w:t>
+      </w:r>
+    </w:p>
+    <w:p>
+      <w:pPr>
+        <w:spacing w:line="360" w:lineRule="auto" w:after="120"/>
+        <w:jc w:val="both"/>
+      </w:pPr>
+      <w:r>
+        <w:rPr>
+          <w:rFonts w:ascii="Arial" w:hAnsi="Arial" w:cs="Arial"/>
+          <w:b w:val="0"/>
+          <w:i w:val="0"/>
+          <w:sz w:val="22"/>
+        </w:rPr>
+        <w:t xml:space="preserve">3. Redaman dari overshoot</w:t>
+      </w:r>
+    </w:p>
+    <w:p>
+      <w:pPr>
+        <w:spacing w:before="40" w:after="120"/>
+        <w:jc w:val="center"/>
+      </w:pPr>
+      <w:r>
+        <w:rPr>
+          <w:rFonts w:ascii="Arial" w:hAnsi="Arial" w:cs="Arial"/>
+          <w:b/>
+          <w:i/>
+          <w:color w:val="305496"/>
+          <w:sz w:val="22"/>
+        </w:rPr>
+        <w:t xml:space="preserve">z = -ln(</w:t>
+      </w:r>
+      <w:r>
+        <w:rPr>
+          <w:rFonts w:ascii="Arial" w:hAnsi="Arial" w:cs="Arial"/>
+          <w:b/>
+          <w:i/>
+          <w:color w:val="305496"/>
+          <w:sz w:val="22"/>
+        </w:rPr>
+        <w:t xml:space="preserve">M</w:t>
+      </w:r>
+      <w:r>
+        <w:rPr>
+          <w:rFonts w:ascii="Arial" w:hAnsi="Arial" w:cs="Arial"/>
+          <w:b/>
+          <w:i/>
+          <w:color w:val="305496"/>
+          <w:sz w:val="22"/>
+          <w:vertAlign w:val="subscript"/>
+        </w:rPr>
+        <w:t xml:space="preserve">p</w:t>
+      </w:r>
+      <w:r>
+        <w:rPr>
+          <w:rFonts w:ascii="Arial" w:hAnsi="Arial" w:cs="Arial"/>
+          <w:b/>
+          <w:i/>
+          <w:color w:val="305496"/>
+          <w:sz w:val="22"/>
+        </w:rPr>
+        <w:t xml:space="preserve">)/√(π</w:t>
+      </w:r>
+      <w:r>
+        <w:rPr>
+          <w:rFonts w:ascii="Arial" w:hAnsi="Arial" w:cs="Arial"/>
+          <w:b/>
+          <w:i/>
+          <w:color w:val="305496"/>
+          <w:sz w:val="22"/>
+          <w:vertAlign w:val="superscript"/>
+        </w:rPr>
+        <w:t xml:space="preserve">2</w:t>
+      </w:r>
+      <w:r>
+        <w:rPr>
+          <w:rFonts w:ascii="Arial" w:hAnsi="Arial" w:cs="Arial"/>
+          <w:b/>
+          <w:i/>
+          <w:color w:val="305496"/>
+          <w:sz w:val="22"/>
+        </w:rPr>
+        <w:t xml:space="preserve"> + ln(</w:t>
+      </w:r>
+      <w:r>
+        <w:rPr>
+          <w:rFonts w:ascii="Arial" w:hAnsi="Arial" w:cs="Arial"/>
+          <w:b/>
+          <w:i/>
+          <w:color w:val="305496"/>
+          <w:sz w:val="22"/>
+        </w:rPr>
+        <w:t xml:space="preserve">M</w:t>
+      </w:r>
+      <w:r>
+        <w:rPr>
+          <w:rFonts w:ascii="Arial" w:hAnsi="Arial" w:cs="Arial"/>
+          <w:b/>
+          <w:i/>
+          <w:color w:val="305496"/>
+          <w:sz w:val="22"/>
+          <w:vertAlign w:val="subscript"/>
+        </w:rPr>
+        <w:t xml:space="preserve">p</w:t>
+      </w:r>
+      <w:r>
+        <w:rPr>
+          <w:rFonts w:ascii="Arial" w:hAnsi="Arial" w:cs="Arial"/>
+          <w:b/>
+          <w:i/>
+          <w:color w:val="305496"/>
+          <w:sz w:val="22"/>
+        </w:rPr>
+        <w:t xml:space="preserve">)</w:t>
+      </w:r>
+      <w:r>
+        <w:rPr>
+          <w:rFonts w:ascii="Arial" w:hAnsi="Arial" w:cs="Arial"/>
+          <w:b/>
+          <w:i/>
+          <w:color w:val="305496"/>
+          <w:sz w:val="22"/>
+          <w:vertAlign w:val="superscript"/>
+        </w:rPr>
+        <w:t xml:space="preserve">2</w:t>
+      </w:r>
+      <w:r>
+        <w:rPr>
+          <w:rFonts w:ascii="Arial" w:hAnsi="Arial" w:cs="Arial"/>
+          <w:b/>
+          <w:i/>
+          <w:color w:val="305496"/>
+          <w:sz w:val="22"/>
+        </w:rPr>
+        <w:t xml:space="preserve">)</w:t>
+      </w:r>
+      <w:r>
+        <w:rPr>
+          <w:rFonts w:ascii="Arial" w:hAnsi="Arial" w:cs="Arial"/>
+          <w:b/>
+          <w:i/>
+          <w:color w:val="305496"/>
+          <w:sz w:val="22"/>
+        </w:rPr>
+        <w:t xml:space="preserve">   (6)</w:t>
+      </w:r>
+    </w:p>
+    <w:p>
+      <w:pPr>
+        <w:spacing w:line="360" w:lineRule="auto" w:after="120"/>
+        <w:jc w:val="both"/>
+      </w:pPr>
+      <w:r>
+        <w:rPr>
+          <w:rFonts w:ascii="Arial" w:hAnsi="Arial" w:cs="Arial"/>
+          <w:b w:val="0"/>
+          <w:i w:val="0"/>
+          <w:sz w:val="22"/>
+        </w:rPr>
+        <w:t xml:space="preserve">Membalik hubungan sebelumnya sehingga batas overshoot langsung memberi nilai z minimum.</w:t>
+      </w:r>
+      <w:r>
+        <w:rPr>
+          <w:rFonts w:ascii="Arial" w:hAnsi="Arial" w:cs="Arial"/>
+          <w:b w:val="0"/>
+          <w:i w:val="0"/>
+          <w:sz w:val="22"/>
+        </w:rPr>
+        <w:t xml:space="preserve"> Persamaan (7) memadatkan aturan tersebut.</w:t>
+      </w:r>
+    </w:p>
+    <w:p>
+      <w:pPr>
+        <w:spacing w:line="360" w:lineRule="auto" w:after="120"/>
+        <w:jc w:val="both"/>
+      </w:pPr>
+      <w:r>
+        <w:rPr>
+          <w:rFonts w:ascii="Arial" w:hAnsi="Arial" w:cs="Arial"/>
+          <w:b w:val="0"/>
+          <w:i w:val="0"/>
+          <w:sz w:val="22"/>
+        </w:rPr>
+        <w:t xml:space="preserve">4. Settling time menentukan wn</w:t>
+      </w:r>
+    </w:p>
+    <w:p>
+      <w:pPr>
+        <w:spacing w:before="40" w:after="120"/>
+        <w:jc w:val="center"/>
+      </w:pPr>
+      <w:r>
+        <w:rPr>
+          <w:rFonts w:ascii="Arial" w:hAnsi="Arial" w:cs="Arial"/>
+          <w:b/>
+          <w:i/>
+          <w:color w:val="305496"/>
+          <w:sz w:val="22"/>
+        </w:rPr>
+        <w:t xml:space="preserve"/>
+      </w:r>
+      <w:r>
+        <w:rPr>
+          <w:rFonts w:ascii="Arial" w:hAnsi="Arial" w:cs="Arial"/>
+          <w:b/>
+          <w:i/>
+          <w:color w:val="305496"/>
+          <w:sz w:val="22"/>
+        </w:rPr>
+        <w:t xml:space="preserve">t</w:t>
+      </w:r>
+      <w:r>
+        <w:rPr>
+          <w:rFonts w:ascii="Arial" w:hAnsi="Arial" w:cs="Arial"/>
+          <w:b/>
+          <w:i/>
+          <w:color w:val="305496"/>
+          <w:sz w:val="22"/>
+          <w:vertAlign w:val="subscript"/>
+        </w:rPr>
+        <w:t xml:space="preserve">s</w:t>
+      </w:r>
+      <w:r>
+        <w:rPr>
+          <w:rFonts w:ascii="Arial" w:hAnsi="Arial" w:cs="Arial"/>
+          <w:b/>
+          <w:i/>
+          <w:color w:val="305496"/>
+          <w:sz w:val="22"/>
+        </w:rPr>
+        <w:t xml:space="preserve"> ~ 4/(z·wn)  ⇒  wn ~ 4/(z·</w:t>
+      </w:r>
+      <w:r>
+        <w:rPr>
+          <w:rFonts w:ascii="Arial" w:hAnsi="Arial" w:cs="Arial"/>
+          <w:b/>
+          <w:i/>
+          <w:color w:val="305496"/>
+          <w:sz w:val="22"/>
+        </w:rPr>
+        <w:t xml:space="preserve">t</w:t>
+      </w:r>
+      <w:r>
+        <w:rPr>
+          <w:rFonts w:ascii="Arial" w:hAnsi="Arial" w:cs="Arial"/>
+          <w:b/>
+          <w:i/>
+          <w:color w:val="305496"/>
+          <w:sz w:val="22"/>
+          <w:vertAlign w:val="subscript"/>
+        </w:rPr>
+        <w:t xml:space="preserve">s</w:t>
+      </w:r>
+      <w:r>
+        <w:rPr>
+          <w:rFonts w:ascii="Arial" w:hAnsi="Arial" w:cs="Arial"/>
+          <w:b/>
+          <w:i/>
+          <w:color w:val="305496"/>
+          <w:sz w:val="22"/>
+        </w:rPr>
+        <w:t xml:space="preserve">)</w:t>
+      </w:r>
+      <w:r>
+        <w:rPr>
+          <w:rFonts w:ascii="Arial" w:hAnsi="Arial" w:cs="Arial"/>
+          <w:b/>
+          <w:i/>
+          <w:color w:val="305496"/>
+          <w:sz w:val="22"/>
+        </w:rPr>
+        <w:t xml:space="preserve">   (7)</w:t>
+      </w:r>
+    </w:p>
+    <w:p>
+      <w:pPr>
+        <w:spacing w:line="360" w:lineRule="auto" w:after="120"/>
+        <w:jc w:val="both"/>
+      </w:pPr>
+      <w:r>
+        <w:rPr>
+          <w:rFonts w:ascii="Arial" w:hAnsi="Arial" w:cs="Arial"/>
+          <w:b w:val="0"/>
+          <w:i w:val="0"/>
+          <w:sz w:val="22"/>
+        </w:rPr>
+        <w:t xml:space="preserve">Setelah z diketahui, tuntutan kecepatan menetapkan wn. Kriteria 4/(z·wn) memakai pita dua persen.</w:t>
+      </w:r>
+      <w:r>
+        <w:rPr>
+          <w:rFonts w:ascii="Arial" w:hAnsi="Arial" w:cs="Arial"/>
+          <w:b w:val="0"/>
+          <w:i w:val="0"/>
+          <w:sz w:val="22"/>
+        </w:rPr>
+        <w:t xml:space="preserve"> Rangkuman kuantitatifnya tertulis pada Persamaan (8).</w:t>
+      </w:r>
+    </w:p>
+    <w:p>
+      <w:pPr>
+        <w:spacing w:line="360" w:lineRule="auto" w:after="120"/>
+        <w:jc w:val="both"/>
+      </w:pPr>
+      <w:r>
+        <w:rPr>
+          <w:rFonts w:ascii="Arial" w:hAnsi="Arial" w:cs="Arial"/>
+          <w:b w:val="0"/>
+          <w:i w:val="0"/>
+          <w:sz w:val="22"/>
+        </w:rPr>
+        <w:t xml:space="preserve">5. Letak pole yang dituju</w:t>
+      </w:r>
+    </w:p>
+    <w:p>
+      <w:pPr>
+        <w:spacing w:before="40" w:after="120"/>
+        <w:jc w:val="center"/>
+      </w:pPr>
+      <w:r>
+        <w:rPr>
+          <w:rFonts w:ascii="Arial" w:hAnsi="Arial" w:cs="Arial"/>
+          <w:b/>
+          <w:i/>
+          <w:color w:val="305496"/>
+          <w:sz w:val="22"/>
+        </w:rPr>
+        <w:t xml:space="preserve">s = -z·wn +/- j·wn·√(1-z</w:t>
+      </w:r>
+      <w:r>
+        <w:rPr>
+          <w:rFonts w:ascii="Arial" w:hAnsi="Arial" w:cs="Arial"/>
+          <w:b/>
+          <w:i/>
+          <w:color w:val="305496"/>
+          <w:sz w:val="22"/>
+          <w:vertAlign w:val="superscript"/>
+        </w:rPr>
+        <w:t xml:space="preserve">2</w:t>
+      </w:r>
+      <w:r>
+        <w:rPr>
+          <w:rFonts w:ascii="Arial" w:hAnsi="Arial" w:cs="Arial"/>
+          <w:b/>
+          <w:i/>
+          <w:color w:val="305496"/>
+          <w:sz w:val="22"/>
+        </w:rPr>
+        <w:t xml:space="preserve">)</w:t>
+      </w:r>
+      <w:r>
+        <w:rPr>
+          <w:rFonts w:ascii="Arial" w:hAnsi="Arial" w:cs="Arial"/>
+          <w:b/>
+          <w:i/>
+          <w:color w:val="305496"/>
+          <w:sz w:val="22"/>
+        </w:rPr>
+        <w:t xml:space="preserve">   (8)</w:t>
       </w:r>
     </w:p>
     <w:p>
@@ -4064,6 +4682,24 @@
           <w:sz w:val="22"/>
         </w:rPr>
         <w:t xml:space="preserve">Hasil penurunan ini adalah target, bukan jaminan. Model baku mengandaikan tidak ada zero dan tidak ada pole tambahan; kehadirannya akan menggeser respons sebenarnya sehingga verifikasi lewat simulasi tetap wajib.</w:t>
+      </w:r>
+      <w:r>
+        <w:rPr>
+          <w:rFonts w:ascii="Arial" w:hAnsi="Arial" w:cs="Arial"/>
+          <w:b w:val="0"/>
+          <w:i w:val="0"/>
+          <w:sz w:val="22"/>
+        </w:rPr>
+        <w:t xml:space="preserve"> Hubungan ini dirangkum dalam Persamaan (9).</w:t>
+      </w:r>
+      <w:r>
+        <w:rPr>
+          <w:rFonts w:ascii="Arial" w:hAnsi="Arial" w:cs="Arial"/>
+          <w:b w:val="0"/>
+          <w:i w:val="0"/>
+          <w:sz w:val="22"/>
+        </w:rPr>
+        <w:t xml:space="preserve"> Bentuk ringkasnya dituliskan pada Persamaan (10).</w:t>
       </w:r>
     </w:p>
     <w:p>
@@ -4132,44 +4768,8 @@
           <w:color w:val="305496"/>
           <w:sz w:val="22"/>
         </w:rPr>
-        <w:t xml:space="preserve">z = -ln(0,10)/sqrt(pi^2 + ln(0,10)^2)</w:t>
-      </w:r>
-    </w:p>
-    <w:p>
-      <w:pPr>
-        <w:spacing w:line="360" w:lineRule="auto" w:after="120"/>
-        <w:jc w:val="both"/>
-      </w:pPr>
-      <w:r>
-        <w:rPr>
-          <w:rFonts w:ascii="Arial" w:hAnsi="Arial" w:cs="Arial"/>
-          <w:b w:val="0"/>
-          <w:i w:val="0"/>
-          <w:sz w:val="22"/>
-        </w:rPr>
-        <w:t xml:space="preserve">ln(0,10) = -2,3026 sehingga z = 2,3026/sqrt(9,8696 + 5,3020) = 2,3026/3,8951 = 0,591</w:t>
-      </w:r>
-    </w:p>
-    <w:p>
-      <w:pPr>
-        <w:spacing w:line="360" w:lineRule="auto" w:after="120"/>
-        <w:jc w:val="both"/>
-      </w:pPr>
-      <w:r>
-        <w:rPr>
-          <w:rFonts w:ascii="Arial" w:hAnsi="Arial" w:cs="Arial"/>
-          <w:b w:val="0"/>
-          <w:i w:val="0"/>
-          <w:sz w:val="22"/>
-        </w:rPr>
-        <w:t xml:space="preserve">2. Hitung frekuensi alami</w:t>
-      </w:r>
-    </w:p>
-    <w:p>
-      <w:pPr>
-        <w:spacing w:before="40" w:after="120"/>
-        <w:jc w:val="center"/>
-      </w:pPr>
+        <w:t xml:space="preserve">z = -ln(0,10)/√(π</w:t>
+      </w:r>
       <w:r>
         <w:rPr>
           <w:rFonts w:ascii="Arial" w:hAnsi="Arial" w:cs="Arial"/>
@@ -4177,45 +4777,10 @@
           <w:i/>
           <w:color w:val="305496"/>
           <w:sz w:val="22"/>
-        </w:rPr>
-        <w:t xml:space="preserve">wn = 4/(z*t_s) = 4/(0,591*2)</w:t>
-      </w:r>
-    </w:p>
-    <w:p>
-      <w:pPr>
-        <w:spacing w:line="360" w:lineRule="auto" w:after="120"/>
-        <w:jc w:val="both"/>
-      </w:pPr>
-      <w:r>
-        <w:rPr>
-          <w:rFonts w:ascii="Arial" w:hAnsi="Arial" w:cs="Arial"/>
-          <w:b w:val="0"/>
-          <w:i w:val="0"/>
-          <w:sz w:val="22"/>
-        </w:rPr>
-        <w:t xml:space="preserve">Diperoleh wn = 3,384 rad/s.</w:t>
-      </w:r>
-    </w:p>
-    <w:p>
-      <w:pPr>
-        <w:spacing w:line="360" w:lineRule="auto" w:after="120"/>
-        <w:jc w:val="both"/>
-      </w:pPr>
-      <w:r>
-        <w:rPr>
-          <w:rFonts w:ascii="Arial" w:hAnsi="Arial" w:cs="Arial"/>
-          <w:b w:val="0"/>
-          <w:i w:val="0"/>
-          <w:sz w:val="22"/>
-        </w:rPr>
-        <w:t xml:space="preserve">3. Tentukan letak pole</w:t>
-      </w:r>
-    </w:p>
-    <w:p>
-      <w:pPr>
-        <w:spacing w:before="40" w:after="120"/>
-        <w:jc w:val="center"/>
-      </w:pPr>
+          <w:vertAlign w:val="superscript"/>
+        </w:rPr>
+        <w:t xml:space="preserve">2</w:t>
+      </w:r>
       <w:r>
         <w:rPr>
           <w:rFonts w:ascii="Arial" w:hAnsi="Arial" w:cs="Arial"/>
@@ -4224,44 +4789,8 @@
           <w:color w:val="305496"/>
           <w:sz w:val="22"/>
         </w:rPr>
-        <w:t xml:space="preserve">s = -0,591*3,384 +/- j*3,384*sqrt(1-0,591^2)</w:t>
-      </w:r>
-    </w:p>
-    <w:p>
-      <w:pPr>
-        <w:spacing w:line="360" w:lineRule="auto" w:after="120"/>
-        <w:jc w:val="both"/>
-      </w:pPr>
-      <w:r>
-        <w:rPr>
-          <w:rFonts w:ascii="Arial" w:hAnsi="Arial" w:cs="Arial"/>
-          <w:b w:val="0"/>
-          <w:i w:val="0"/>
-          <w:sz w:val="22"/>
-        </w:rPr>
-        <w:t xml:space="preserve">Bagian nyata -2,000 dan bagian imajiner +/-2,731.</w:t>
-      </w:r>
-    </w:p>
-    <w:p>
-      <w:pPr>
-        <w:spacing w:line="360" w:lineRule="auto" w:after="120"/>
-        <w:jc w:val="both"/>
-      </w:pPr>
-      <w:r>
-        <w:rPr>
-          <w:rFonts w:ascii="Arial" w:hAnsi="Arial" w:cs="Arial"/>
-          <w:b w:val="0"/>
-          <w:i w:val="0"/>
-          <w:sz w:val="22"/>
-        </w:rPr>
-        <w:t xml:space="preserve">4. Periksa kembali</w:t>
-      </w:r>
-    </w:p>
-    <w:p>
-      <w:pPr>
-        <w:spacing w:before="40" w:after="120"/>
-        <w:jc w:val="center"/>
-      </w:pPr>
+        <w:t xml:space="preserve"> + ln(0,10)</w:t>
+      </w:r>
       <w:r>
         <w:rPr>
           <w:rFonts w:ascii="Arial" w:hAnsi="Arial" w:cs="Arial"/>
@@ -4269,8 +4798,319 @@
           <w:i/>
           <w:color w:val="305496"/>
           <w:sz w:val="22"/>
-        </w:rPr>
-        <w:t xml:space="preserve">M_p = exp(-pi*0,591/sqrt(1-0,591^2)) = 0,0999</w:t>
+          <w:vertAlign w:val="superscript"/>
+        </w:rPr>
+        <w:t xml:space="preserve">2</w:t>
+      </w:r>
+      <w:r>
+        <w:rPr>
+          <w:rFonts w:ascii="Arial" w:hAnsi="Arial" w:cs="Arial"/>
+          <w:b/>
+          <w:i/>
+          <w:color w:val="305496"/>
+          <w:sz w:val="22"/>
+        </w:rPr>
+        <w:t xml:space="preserve">)</w:t>
+      </w:r>
+      <w:r>
+        <w:rPr>
+          <w:rFonts w:ascii="Arial" w:hAnsi="Arial" w:cs="Arial"/>
+          <w:b/>
+          <w:i/>
+          <w:color w:val="305496"/>
+          <w:sz w:val="22"/>
+        </w:rPr>
+        <w:t xml:space="preserve">   (9)</w:t>
+      </w:r>
+    </w:p>
+    <w:p>
+      <w:pPr>
+        <w:spacing w:line="360" w:lineRule="auto" w:after="120"/>
+        <w:jc w:val="both"/>
+      </w:pPr>
+      <w:r>
+        <w:rPr>
+          <w:rFonts w:ascii="Arial" w:hAnsi="Arial" w:cs="Arial"/>
+          <w:b w:val="0"/>
+          <w:i w:val="0"/>
+          <w:sz w:val="22"/>
+        </w:rPr>
+        <w:t xml:space="preserve">ln(0,10) = -2,3026 sehingga z = 2,3026/√(9,8696 + 5,3020) = 2,3026/3,8951 = 0,591</w:t>
+      </w:r>
+    </w:p>
+    <w:p>
+      <w:pPr>
+        <w:spacing w:line="360" w:lineRule="auto" w:after="120"/>
+        <w:jc w:val="both"/>
+      </w:pPr>
+      <w:r>
+        <w:rPr>
+          <w:rFonts w:ascii="Arial" w:hAnsi="Arial" w:cs="Arial"/>
+          <w:b w:val="0"/>
+          <w:i w:val="0"/>
+          <w:sz w:val="22"/>
+        </w:rPr>
+        <w:t xml:space="preserve">2. Hitung frekuensi alami</w:t>
+      </w:r>
+    </w:p>
+    <w:p>
+      <w:pPr>
+        <w:spacing w:before="40" w:after="120"/>
+        <w:jc w:val="center"/>
+      </w:pPr>
+      <w:r>
+        <w:rPr>
+          <w:rFonts w:ascii="Arial" w:hAnsi="Arial" w:cs="Arial"/>
+          <w:b/>
+          <w:i/>
+          <w:color w:val="305496"/>
+          <w:sz w:val="22"/>
+        </w:rPr>
+        <w:t xml:space="preserve">wn = 4/(z·</w:t>
+      </w:r>
+      <w:r>
+        <w:rPr>
+          <w:rFonts w:ascii="Arial" w:hAnsi="Arial" w:cs="Arial"/>
+          <w:b/>
+          <w:i/>
+          <w:color w:val="305496"/>
+          <w:sz w:val="22"/>
+        </w:rPr>
+        <w:t xml:space="preserve">t</w:t>
+      </w:r>
+      <w:r>
+        <w:rPr>
+          <w:rFonts w:ascii="Arial" w:hAnsi="Arial" w:cs="Arial"/>
+          <w:b/>
+          <w:i/>
+          <w:color w:val="305496"/>
+          <w:sz w:val="22"/>
+          <w:vertAlign w:val="subscript"/>
+        </w:rPr>
+        <w:t xml:space="preserve">s</w:t>
+      </w:r>
+      <w:r>
+        <w:rPr>
+          <w:rFonts w:ascii="Arial" w:hAnsi="Arial" w:cs="Arial"/>
+          <w:b/>
+          <w:i/>
+          <w:color w:val="305496"/>
+          <w:sz w:val="22"/>
+        </w:rPr>
+        <w:t xml:space="preserve">) = 4/(0,591·2)</w:t>
+      </w:r>
+      <w:r>
+        <w:rPr>
+          <w:rFonts w:ascii="Arial" w:hAnsi="Arial" w:cs="Arial"/>
+          <w:b/>
+          <w:i/>
+          <w:color w:val="305496"/>
+          <w:sz w:val="22"/>
+        </w:rPr>
+        <w:t xml:space="preserve">   (10)</w:t>
+      </w:r>
+    </w:p>
+    <w:p>
+      <w:pPr>
+        <w:spacing w:line="360" w:lineRule="auto" w:after="120"/>
+        <w:jc w:val="both"/>
+      </w:pPr>
+      <w:r>
+        <w:rPr>
+          <w:rFonts w:ascii="Arial" w:hAnsi="Arial" w:cs="Arial"/>
+          <w:b w:val="0"/>
+          <w:i w:val="0"/>
+          <w:sz w:val="22"/>
+        </w:rPr>
+        <w:t xml:space="preserve">Diperoleh wn = 3,384 rad/s.</w:t>
+      </w:r>
+      <w:r>
+        <w:rPr>
+          <w:rFonts w:ascii="Arial" w:hAnsi="Arial" w:cs="Arial"/>
+          <w:b w:val="0"/>
+          <w:i w:val="0"/>
+          <w:sz w:val="22"/>
+        </w:rPr>
+        <w:t xml:space="preserve"> Persamaan (11) memadatkan aturan tersebut.</w:t>
+      </w:r>
+    </w:p>
+    <w:p>
+      <w:pPr>
+        <w:spacing w:line="360" w:lineRule="auto" w:after="120"/>
+        <w:jc w:val="both"/>
+      </w:pPr>
+      <w:r>
+        <w:rPr>
+          <w:rFonts w:ascii="Arial" w:hAnsi="Arial" w:cs="Arial"/>
+          <w:b w:val="0"/>
+          <w:i w:val="0"/>
+          <w:sz w:val="22"/>
+        </w:rPr>
+        <w:t xml:space="preserve">3. Tentukan letak pole</w:t>
+      </w:r>
+    </w:p>
+    <w:p>
+      <w:pPr>
+        <w:spacing w:before="40" w:after="120"/>
+        <w:jc w:val="center"/>
+      </w:pPr>
+      <w:r>
+        <w:rPr>
+          <w:rFonts w:ascii="Arial" w:hAnsi="Arial" w:cs="Arial"/>
+          <w:b/>
+          <w:i/>
+          <w:color w:val="305496"/>
+          <w:sz w:val="22"/>
+        </w:rPr>
+        <w:t xml:space="preserve">s = -0,591·3,384 +/- j·3,384·√(1-0,591</w:t>
+      </w:r>
+      <w:r>
+        <w:rPr>
+          <w:rFonts w:ascii="Arial" w:hAnsi="Arial" w:cs="Arial"/>
+          <w:b/>
+          <w:i/>
+          <w:color w:val="305496"/>
+          <w:sz w:val="22"/>
+          <w:vertAlign w:val="superscript"/>
+        </w:rPr>
+        <w:t xml:space="preserve">2</w:t>
+      </w:r>
+      <w:r>
+        <w:rPr>
+          <w:rFonts w:ascii="Arial" w:hAnsi="Arial" w:cs="Arial"/>
+          <w:b/>
+          <w:i/>
+          <w:color w:val="305496"/>
+          <w:sz w:val="22"/>
+        </w:rPr>
+        <w:t xml:space="preserve">)</w:t>
+      </w:r>
+      <w:r>
+        <w:rPr>
+          <w:rFonts w:ascii="Arial" w:hAnsi="Arial" w:cs="Arial"/>
+          <w:b/>
+          <w:i/>
+          <w:color w:val="305496"/>
+          <w:sz w:val="22"/>
+        </w:rPr>
+        <w:t xml:space="preserve">   (11)</w:t>
+      </w:r>
+    </w:p>
+    <w:p>
+      <w:pPr>
+        <w:spacing w:line="360" w:lineRule="auto" w:after="120"/>
+        <w:jc w:val="both"/>
+      </w:pPr>
+      <w:r>
+        <w:rPr>
+          <w:rFonts w:ascii="Arial" w:hAnsi="Arial" w:cs="Arial"/>
+          <w:b w:val="0"/>
+          <w:i w:val="0"/>
+          <w:sz w:val="22"/>
+        </w:rPr>
+        <w:t xml:space="preserve">Bagian nyata -2,000 dan bagian imajiner +/-2,731.</w:t>
+      </w:r>
+      <w:r>
+        <w:rPr>
+          <w:rFonts w:ascii="Arial" w:hAnsi="Arial" w:cs="Arial"/>
+          <w:b w:val="0"/>
+          <w:i w:val="0"/>
+          <w:sz w:val="22"/>
+        </w:rPr>
+        <w:t xml:space="preserve"> Rangkuman kuantitatifnya tertulis pada Persamaan (12).</w:t>
+      </w:r>
+    </w:p>
+    <w:p>
+      <w:pPr>
+        <w:spacing w:line="360" w:lineRule="auto" w:after="120"/>
+        <w:jc w:val="both"/>
+      </w:pPr>
+      <w:r>
+        <w:rPr>
+          <w:rFonts w:ascii="Arial" w:hAnsi="Arial" w:cs="Arial"/>
+          <w:b w:val="0"/>
+          <w:i w:val="0"/>
+          <w:sz w:val="22"/>
+        </w:rPr>
+        <w:t xml:space="preserve">4. Periksa kembali</w:t>
+      </w:r>
+    </w:p>
+    <w:p>
+      <w:pPr>
+        <w:spacing w:before="40" w:after="120"/>
+        <w:jc w:val="center"/>
+      </w:pPr>
+      <w:r>
+        <w:rPr>
+          <w:rFonts w:ascii="Arial" w:hAnsi="Arial" w:cs="Arial"/>
+          <w:b/>
+          <w:i/>
+          <w:color w:val="305496"/>
+          <w:sz w:val="22"/>
+        </w:rPr>
+        <w:t xml:space="preserve"/>
+      </w:r>
+      <w:r>
+        <w:rPr>
+          <w:rFonts w:ascii="Arial" w:hAnsi="Arial" w:cs="Arial"/>
+          <w:b/>
+          <w:i/>
+          <w:color w:val="305496"/>
+          <w:sz w:val="22"/>
+        </w:rPr>
+        <w:t xml:space="preserve">M</w:t>
+      </w:r>
+      <w:r>
+        <w:rPr>
+          <w:rFonts w:ascii="Arial" w:hAnsi="Arial" w:cs="Arial"/>
+          <w:b/>
+          <w:i/>
+          <w:color w:val="305496"/>
+          <w:sz w:val="22"/>
+          <w:vertAlign w:val="subscript"/>
+        </w:rPr>
+        <w:t xml:space="preserve">p</w:t>
+      </w:r>
+      <w:r>
+        <w:rPr>
+          <w:rFonts w:ascii="Arial" w:hAnsi="Arial" w:cs="Arial"/>
+          <w:b/>
+          <w:i/>
+          <w:color w:val="305496"/>
+          <w:sz w:val="22"/>
+        </w:rPr>
+        <w:t xml:space="preserve"> = exp(-π·0,591/√(1-0,591</w:t>
+      </w:r>
+      <w:r>
+        <w:rPr>
+          <w:rFonts w:ascii="Arial" w:hAnsi="Arial" w:cs="Arial"/>
+          <w:b/>
+          <w:i/>
+          <w:color w:val="305496"/>
+          <w:sz w:val="22"/>
+          <w:vertAlign w:val="superscript"/>
+        </w:rPr>
+        <w:t xml:space="preserve">2</w:t>
+      </w:r>
+      <w:r>
+        <w:rPr>
+          <w:rFonts w:ascii="Arial" w:hAnsi="Arial" w:cs="Arial"/>
+          <w:b/>
+          <w:i/>
+          <w:color w:val="305496"/>
+          <w:sz w:val="22"/>
+        </w:rPr>
+        <w:t xml:space="preserve">)) = 0,0999</w:t>
+      </w:r>
+      <w:r>
+        <w:rPr>
+          <w:rFonts w:ascii="Arial" w:hAnsi="Arial" w:cs="Arial"/>
+          <w:b/>
+          <w:i/>
+          <w:color w:val="305496"/>
+          <w:sz w:val="22"/>
+        </w:rPr>
+        <w:t xml:space="preserve">   (12)</w:t>
       </w:r>
     </w:p>
     <w:p>
@@ -4300,7 +5140,35 @@
           <w:i w:val="0"/>
           <w:sz w:val="22"/>
         </w:rPr>
-        <w:t xml:space="preserve">Jawaban. Pole sasaran adalah s = -2,000 +/- j2,731. Setiap kandidat controller sekarang dapat dinilai secara objektif: apakah ia menempatkan pole loop tertutup di sekitar titik tersebut tanpa menuntut sinyal kendali di luar kemampuan actuator.</w:t>
+        <w:t xml:space="preserve">Jawaban. Pole sasaran adalah s = -2,000 +/- </w:t>
+      </w:r>
+      <w:r>
+        <w:rPr>
+          <w:rFonts w:ascii="Arial" w:hAnsi="Arial" w:cs="Arial"/>
+          <w:b w:val="0"/>
+          <w:i w:val="0"/>
+          <w:sz w:val="22"/>
+        </w:rPr>
+        <w:t xml:space="preserve">j</w:t>
+      </w:r>
+      <w:r>
+        <w:rPr>
+          <w:rFonts w:ascii="Arial" w:hAnsi="Arial" w:cs="Arial"/>
+          <w:b w:val="0"/>
+          <w:i w:val="0"/>
+          <w:sz w:val="22"/>
+          <w:vertAlign w:val="subscript"/>
+        </w:rPr>
+        <w:t xml:space="preserve">2</w:t>
+      </w:r>
+      <w:r>
+        <w:rPr>
+          <w:rFonts w:ascii="Arial" w:hAnsi="Arial" w:cs="Arial"/>
+          <w:b w:val="0"/>
+          <w:i w:val="0"/>
+          <w:sz w:val="22"/>
+        </w:rPr>
+        <w:t xml:space="preserve">,731. Setiap kandidat controller sekarang dapat dinilai secara objektif: apakah ia menempatkan pole loop tertutup di sekitar titik tersebut tanpa menuntut sinyal kendali di luar kemampuan actuator.</w:t>
       </w:r>
     </w:p>
     <w:p>
@@ -5376,7 +6244,16 @@
           <w:i w:val="0"/>
           <w:sz w:val="22"/>
         </w:rPr>
-        <w:t xml:space="preserve">Parameter acuan: Plant orde satu G(s) = K/(tau*s + 1) dengan controller proporsional Kp dan umpan balik satuan. Spesifikasi rancangan: overshoot maksimum 10 persen dan waktu menetap maksimum 2 detik pada pita dua persen.</w:t>
+        <w:t xml:space="preserve">Parameter acuan: Plant orde satu G(s) = K/(τ·s + 1) dengan controller proporsional Kp dan umpan balik satuan. Spesifikasi rancangan: overshoot maksimum 10 persen dan waktu menetap maksimum 2 detik pada pita dua persen.</w:t>
+      </w:r>
+      <w:r>
+        <w:rPr>
+          <w:rFonts w:ascii="Arial" w:hAnsi="Arial" w:cs="Arial"/>
+          <w:b w:val="0"/>
+          <w:i w:val="0"/>
+          <w:sz w:val="22"/>
+        </w:rPr>
+        <w:t xml:space="preserve"> Rinciannya dirangkum pada Tabel 1.</w:t>
       </w:r>
     </w:p>
     <w:p>
@@ -5547,7 +6424,7 @@
                 <w:i w:val="0"/>
                 <w:sz w:val="19"/>
               </w:rPr>
-              <w:t xml:space="preserve">tau</w:t>
+              <w:t xml:space="preserve">τ</w:t>
             </w:r>
           </w:p>
         </w:tc>
@@ -5740,82 +6617,306 @@
           <w:i w:val="0"/>
           <w:sz w:val="22"/>
         </w:rPr>
-        <w:t xml:space="preserve">C2. Hitung error tunak terhadap step satuan, lalu nyatakan dalam persen. Cetak: e_ss dalam persen.</w:t>
-      </w:r>
-    </w:p>
-    <w:p>
-      <w:pPr>
-        <w:spacing w:line="360" w:lineRule="auto" w:after="120"/>
-        <w:jc w:val="both"/>
-      </w:pPr>
-      <w:r>
-        <w:rPr>
-          <w:rFonts w:ascii="Arial" w:hAnsi="Arial" w:cs="Arial"/>
-          <w:b w:val="0"/>
-          <w:i w:val="0"/>
-          <w:sz w:val="22"/>
-        </w:rPr>
-        <w:t xml:space="preserve">–  PETUNJUK: Langkah: 1) hitung L. 2) e_ss = 1/(1+L). 3) kalikan 100.</w:t>
-      </w:r>
-    </w:p>
-    <w:p>
-      <w:pPr>
-        <w:spacing w:line="360" w:lineRule="auto" w:after="120"/>
-        <w:jc w:val="both"/>
-      </w:pPr>
-      <w:r>
-        <w:rPr>
-          <w:rFonts w:ascii="Arial" w:hAnsi="Arial" w:cs="Arial"/>
-          <w:b w:val="0"/>
-          <w:i w:val="0"/>
-          <w:sz w:val="22"/>
-        </w:rPr>
-        <w:t xml:space="preserve">C3. Hitung konstanta waktu loop tertutup dalam detik. Cetak: tau_cl.</w:t>
-      </w:r>
-    </w:p>
-    <w:p>
-      <w:pPr>
-        <w:spacing w:line="360" w:lineRule="auto" w:after="120"/>
-        <w:jc w:val="both"/>
-      </w:pPr>
-      <w:r>
-        <w:rPr>
-          <w:rFonts w:ascii="Arial" w:hAnsi="Arial" w:cs="Arial"/>
-          <w:b w:val="0"/>
-          <w:i w:val="0"/>
-          <w:sz w:val="22"/>
-        </w:rPr>
-        <w:t xml:space="preserve">–  PETUNJUK: Langkah: 1) hitung L. 2) hitung 1+L. 3) tau_cl = tau/(1+L).</w:t>
-      </w:r>
-    </w:p>
-    <w:p>
-      <w:pPr>
-        <w:spacing w:line="360" w:lineRule="auto" w:after="120"/>
-        <w:jc w:val="both"/>
-      </w:pPr>
-      <w:r>
-        <w:rPr>
-          <w:rFonts w:ascii="Arial" w:hAnsi="Arial" w:cs="Arial"/>
-          <w:b w:val="0"/>
-          <w:i w:val="0"/>
-          <w:sz w:val="22"/>
-        </w:rPr>
-        <w:t xml:space="preserve">C4. Hitung waktu menetap loop tertutup pada pita dua persen, dalam detik, lalu bandingkan dengan batas spesifikasi 2 detik. Cetak: t_s.</w:t>
-      </w:r>
-    </w:p>
-    <w:p>
-      <w:pPr>
-        <w:spacing w:line="360" w:lineRule="auto" w:after="120"/>
-        <w:jc w:val="both"/>
-      </w:pPr>
-      <w:r>
-        <w:rPr>
-          <w:rFonts w:ascii="Arial" w:hAnsi="Arial" w:cs="Arial"/>
-          <w:b w:val="0"/>
-          <w:i w:val="0"/>
-          <w:sz w:val="22"/>
-        </w:rPr>
-        <w:t xml:space="preserve">–  PETUNJUK: Langkah: 1) hitung L. 2) tau_cl = tau/(1+L). 3) t_s = 4 x tau_cl. 4) bandingkan dengan batas 2 detik.</w:t>
+        <w:t xml:space="preserve">C2. Hitung error tunak terhadap step satuan, lalu nyatakan dalam persen. Cetak: </w:t>
+      </w:r>
+      <w:r>
+        <w:rPr>
+          <w:rFonts w:ascii="Arial" w:hAnsi="Arial" w:cs="Arial"/>
+          <w:b w:val="0"/>
+          <w:i w:val="0"/>
+          <w:sz w:val="22"/>
+        </w:rPr>
+        <w:t xml:space="preserve">e</w:t>
+      </w:r>
+      <w:r>
+        <w:rPr>
+          <w:rFonts w:ascii="Arial" w:hAnsi="Arial" w:cs="Arial"/>
+          <w:b w:val="0"/>
+          <w:i w:val="0"/>
+          <w:sz w:val="22"/>
+          <w:vertAlign w:val="subscript"/>
+        </w:rPr>
+        <w:t xml:space="preserve">ss</w:t>
+      </w:r>
+      <w:r>
+        <w:rPr>
+          <w:rFonts w:ascii="Arial" w:hAnsi="Arial" w:cs="Arial"/>
+          <w:b w:val="0"/>
+          <w:i w:val="0"/>
+          <w:sz w:val="22"/>
+        </w:rPr>
+        <w:t xml:space="preserve"> dalam persen.</w:t>
+      </w:r>
+    </w:p>
+    <w:p>
+      <w:pPr>
+        <w:spacing w:line="360" w:lineRule="auto" w:after="120"/>
+        <w:jc w:val="both"/>
+      </w:pPr>
+      <w:r>
+        <w:rPr>
+          <w:rFonts w:ascii="Arial" w:hAnsi="Arial" w:cs="Arial"/>
+          <w:b w:val="0"/>
+          <w:i w:val="0"/>
+          <w:sz w:val="22"/>
+        </w:rPr>
+        <w:t xml:space="preserve">–  PETUNJUK: Langkah: 1) hitung L. 2) </w:t>
+      </w:r>
+      <w:r>
+        <w:rPr>
+          <w:rFonts w:ascii="Arial" w:hAnsi="Arial" w:cs="Arial"/>
+          <w:b w:val="0"/>
+          <w:i w:val="0"/>
+          <w:sz w:val="22"/>
+        </w:rPr>
+        <w:t xml:space="preserve">e</w:t>
+      </w:r>
+      <w:r>
+        <w:rPr>
+          <w:rFonts w:ascii="Arial" w:hAnsi="Arial" w:cs="Arial"/>
+          <w:b w:val="0"/>
+          <w:i w:val="0"/>
+          <w:sz w:val="22"/>
+          <w:vertAlign w:val="subscript"/>
+        </w:rPr>
+        <w:t xml:space="preserve">ss</w:t>
+      </w:r>
+      <w:r>
+        <w:rPr>
+          <w:rFonts w:ascii="Arial" w:hAnsi="Arial" w:cs="Arial"/>
+          <w:b w:val="0"/>
+          <w:i w:val="0"/>
+          <w:sz w:val="22"/>
+        </w:rPr>
+        <w:t xml:space="preserve"> = 1/(1+L). 3) kalikan 100.</w:t>
+      </w:r>
+    </w:p>
+    <w:p>
+      <w:pPr>
+        <w:spacing w:line="360" w:lineRule="auto" w:after="120"/>
+        <w:jc w:val="both"/>
+      </w:pPr>
+      <w:r>
+        <w:rPr>
+          <w:rFonts w:ascii="Arial" w:hAnsi="Arial" w:cs="Arial"/>
+          <w:b w:val="0"/>
+          <w:i w:val="0"/>
+          <w:sz w:val="22"/>
+        </w:rPr>
+        <w:t xml:space="preserve">C3. Hitung konstanta waktu loop tertutup dalam detik. Cetak: </w:t>
+      </w:r>
+      <w:r>
+        <w:rPr>
+          <w:rFonts w:ascii="Arial" w:hAnsi="Arial" w:cs="Arial"/>
+          <w:b w:val="0"/>
+          <w:i w:val="0"/>
+          <w:sz w:val="22"/>
+        </w:rPr>
+        <w:t xml:space="preserve">τ</w:t>
+      </w:r>
+      <w:r>
+        <w:rPr>
+          <w:rFonts w:ascii="Arial" w:hAnsi="Arial" w:cs="Arial"/>
+          <w:b w:val="0"/>
+          <w:i w:val="0"/>
+          <w:sz w:val="22"/>
+          <w:vertAlign w:val="subscript"/>
+        </w:rPr>
+        <w:t xml:space="preserve">cl</w:t>
+      </w:r>
+      <w:r>
+        <w:rPr>
+          <w:rFonts w:ascii="Arial" w:hAnsi="Arial" w:cs="Arial"/>
+          <w:b w:val="0"/>
+          <w:i w:val="0"/>
+          <w:sz w:val="22"/>
+        </w:rPr>
+        <w:t xml:space="preserve">.</w:t>
+      </w:r>
+    </w:p>
+    <w:p>
+      <w:pPr>
+        <w:spacing w:line="360" w:lineRule="auto" w:after="120"/>
+        <w:jc w:val="both"/>
+      </w:pPr>
+      <w:r>
+        <w:rPr>
+          <w:rFonts w:ascii="Arial" w:hAnsi="Arial" w:cs="Arial"/>
+          <w:b w:val="0"/>
+          <w:i w:val="0"/>
+          <w:sz w:val="22"/>
+        </w:rPr>
+        <w:t xml:space="preserve">–  PETUNJUK: Langkah: 1) hitung L. 2) hitung 1+L. 3) </w:t>
+      </w:r>
+      <w:r>
+        <w:rPr>
+          <w:rFonts w:ascii="Arial" w:hAnsi="Arial" w:cs="Arial"/>
+          <w:b w:val="0"/>
+          <w:i w:val="0"/>
+          <w:sz w:val="22"/>
+        </w:rPr>
+        <w:t xml:space="preserve">τ</w:t>
+      </w:r>
+      <w:r>
+        <w:rPr>
+          <w:rFonts w:ascii="Arial" w:hAnsi="Arial" w:cs="Arial"/>
+          <w:b w:val="0"/>
+          <w:i w:val="0"/>
+          <w:sz w:val="22"/>
+          <w:vertAlign w:val="subscript"/>
+        </w:rPr>
+        <w:t xml:space="preserve">cl</w:t>
+      </w:r>
+      <w:r>
+        <w:rPr>
+          <w:rFonts w:ascii="Arial" w:hAnsi="Arial" w:cs="Arial"/>
+          <w:b w:val="0"/>
+          <w:i w:val="0"/>
+          <w:sz w:val="22"/>
+        </w:rPr>
+        <w:t xml:space="preserve"> = τ/(1+L).</w:t>
+      </w:r>
+    </w:p>
+    <w:p>
+      <w:pPr>
+        <w:spacing w:line="360" w:lineRule="auto" w:after="120"/>
+        <w:jc w:val="both"/>
+      </w:pPr>
+      <w:r>
+        <w:rPr>
+          <w:rFonts w:ascii="Arial" w:hAnsi="Arial" w:cs="Arial"/>
+          <w:b w:val="0"/>
+          <w:i w:val="0"/>
+          <w:sz w:val="22"/>
+        </w:rPr>
+        <w:t xml:space="preserve">C4. Hitung waktu menetap loop tertutup pada pita dua persen, dalam detik, lalu bandingkan dengan batas spesifikasi 2 detik. Cetak: </w:t>
+      </w:r>
+      <w:r>
+        <w:rPr>
+          <w:rFonts w:ascii="Arial" w:hAnsi="Arial" w:cs="Arial"/>
+          <w:b w:val="0"/>
+          <w:i w:val="0"/>
+          <w:sz w:val="22"/>
+        </w:rPr>
+        <w:t xml:space="preserve">t</w:t>
+      </w:r>
+      <w:r>
+        <w:rPr>
+          <w:rFonts w:ascii="Arial" w:hAnsi="Arial" w:cs="Arial"/>
+          <w:b w:val="0"/>
+          <w:i w:val="0"/>
+          <w:sz w:val="22"/>
+          <w:vertAlign w:val="subscript"/>
+        </w:rPr>
+        <w:t xml:space="preserve">s</w:t>
+      </w:r>
+      <w:r>
+        <w:rPr>
+          <w:rFonts w:ascii="Arial" w:hAnsi="Arial" w:cs="Arial"/>
+          <w:b w:val="0"/>
+          <w:i w:val="0"/>
+          <w:sz w:val="22"/>
+        </w:rPr>
+        <w:t xml:space="preserve">.</w:t>
+      </w:r>
+    </w:p>
+    <w:p>
+      <w:pPr>
+        <w:spacing w:line="360" w:lineRule="auto" w:after="120"/>
+        <w:jc w:val="both"/>
+      </w:pPr>
+      <w:r>
+        <w:rPr>
+          <w:rFonts w:ascii="Arial" w:hAnsi="Arial" w:cs="Arial"/>
+          <w:b w:val="0"/>
+          <w:i w:val="0"/>
+          <w:sz w:val="22"/>
+        </w:rPr>
+        <w:t xml:space="preserve">–  PETUNJUK: Langkah: 1) hitung L. 2) </w:t>
+      </w:r>
+      <w:r>
+        <w:rPr>
+          <w:rFonts w:ascii="Arial" w:hAnsi="Arial" w:cs="Arial"/>
+          <w:b w:val="0"/>
+          <w:i w:val="0"/>
+          <w:sz w:val="22"/>
+        </w:rPr>
+        <w:t xml:space="preserve">τ</w:t>
+      </w:r>
+      <w:r>
+        <w:rPr>
+          <w:rFonts w:ascii="Arial" w:hAnsi="Arial" w:cs="Arial"/>
+          <w:b w:val="0"/>
+          <w:i w:val="0"/>
+          <w:sz w:val="22"/>
+          <w:vertAlign w:val="subscript"/>
+        </w:rPr>
+        <w:t xml:space="preserve">cl</w:t>
+      </w:r>
+      <w:r>
+        <w:rPr>
+          <w:rFonts w:ascii="Arial" w:hAnsi="Arial" w:cs="Arial"/>
+          <w:b w:val="0"/>
+          <w:i w:val="0"/>
+          <w:sz w:val="22"/>
+        </w:rPr>
+        <w:t xml:space="preserve"> = τ/(1+L). 3) </w:t>
+      </w:r>
+      <w:r>
+        <w:rPr>
+          <w:rFonts w:ascii="Arial" w:hAnsi="Arial" w:cs="Arial"/>
+          <w:b w:val="0"/>
+          <w:i w:val="0"/>
+          <w:sz w:val="22"/>
+        </w:rPr>
+        <w:t xml:space="preserve">t</w:t>
+      </w:r>
+      <w:r>
+        <w:rPr>
+          <w:rFonts w:ascii="Arial" w:hAnsi="Arial" w:cs="Arial"/>
+          <w:b w:val="0"/>
+          <w:i w:val="0"/>
+          <w:sz w:val="22"/>
+          <w:vertAlign w:val="subscript"/>
+        </w:rPr>
+        <w:t xml:space="preserve">s</w:t>
+      </w:r>
+      <w:r>
+        <w:rPr>
+          <w:rFonts w:ascii="Arial" w:hAnsi="Arial" w:cs="Arial"/>
+          <w:b w:val="0"/>
+          <w:i w:val="0"/>
+          <w:sz w:val="22"/>
+        </w:rPr>
+        <w:t xml:space="preserve"> = 4 x </w:t>
+      </w:r>
+      <w:r>
+        <w:rPr>
+          <w:rFonts w:ascii="Arial" w:hAnsi="Arial" w:cs="Arial"/>
+          <w:b w:val="0"/>
+          <w:i w:val="0"/>
+          <w:sz w:val="22"/>
+        </w:rPr>
+        <w:t xml:space="preserve">τ</w:t>
+      </w:r>
+      <w:r>
+        <w:rPr>
+          <w:rFonts w:ascii="Arial" w:hAnsi="Arial" w:cs="Arial"/>
+          <w:b w:val="0"/>
+          <w:i w:val="0"/>
+          <w:sz w:val="22"/>
+          <w:vertAlign w:val="subscript"/>
+        </w:rPr>
+        <w:t xml:space="preserve">cl</w:t>
+      </w:r>
+      <w:r>
+        <w:rPr>
+          <w:rFonts w:ascii="Arial" w:hAnsi="Arial" w:cs="Arial"/>
+          <w:b w:val="0"/>
+          <w:i w:val="0"/>
+          <w:sz w:val="22"/>
+        </w:rPr>
+        <w:t xml:space="preserve">. 4) bandingkan dengan batas 2 detik.</w:t>
       </w:r>
     </w:p>
     <w:p>
@@ -5845,7 +6946,101 @@
           <w:i w:val="0"/>
           <w:sz w:val="22"/>
         </w:rPr>
-        <w:t xml:space="preserve">–  PETUNJUK: Langkah: 1) hitung ln(0,10). 2) z = -ln(Mp)/sqrt(pi^2 + ln(Mp)^2). 3) wn = 4/(z x t_s) dengan t_s = 2 s.</w:t>
+        <w:t xml:space="preserve">–  PETUNJUK: Langkah: 1) hitung ln(0,10). 2) z = -ln(Mp)/√(π</w:t>
+      </w:r>
+      <w:r>
+        <w:rPr>
+          <w:rFonts w:ascii="Arial" w:hAnsi="Arial" w:cs="Arial"/>
+          <w:b w:val="0"/>
+          <w:i w:val="0"/>
+          <w:sz w:val="22"/>
+          <w:vertAlign w:val="superscript"/>
+        </w:rPr>
+        <w:t xml:space="preserve">2</w:t>
+      </w:r>
+      <w:r>
+        <w:rPr>
+          <w:rFonts w:ascii="Arial" w:hAnsi="Arial" w:cs="Arial"/>
+          <w:b w:val="0"/>
+          <w:i w:val="0"/>
+          <w:sz w:val="22"/>
+        </w:rPr>
+        <w:t xml:space="preserve"> + ln(Mp)</w:t>
+      </w:r>
+      <w:r>
+        <w:rPr>
+          <w:rFonts w:ascii="Arial" w:hAnsi="Arial" w:cs="Arial"/>
+          <w:b w:val="0"/>
+          <w:i w:val="0"/>
+          <w:sz w:val="22"/>
+          <w:vertAlign w:val="superscript"/>
+        </w:rPr>
+        <w:t xml:space="preserve">2</w:t>
+      </w:r>
+      <w:r>
+        <w:rPr>
+          <w:rFonts w:ascii="Arial" w:hAnsi="Arial" w:cs="Arial"/>
+          <w:b w:val="0"/>
+          <w:i w:val="0"/>
+          <w:sz w:val="22"/>
+        </w:rPr>
+        <w:t xml:space="preserve">). 3) wn = 4/(z x </w:t>
+      </w:r>
+      <w:r>
+        <w:rPr>
+          <w:rFonts w:ascii="Arial" w:hAnsi="Arial" w:cs="Arial"/>
+          <w:b w:val="0"/>
+          <w:i w:val="0"/>
+          <w:sz w:val="22"/>
+        </w:rPr>
+        <w:t xml:space="preserve">t</w:t>
+      </w:r>
+      <w:r>
+        <w:rPr>
+          <w:rFonts w:ascii="Arial" w:hAnsi="Arial" w:cs="Arial"/>
+          <w:b w:val="0"/>
+          <w:i w:val="0"/>
+          <w:sz w:val="22"/>
+          <w:vertAlign w:val="subscript"/>
+        </w:rPr>
+        <w:t xml:space="preserve">s</w:t>
+      </w:r>
+      <w:r>
+        <w:rPr>
+          <w:rFonts w:ascii="Arial" w:hAnsi="Arial" w:cs="Arial"/>
+          <w:b w:val="0"/>
+          <w:i w:val="0"/>
+          <w:sz w:val="22"/>
+        </w:rPr>
+        <w:t xml:space="preserve">) dengan </w:t>
+      </w:r>
+      <w:r>
+        <w:rPr>
+          <w:rFonts w:ascii="Arial" w:hAnsi="Arial" w:cs="Arial"/>
+          <w:b w:val="0"/>
+          <w:i w:val="0"/>
+          <w:sz w:val="22"/>
+        </w:rPr>
+        <w:t xml:space="preserve">t</w:t>
+      </w:r>
+      <w:r>
+        <w:rPr>
+          <w:rFonts w:ascii="Arial" w:hAnsi="Arial" w:cs="Arial"/>
+          <w:b w:val="0"/>
+          <w:i w:val="0"/>
+          <w:sz w:val="22"/>
+          <w:vertAlign w:val="subscript"/>
+        </w:rPr>
+        <w:t xml:space="preserve">s</w:t>
+      </w:r>
+      <w:r>
+        <w:rPr>
+          <w:rFonts w:ascii="Arial" w:hAnsi="Arial" w:cs="Arial"/>
+          <w:b w:val="0"/>
+          <w:i w:val="0"/>
+          <w:sz w:val="22"/>
+        </w:rPr>
+        <w:t xml:space="preserve"> = 2 s.</w:t>
       </w:r>
     </w:p>
     <w:p>
@@ -5875,7 +7070,35 @@
           <w:i w:val="0"/>
           <w:sz w:val="22"/>
         </w:rPr>
-        <w:t xml:space="preserve">–  PETUNJUK: Langkah: 1) peroleh z. 2) peroleh wn. 3) Re = -z x wn. 4) cocokkan dengan -4/t_s.</w:t>
+        <w:t xml:space="preserve">–  PETUNJUK: Langkah: 1) peroleh z. 2) peroleh wn. 3) Re = -z x wn. 4) cocokkan dengan -4/</w:t>
+      </w:r>
+      <w:r>
+        <w:rPr>
+          <w:rFonts w:ascii="Arial" w:hAnsi="Arial" w:cs="Arial"/>
+          <w:b w:val="0"/>
+          <w:i w:val="0"/>
+          <w:sz w:val="22"/>
+        </w:rPr>
+        <w:t xml:space="preserve">t</w:t>
+      </w:r>
+      <w:r>
+        <w:rPr>
+          <w:rFonts w:ascii="Arial" w:hAnsi="Arial" w:cs="Arial"/>
+          <w:b w:val="0"/>
+          <w:i w:val="0"/>
+          <w:sz w:val="22"/>
+          <w:vertAlign w:val="subscript"/>
+        </w:rPr>
+        <w:t xml:space="preserve">s</w:t>
+      </w:r>
+      <w:r>
+        <w:rPr>
+          <w:rFonts w:ascii="Arial" w:hAnsi="Arial" w:cs="Arial"/>
+          <w:b w:val="0"/>
+          <w:i w:val="0"/>
+          <w:sz w:val="22"/>
+        </w:rPr>
+        <w:t xml:space="preserve">.</w:t>
       </w:r>
     </w:p>
     <w:p>
@@ -5905,97 +7128,359 @@
           <w:i w:val="0"/>
           <w:sz w:val="22"/>
         </w:rPr>
-        <w:t xml:space="preserve">–  PETUNJUK: Langkah: 1) peroleh z. 2) peroleh wn. 3) hitung sqrt(1 - z^2). 4) Im = wn x sqrt(1-z^2).</w:t>
-      </w:r>
-    </w:p>
-    <w:p>
-      <w:pPr>
-        <w:spacing w:line="360" w:lineRule="auto" w:after="120"/>
-        <w:jc w:val="both"/>
-      </w:pPr>
-      <w:r>
-        <w:rPr>
-          <w:rFonts w:ascii="Arial" w:hAnsi="Arial" w:cs="Arial"/>
-          <w:b w:val="0"/>
-          <w:i w:val="0"/>
-          <w:sz w:val="22"/>
-        </w:rPr>
-        <w:t xml:space="preserve">C8. Tentukan Kp minimum agar error tunak tidak melebihi 2 persen. Cetak: Kp_min.</w:t>
-      </w:r>
-    </w:p>
-    <w:p>
-      <w:pPr>
-        <w:spacing w:line="360" w:lineRule="auto" w:after="120"/>
-        <w:jc w:val="both"/>
-      </w:pPr>
-      <w:r>
-        <w:rPr>
-          <w:rFonts w:ascii="Arial" w:hAnsi="Arial" w:cs="Arial"/>
-          <w:b w:val="0"/>
-          <w:i w:val="0"/>
-          <w:sz w:val="22"/>
-        </w:rPr>
-        <w:t xml:space="preserve">–  PETUNJUK: Langkah: 1) tulis e_ss = 1/(1 + Kp x K). 2) samakan dengan 0,02. 3) selesaikan Kp.</w:t>
-      </w:r>
-    </w:p>
-    <w:p>
-      <w:pPr>
-        <w:spacing w:line="360" w:lineRule="auto" w:after="120"/>
-        <w:jc w:val="both"/>
-      </w:pPr>
-      <w:r>
-        <w:rPr>
-          <w:rFonts w:ascii="Arial" w:hAnsi="Arial" w:cs="Arial"/>
-          <w:b w:val="0"/>
-          <w:i w:val="0"/>
-          <w:sz w:val="22"/>
-        </w:rPr>
-        <w:t xml:space="preserve">C9. Dengan Kp hasil soal sebelumnya, hitung konstanta waktu loop tertutup yang baru, dalam detik. Cetak: tau_cl.</w:t>
-      </w:r>
-    </w:p>
-    <w:p>
-      <w:pPr>
-        <w:spacing w:line="360" w:lineRule="auto" w:after="120"/>
-        <w:jc w:val="both"/>
-      </w:pPr>
-      <w:r>
-        <w:rPr>
-          <w:rFonts w:ascii="Arial" w:hAnsi="Arial" w:cs="Arial"/>
-          <w:b w:val="0"/>
-          <w:i w:val="0"/>
-          <w:sz w:val="22"/>
-        </w:rPr>
-        <w:t xml:space="preserve">–  PETUNJUK: Langkah: 1) ambil Kp dari soal sebelumnya. 2) hitung L. 3) tau_cl = tau/(1+L).</w:t>
-      </w:r>
-    </w:p>
-    <w:p>
-      <w:pPr>
-        <w:spacing w:line="360" w:lineRule="auto" w:after="120"/>
-        <w:jc w:val="both"/>
-      </w:pPr>
-      <w:r>
-        <w:rPr>
-          <w:rFonts w:ascii="Arial" w:hAnsi="Arial" w:cs="Arial"/>
-          <w:b w:val="0"/>
-          <w:i w:val="0"/>
-          <w:sz w:val="22"/>
-        </w:rPr>
-        <w:t xml:space="preserve">C10. Dengan Kp yang sama, hitung waktu menetap pita dua persen yang dihasilkan, dalam detik. Cetak: t_s.</w:t>
-      </w:r>
-    </w:p>
-    <w:p>
-      <w:pPr>
-        <w:spacing w:line="360" w:lineRule="auto" w:after="120"/>
-        <w:jc w:val="both"/>
-      </w:pPr>
-      <w:r>
-        <w:rPr>
-          <w:rFonts w:ascii="Arial" w:hAnsi="Arial" w:cs="Arial"/>
-          <w:b w:val="0"/>
-          <w:i w:val="0"/>
-          <w:sz w:val="22"/>
-        </w:rPr>
-        <w:t xml:space="preserve">–  PETUNJUK: Langkah: 1) ambil Kp dari soal sebelumnya. 2) hitung L. 3) tau_cl = tau/(1+L). 4) t_s = 4 x tau_cl.</w:t>
+        <w:t xml:space="preserve">–  PETUNJUK: Langkah: 1) peroleh z. 2) peroleh wn. 3) hitung √(1 - z</w:t>
+      </w:r>
+      <w:r>
+        <w:rPr>
+          <w:rFonts w:ascii="Arial" w:hAnsi="Arial" w:cs="Arial"/>
+          <w:b w:val="0"/>
+          <w:i w:val="0"/>
+          <w:sz w:val="22"/>
+          <w:vertAlign w:val="superscript"/>
+        </w:rPr>
+        <w:t xml:space="preserve">2</w:t>
+      </w:r>
+      <w:r>
+        <w:rPr>
+          <w:rFonts w:ascii="Arial" w:hAnsi="Arial" w:cs="Arial"/>
+          <w:b w:val="0"/>
+          <w:i w:val="0"/>
+          <w:sz w:val="22"/>
+        </w:rPr>
+        <w:t xml:space="preserve">). 4) Im = wn x √(1-z</w:t>
+      </w:r>
+      <w:r>
+        <w:rPr>
+          <w:rFonts w:ascii="Arial" w:hAnsi="Arial" w:cs="Arial"/>
+          <w:b w:val="0"/>
+          <w:i w:val="0"/>
+          <w:sz w:val="22"/>
+          <w:vertAlign w:val="superscript"/>
+        </w:rPr>
+        <w:t xml:space="preserve">2</w:t>
+      </w:r>
+      <w:r>
+        <w:rPr>
+          <w:rFonts w:ascii="Arial" w:hAnsi="Arial" w:cs="Arial"/>
+          <w:b w:val="0"/>
+          <w:i w:val="0"/>
+          <w:sz w:val="22"/>
+        </w:rPr>
+        <w:t xml:space="preserve">).</w:t>
+      </w:r>
+    </w:p>
+    <w:p>
+      <w:pPr>
+        <w:spacing w:line="360" w:lineRule="auto" w:after="120"/>
+        <w:jc w:val="both"/>
+      </w:pPr>
+      <w:r>
+        <w:rPr>
+          <w:rFonts w:ascii="Arial" w:hAnsi="Arial" w:cs="Arial"/>
+          <w:b w:val="0"/>
+          <w:i w:val="0"/>
+          <w:sz w:val="22"/>
+        </w:rPr>
+        <w:t xml:space="preserve">C8. Tentukan Kp minimum agar error tunak tidak melebihi 2 persen. Cetak: </w:t>
+      </w:r>
+      <w:r>
+        <w:rPr>
+          <w:rFonts w:ascii="Arial" w:hAnsi="Arial" w:cs="Arial"/>
+          <w:b w:val="0"/>
+          <w:i w:val="0"/>
+          <w:sz w:val="22"/>
+        </w:rPr>
+        <w:t xml:space="preserve">Kp</w:t>
+      </w:r>
+      <w:r>
+        <w:rPr>
+          <w:rFonts w:ascii="Arial" w:hAnsi="Arial" w:cs="Arial"/>
+          <w:b w:val="0"/>
+          <w:i w:val="0"/>
+          <w:sz w:val="22"/>
+          <w:vertAlign w:val="subscript"/>
+        </w:rPr>
+        <w:t xml:space="preserve">min</w:t>
+      </w:r>
+      <w:r>
+        <w:rPr>
+          <w:rFonts w:ascii="Arial" w:hAnsi="Arial" w:cs="Arial"/>
+          <w:b w:val="0"/>
+          <w:i w:val="0"/>
+          <w:sz w:val="22"/>
+        </w:rPr>
+        <w:t xml:space="preserve">.</w:t>
+      </w:r>
+    </w:p>
+    <w:p>
+      <w:pPr>
+        <w:spacing w:line="360" w:lineRule="auto" w:after="120"/>
+        <w:jc w:val="both"/>
+      </w:pPr>
+      <w:r>
+        <w:rPr>
+          <w:rFonts w:ascii="Arial" w:hAnsi="Arial" w:cs="Arial"/>
+          <w:b w:val="0"/>
+          <w:i w:val="0"/>
+          <w:sz w:val="22"/>
+        </w:rPr>
+        <w:t xml:space="preserve">–  PETUNJUK: Langkah: 1) tulis </w:t>
+      </w:r>
+      <w:r>
+        <w:rPr>
+          <w:rFonts w:ascii="Arial" w:hAnsi="Arial" w:cs="Arial"/>
+          <w:b w:val="0"/>
+          <w:i w:val="0"/>
+          <w:sz w:val="22"/>
+        </w:rPr>
+        <w:t xml:space="preserve">e</w:t>
+      </w:r>
+      <w:r>
+        <w:rPr>
+          <w:rFonts w:ascii="Arial" w:hAnsi="Arial" w:cs="Arial"/>
+          <w:b w:val="0"/>
+          <w:i w:val="0"/>
+          <w:sz w:val="22"/>
+          <w:vertAlign w:val="subscript"/>
+        </w:rPr>
+        <w:t xml:space="preserve">ss</w:t>
+      </w:r>
+      <w:r>
+        <w:rPr>
+          <w:rFonts w:ascii="Arial" w:hAnsi="Arial" w:cs="Arial"/>
+          <w:b w:val="0"/>
+          <w:i w:val="0"/>
+          <w:sz w:val="22"/>
+        </w:rPr>
+        <w:t xml:space="preserve"> = 1/(1 + Kp x K). 2) samakan dengan 0,02. 3) selesaikan Kp.</w:t>
+      </w:r>
+    </w:p>
+    <w:p>
+      <w:pPr>
+        <w:spacing w:line="360" w:lineRule="auto" w:after="120"/>
+        <w:jc w:val="both"/>
+      </w:pPr>
+      <w:r>
+        <w:rPr>
+          <w:rFonts w:ascii="Arial" w:hAnsi="Arial" w:cs="Arial"/>
+          <w:b w:val="0"/>
+          <w:i w:val="0"/>
+          <w:sz w:val="22"/>
+        </w:rPr>
+        <w:t xml:space="preserve">C9. Dengan Kp hasil soal sebelumnya, hitung konstanta waktu loop tertutup yang baru, dalam detik. Cetak: </w:t>
+      </w:r>
+      <w:r>
+        <w:rPr>
+          <w:rFonts w:ascii="Arial" w:hAnsi="Arial" w:cs="Arial"/>
+          <w:b w:val="0"/>
+          <w:i w:val="0"/>
+          <w:sz w:val="22"/>
+        </w:rPr>
+        <w:t xml:space="preserve">τ</w:t>
+      </w:r>
+      <w:r>
+        <w:rPr>
+          <w:rFonts w:ascii="Arial" w:hAnsi="Arial" w:cs="Arial"/>
+          <w:b w:val="0"/>
+          <w:i w:val="0"/>
+          <w:sz w:val="22"/>
+          <w:vertAlign w:val="subscript"/>
+        </w:rPr>
+        <w:t xml:space="preserve">cl</w:t>
+      </w:r>
+      <w:r>
+        <w:rPr>
+          <w:rFonts w:ascii="Arial" w:hAnsi="Arial" w:cs="Arial"/>
+          <w:b w:val="0"/>
+          <w:i w:val="0"/>
+          <w:sz w:val="22"/>
+        </w:rPr>
+        <w:t xml:space="preserve">.</w:t>
+      </w:r>
+    </w:p>
+    <w:p>
+      <w:pPr>
+        <w:spacing w:line="360" w:lineRule="auto" w:after="120"/>
+        <w:jc w:val="both"/>
+      </w:pPr>
+      <w:r>
+        <w:rPr>
+          <w:rFonts w:ascii="Arial" w:hAnsi="Arial" w:cs="Arial"/>
+          <w:b w:val="0"/>
+          <w:i w:val="0"/>
+          <w:sz w:val="22"/>
+        </w:rPr>
+        <w:t xml:space="preserve">–  PETUNJUK: Langkah: 1) ambil Kp dari soal sebelumnya. 2) hitung L. 3) </w:t>
+      </w:r>
+      <w:r>
+        <w:rPr>
+          <w:rFonts w:ascii="Arial" w:hAnsi="Arial" w:cs="Arial"/>
+          <w:b w:val="0"/>
+          <w:i w:val="0"/>
+          <w:sz w:val="22"/>
+        </w:rPr>
+        <w:t xml:space="preserve">τ</w:t>
+      </w:r>
+      <w:r>
+        <w:rPr>
+          <w:rFonts w:ascii="Arial" w:hAnsi="Arial" w:cs="Arial"/>
+          <w:b w:val="0"/>
+          <w:i w:val="0"/>
+          <w:sz w:val="22"/>
+          <w:vertAlign w:val="subscript"/>
+        </w:rPr>
+        <w:t xml:space="preserve">cl</w:t>
+      </w:r>
+      <w:r>
+        <w:rPr>
+          <w:rFonts w:ascii="Arial" w:hAnsi="Arial" w:cs="Arial"/>
+          <w:b w:val="0"/>
+          <w:i w:val="0"/>
+          <w:sz w:val="22"/>
+        </w:rPr>
+        <w:t xml:space="preserve"> = τ/(1+L).</w:t>
+      </w:r>
+    </w:p>
+    <w:p>
+      <w:pPr>
+        <w:spacing w:line="360" w:lineRule="auto" w:after="120"/>
+        <w:jc w:val="both"/>
+      </w:pPr>
+      <w:r>
+        <w:rPr>
+          <w:rFonts w:ascii="Arial" w:hAnsi="Arial" w:cs="Arial"/>
+          <w:b w:val="0"/>
+          <w:i w:val="0"/>
+          <w:sz w:val="22"/>
+        </w:rPr>
+        <w:t xml:space="preserve">C10. Dengan Kp yang sama, hitung waktu menetap pita dua persen yang dihasilkan, dalam detik. Cetak: </w:t>
+      </w:r>
+      <w:r>
+        <w:rPr>
+          <w:rFonts w:ascii="Arial" w:hAnsi="Arial" w:cs="Arial"/>
+          <w:b w:val="0"/>
+          <w:i w:val="0"/>
+          <w:sz w:val="22"/>
+        </w:rPr>
+        <w:t xml:space="preserve">t</w:t>
+      </w:r>
+      <w:r>
+        <w:rPr>
+          <w:rFonts w:ascii="Arial" w:hAnsi="Arial" w:cs="Arial"/>
+          <w:b w:val="0"/>
+          <w:i w:val="0"/>
+          <w:sz w:val="22"/>
+          <w:vertAlign w:val="subscript"/>
+        </w:rPr>
+        <w:t xml:space="preserve">s</w:t>
+      </w:r>
+      <w:r>
+        <w:rPr>
+          <w:rFonts w:ascii="Arial" w:hAnsi="Arial" w:cs="Arial"/>
+          <w:b w:val="0"/>
+          <w:i w:val="0"/>
+          <w:sz w:val="22"/>
+        </w:rPr>
+        <w:t xml:space="preserve">.</w:t>
+      </w:r>
+    </w:p>
+    <w:p>
+      <w:pPr>
+        <w:spacing w:line="360" w:lineRule="auto" w:after="120"/>
+        <w:jc w:val="both"/>
+      </w:pPr>
+      <w:r>
+        <w:rPr>
+          <w:rFonts w:ascii="Arial" w:hAnsi="Arial" w:cs="Arial"/>
+          <w:b w:val="0"/>
+          <w:i w:val="0"/>
+          <w:sz w:val="22"/>
+        </w:rPr>
+        <w:t xml:space="preserve">–  PETUNJUK: Langkah: 1) ambil Kp dari soal sebelumnya. 2) hitung L. 3) </w:t>
+      </w:r>
+      <w:r>
+        <w:rPr>
+          <w:rFonts w:ascii="Arial" w:hAnsi="Arial" w:cs="Arial"/>
+          <w:b w:val="0"/>
+          <w:i w:val="0"/>
+          <w:sz w:val="22"/>
+        </w:rPr>
+        <w:t xml:space="preserve">τ</w:t>
+      </w:r>
+      <w:r>
+        <w:rPr>
+          <w:rFonts w:ascii="Arial" w:hAnsi="Arial" w:cs="Arial"/>
+          <w:b w:val="0"/>
+          <w:i w:val="0"/>
+          <w:sz w:val="22"/>
+          <w:vertAlign w:val="subscript"/>
+        </w:rPr>
+        <w:t xml:space="preserve">cl</w:t>
+      </w:r>
+      <w:r>
+        <w:rPr>
+          <w:rFonts w:ascii="Arial" w:hAnsi="Arial" w:cs="Arial"/>
+          <w:b w:val="0"/>
+          <w:i w:val="0"/>
+          <w:sz w:val="22"/>
+        </w:rPr>
+        <w:t xml:space="preserve"> = τ/(1+L). 4) </w:t>
+      </w:r>
+      <w:r>
+        <w:rPr>
+          <w:rFonts w:ascii="Arial" w:hAnsi="Arial" w:cs="Arial"/>
+          <w:b w:val="0"/>
+          <w:i w:val="0"/>
+          <w:sz w:val="22"/>
+        </w:rPr>
+        <w:t xml:space="preserve">t</w:t>
+      </w:r>
+      <w:r>
+        <w:rPr>
+          <w:rFonts w:ascii="Arial" w:hAnsi="Arial" w:cs="Arial"/>
+          <w:b w:val="0"/>
+          <w:i w:val="0"/>
+          <w:sz w:val="22"/>
+          <w:vertAlign w:val="subscript"/>
+        </w:rPr>
+        <w:t xml:space="preserve">s</w:t>
+      </w:r>
+      <w:r>
+        <w:rPr>
+          <w:rFonts w:ascii="Arial" w:hAnsi="Arial" w:cs="Arial"/>
+          <w:b w:val="0"/>
+          <w:i w:val="0"/>
+          <w:sz w:val="22"/>
+        </w:rPr>
+        <w:t xml:space="preserve"> = 4 x </w:t>
+      </w:r>
+      <w:r>
+        <w:rPr>
+          <w:rFonts w:ascii="Arial" w:hAnsi="Arial" w:cs="Arial"/>
+          <w:b w:val="0"/>
+          <w:i w:val="0"/>
+          <w:sz w:val="22"/>
+        </w:rPr>
+        <w:t xml:space="preserve">τ</w:t>
+      </w:r>
+      <w:r>
+        <w:rPr>
+          <w:rFonts w:ascii="Arial" w:hAnsi="Arial" w:cs="Arial"/>
+          <w:b w:val="0"/>
+          <w:i w:val="0"/>
+          <w:sz w:val="22"/>
+          <w:vertAlign w:val="subscript"/>
+        </w:rPr>
+        <w:t xml:space="preserve">cl</w:t>
+      </w:r>
+      <w:r>
+        <w:rPr>
+          <w:rFonts w:ascii="Arial" w:hAnsi="Arial" w:cs="Arial"/>
+          <w:b w:val="0"/>
+          <w:i w:val="0"/>
+          <w:sz w:val="22"/>
+        </w:rPr>
+        <w:t xml:space="preserve">.</w:t>
       </w:r>
     </w:p>
     <w:p>
@@ -6026,22 +7511,162 @@
           <w:i w:val="0"/>
           <w:sz w:val="22"/>
         </w:rPr>
-        <w:t xml:space="preserve">C11 (Lanjut). Tim menargetkan error tunak tepat 5 persen. Tentukan Kp yang diperlukan, lalu dari Kp itu hitung waktu menetap loop tertutup pada pita dua persen, dalam detik. Cetak: t_s.</w:t>
-      </w:r>
-    </w:p>
-    <w:p>
-      <w:pPr>
-        <w:spacing w:line="360" w:lineRule="auto" w:after="120"/>
-        <w:jc w:val="both"/>
-      </w:pPr>
-      <w:r>
-        <w:rPr>
-          <w:rFonts w:ascii="Arial" w:hAnsi="Arial" w:cs="Arial"/>
-          <w:b w:val="0"/>
-          <w:i w:val="0"/>
-          <w:sz w:val="22"/>
-        </w:rPr>
-        <w:t xml:space="preserve">–  PETUNJUK: Langkah: 1) tulis e_ss = 1/(1 + Kp x K). 2) samakan dengan 0,05. 3) selesaikan Kp. 4) hitung L = Kp x K. 5) tau_cl = tau/(1+L). 6) t_s = 4 x tau_cl.</w:t>
+        <w:t xml:space="preserve">C11 (Lanjut). Tim menargetkan error tunak tepat 5 persen. Tentukan Kp yang diperlukan, lalu dari Kp itu hitung waktu menetap loop tertutup pada pita dua persen, dalam detik. Cetak: </w:t>
+      </w:r>
+      <w:r>
+        <w:rPr>
+          <w:rFonts w:ascii="Arial" w:hAnsi="Arial" w:cs="Arial"/>
+          <w:b w:val="0"/>
+          <w:i w:val="0"/>
+          <w:sz w:val="22"/>
+        </w:rPr>
+        <w:t xml:space="preserve">t</w:t>
+      </w:r>
+      <w:r>
+        <w:rPr>
+          <w:rFonts w:ascii="Arial" w:hAnsi="Arial" w:cs="Arial"/>
+          <w:b w:val="0"/>
+          <w:i w:val="0"/>
+          <w:sz w:val="22"/>
+          <w:vertAlign w:val="subscript"/>
+        </w:rPr>
+        <w:t xml:space="preserve">s</w:t>
+      </w:r>
+      <w:r>
+        <w:rPr>
+          <w:rFonts w:ascii="Arial" w:hAnsi="Arial" w:cs="Arial"/>
+          <w:b w:val="0"/>
+          <w:i w:val="0"/>
+          <w:sz w:val="22"/>
+        </w:rPr>
+        <w:t xml:space="preserve">.</w:t>
+      </w:r>
+    </w:p>
+    <w:p>
+      <w:pPr>
+        <w:spacing w:line="360" w:lineRule="auto" w:after="120"/>
+        <w:jc w:val="both"/>
+      </w:pPr>
+      <w:r>
+        <w:rPr>
+          <w:rFonts w:ascii="Arial" w:hAnsi="Arial" w:cs="Arial"/>
+          <w:b w:val="0"/>
+          <w:i w:val="0"/>
+          <w:sz w:val="22"/>
+        </w:rPr>
+        <w:t xml:space="preserve">–  PETUNJUK: Langkah: 1) tulis </w:t>
+      </w:r>
+      <w:r>
+        <w:rPr>
+          <w:rFonts w:ascii="Arial" w:hAnsi="Arial" w:cs="Arial"/>
+          <w:b w:val="0"/>
+          <w:i w:val="0"/>
+          <w:sz w:val="22"/>
+        </w:rPr>
+        <w:t xml:space="preserve">e</w:t>
+      </w:r>
+      <w:r>
+        <w:rPr>
+          <w:rFonts w:ascii="Arial" w:hAnsi="Arial" w:cs="Arial"/>
+          <w:b w:val="0"/>
+          <w:i w:val="0"/>
+          <w:sz w:val="22"/>
+          <w:vertAlign w:val="subscript"/>
+        </w:rPr>
+        <w:t xml:space="preserve">ss</w:t>
+      </w:r>
+      <w:r>
+        <w:rPr>
+          <w:rFonts w:ascii="Arial" w:hAnsi="Arial" w:cs="Arial"/>
+          <w:b w:val="0"/>
+          <w:i w:val="0"/>
+          <w:sz w:val="22"/>
+        </w:rPr>
+        <w:t xml:space="preserve"> = 1/(1 + Kp x K). 2) samakan dengan 0,05. 3) selesaikan Kp. 4) hitung L = Kp x K. 5) </w:t>
+      </w:r>
+      <w:r>
+        <w:rPr>
+          <w:rFonts w:ascii="Arial" w:hAnsi="Arial" w:cs="Arial"/>
+          <w:b w:val="0"/>
+          <w:i w:val="0"/>
+          <w:sz w:val="22"/>
+        </w:rPr>
+        <w:t xml:space="preserve">τ</w:t>
+      </w:r>
+      <w:r>
+        <w:rPr>
+          <w:rFonts w:ascii="Arial" w:hAnsi="Arial" w:cs="Arial"/>
+          <w:b w:val="0"/>
+          <w:i w:val="0"/>
+          <w:sz w:val="22"/>
+          <w:vertAlign w:val="subscript"/>
+        </w:rPr>
+        <w:t xml:space="preserve">cl</w:t>
+      </w:r>
+      <w:r>
+        <w:rPr>
+          <w:rFonts w:ascii="Arial" w:hAnsi="Arial" w:cs="Arial"/>
+          <w:b w:val="0"/>
+          <w:i w:val="0"/>
+          <w:sz w:val="22"/>
+        </w:rPr>
+        <w:t xml:space="preserve"> = τ/(1+L). 6) </w:t>
+      </w:r>
+      <w:r>
+        <w:rPr>
+          <w:rFonts w:ascii="Arial" w:hAnsi="Arial" w:cs="Arial"/>
+          <w:b w:val="0"/>
+          <w:i w:val="0"/>
+          <w:sz w:val="22"/>
+        </w:rPr>
+        <w:t xml:space="preserve">t</w:t>
+      </w:r>
+      <w:r>
+        <w:rPr>
+          <w:rFonts w:ascii="Arial" w:hAnsi="Arial" w:cs="Arial"/>
+          <w:b w:val="0"/>
+          <w:i w:val="0"/>
+          <w:sz w:val="22"/>
+          <w:vertAlign w:val="subscript"/>
+        </w:rPr>
+        <w:t xml:space="preserve">s</w:t>
+      </w:r>
+      <w:r>
+        <w:rPr>
+          <w:rFonts w:ascii="Arial" w:hAnsi="Arial" w:cs="Arial"/>
+          <w:b w:val="0"/>
+          <w:i w:val="0"/>
+          <w:sz w:val="22"/>
+        </w:rPr>
+        <w:t xml:space="preserve"> = 4 x </w:t>
+      </w:r>
+      <w:r>
+        <w:rPr>
+          <w:rFonts w:ascii="Arial" w:hAnsi="Arial" w:cs="Arial"/>
+          <w:b w:val="0"/>
+          <w:i w:val="0"/>
+          <w:sz w:val="22"/>
+        </w:rPr>
+        <w:t xml:space="preserve">τ</w:t>
+      </w:r>
+      <w:r>
+        <w:rPr>
+          <w:rFonts w:ascii="Arial" w:hAnsi="Arial" w:cs="Arial"/>
+          <w:b w:val="0"/>
+          <w:i w:val="0"/>
+          <w:sz w:val="22"/>
+          <w:vertAlign w:val="subscript"/>
+        </w:rPr>
+        <w:t xml:space="preserve">cl</w:t>
+      </w:r>
+      <w:r>
+        <w:rPr>
+          <w:rFonts w:ascii="Arial" w:hAnsi="Arial" w:cs="Arial"/>
+          <w:b w:val="0"/>
+          <w:i w:val="0"/>
+          <w:sz w:val="22"/>
+        </w:rPr>
+        <w:t xml:space="preserve">.</w:t>
       </w:r>
     </w:p>
     <w:p>
@@ -6101,67 +7726,459 @@
           <w:i w:val="0"/>
           <w:sz w:val="22"/>
         </w:rPr>
-        <w:t xml:space="preserve">–  PETUNJUK: Langkah: 1) hitung L. 2) hitung 1+L. 3) tau_cl = tau/(1+L). 4) susun 1 - exp(-t/tau_cl) = 0,95. 5) peroleh exp(-t/tau_cl) = 0,05. 6) selesaikan t = tau_cl x ln(20).</w:t>
-      </w:r>
-    </w:p>
-    <w:p>
-      <w:pPr>
-        <w:spacing w:line="360" w:lineRule="auto" w:after="120"/>
-        <w:jc w:val="both"/>
-      </w:pPr>
-      <w:r>
-        <w:rPr>
-          <w:rFonts w:ascii="Arial" w:hAnsi="Arial" w:cs="Arial"/>
-          <w:b w:val="0"/>
-          <w:i w:val="0"/>
-          <w:sz w:val="22"/>
-        </w:rPr>
-        <w:t xml:space="preserve">C14 (Lanjut). Actuator terbatas pada keluaran maksimum 10 satuan dan setpoint berubah 3 satuan. Tentukan Kp terbesar yang tidak menjenuhkan actuator, lalu hitung error tunak yang dihasilkan Kp itu, dinyatakan dalam persen. Cetak: e_ss dalam persen.</w:t>
-      </w:r>
-    </w:p>
-    <w:p>
-      <w:pPr>
-        <w:spacing w:line="360" w:lineRule="auto" w:after="120"/>
-        <w:jc w:val="both"/>
-      </w:pPr>
-      <w:r>
-        <w:rPr>
-          <w:rFonts w:ascii="Arial" w:hAnsi="Arial" w:cs="Arial"/>
-          <w:b w:val="0"/>
-          <w:i w:val="0"/>
-          <w:sz w:val="22"/>
-        </w:rPr>
-        <w:t xml:space="preserve">–  PETUNJUK: Langkah: 1) tulis syarat u(0) = Kp x r &lt;= 10 dengan r = 3. 2) selesaikan batas Kp. 3) hitung L = Kp x K. 4) hitung 1+L. 5) e_ss = 1/(1+L). 6) kalikan 100.</w:t>
-      </w:r>
-    </w:p>
-    <w:p>
-      <w:pPr>
-        <w:spacing w:line="360" w:lineRule="auto" w:after="120"/>
-        <w:jc w:val="both"/>
-      </w:pPr>
-      <w:r>
-        <w:rPr>
-          <w:rFonts w:ascii="Arial" w:hAnsi="Arial" w:cs="Arial"/>
-          <w:b w:val="0"/>
-          <w:i w:val="0"/>
-          <w:sz w:val="22"/>
-        </w:rPr>
-        <w:t xml:space="preserve">C15 (Lanjut). Bandingkan dua rancangan. Rancangan A memakai Kp = 4; rancangan B memakai Kp yang memberi error tunak 5 persen. Hitung selisih waktu menetap keduanya pada pita dua persen, dalam detik. Cetak: selisih t_s.</w:t>
-      </w:r>
-    </w:p>
-    <w:p>
-      <w:pPr>
-        <w:spacing w:line="360" w:lineRule="auto" w:after="120"/>
-        <w:jc w:val="both"/>
-      </w:pPr>
-      <w:r>
-        <w:rPr>
-          <w:rFonts w:ascii="Arial" w:hAnsi="Arial" w:cs="Arial"/>
-          <w:b w:val="0"/>
-          <w:i w:val="0"/>
-          <w:sz w:val="22"/>
-        </w:rPr>
-        <w:t xml:space="preserve">–  PETUNJUK: Langkah: 1) rancangan A: hitung L pada Kp = 4. 2) tau_cl lalu t_s rancangan A. 3) rancangan B: selesaikan Kp dari e_ss = 0,05. 4) hitung L rancangan B. 5) tau_cl lalu t_s rancangan B. 6) ambil selisih t_s A dikurangi t_s B.</w:t>
+        <w:t xml:space="preserve">–  PETUNJUK: Langkah: 1) hitung L. 2) hitung 1+L. 3) </w:t>
+      </w:r>
+      <w:r>
+        <w:rPr>
+          <w:rFonts w:ascii="Arial" w:hAnsi="Arial" w:cs="Arial"/>
+          <w:b w:val="0"/>
+          <w:i w:val="0"/>
+          <w:sz w:val="22"/>
+        </w:rPr>
+        <w:t xml:space="preserve">τ</w:t>
+      </w:r>
+      <w:r>
+        <w:rPr>
+          <w:rFonts w:ascii="Arial" w:hAnsi="Arial" w:cs="Arial"/>
+          <w:b w:val="0"/>
+          <w:i w:val="0"/>
+          <w:sz w:val="22"/>
+          <w:vertAlign w:val="subscript"/>
+        </w:rPr>
+        <w:t xml:space="preserve">cl</w:t>
+      </w:r>
+      <w:r>
+        <w:rPr>
+          <w:rFonts w:ascii="Arial" w:hAnsi="Arial" w:cs="Arial"/>
+          <w:b w:val="0"/>
+          <w:i w:val="0"/>
+          <w:sz w:val="22"/>
+        </w:rPr>
+        <w:t xml:space="preserve"> = τ/(1+L). 4) susun 1 - exp(-t/</w:t>
+      </w:r>
+      <w:r>
+        <w:rPr>
+          <w:rFonts w:ascii="Arial" w:hAnsi="Arial" w:cs="Arial"/>
+          <w:b w:val="0"/>
+          <w:i w:val="0"/>
+          <w:sz w:val="22"/>
+        </w:rPr>
+        <w:t xml:space="preserve">τ</w:t>
+      </w:r>
+      <w:r>
+        <w:rPr>
+          <w:rFonts w:ascii="Arial" w:hAnsi="Arial" w:cs="Arial"/>
+          <w:b w:val="0"/>
+          <w:i w:val="0"/>
+          <w:sz w:val="22"/>
+          <w:vertAlign w:val="subscript"/>
+        </w:rPr>
+        <w:t xml:space="preserve">cl</w:t>
+      </w:r>
+      <w:r>
+        <w:rPr>
+          <w:rFonts w:ascii="Arial" w:hAnsi="Arial" w:cs="Arial"/>
+          <w:b w:val="0"/>
+          <w:i w:val="0"/>
+          <w:sz w:val="22"/>
+        </w:rPr>
+        <w:t xml:space="preserve">) = 0,95. 5) peroleh exp(-t/</w:t>
+      </w:r>
+      <w:r>
+        <w:rPr>
+          <w:rFonts w:ascii="Arial" w:hAnsi="Arial" w:cs="Arial"/>
+          <w:b w:val="0"/>
+          <w:i w:val="0"/>
+          <w:sz w:val="22"/>
+        </w:rPr>
+        <w:t xml:space="preserve">τ</w:t>
+      </w:r>
+      <w:r>
+        <w:rPr>
+          <w:rFonts w:ascii="Arial" w:hAnsi="Arial" w:cs="Arial"/>
+          <w:b w:val="0"/>
+          <w:i w:val="0"/>
+          <w:sz w:val="22"/>
+          <w:vertAlign w:val="subscript"/>
+        </w:rPr>
+        <w:t xml:space="preserve">cl</w:t>
+      </w:r>
+      <w:r>
+        <w:rPr>
+          <w:rFonts w:ascii="Arial" w:hAnsi="Arial" w:cs="Arial"/>
+          <w:b w:val="0"/>
+          <w:i w:val="0"/>
+          <w:sz w:val="22"/>
+        </w:rPr>
+        <w:t xml:space="preserve">) = 0,05. 6) selesaikan t = </w:t>
+      </w:r>
+      <w:r>
+        <w:rPr>
+          <w:rFonts w:ascii="Arial" w:hAnsi="Arial" w:cs="Arial"/>
+          <w:b w:val="0"/>
+          <w:i w:val="0"/>
+          <w:sz w:val="22"/>
+        </w:rPr>
+        <w:t xml:space="preserve">τ</w:t>
+      </w:r>
+      <w:r>
+        <w:rPr>
+          <w:rFonts w:ascii="Arial" w:hAnsi="Arial" w:cs="Arial"/>
+          <w:b w:val="0"/>
+          <w:i w:val="0"/>
+          <w:sz w:val="22"/>
+          <w:vertAlign w:val="subscript"/>
+        </w:rPr>
+        <w:t xml:space="preserve">cl</w:t>
+      </w:r>
+      <w:r>
+        <w:rPr>
+          <w:rFonts w:ascii="Arial" w:hAnsi="Arial" w:cs="Arial"/>
+          <w:b w:val="0"/>
+          <w:i w:val="0"/>
+          <w:sz w:val="22"/>
+        </w:rPr>
+        <w:t xml:space="preserve"> x ln(20).</w:t>
+      </w:r>
+    </w:p>
+    <w:p>
+      <w:pPr>
+        <w:spacing w:line="360" w:lineRule="auto" w:after="120"/>
+        <w:jc w:val="both"/>
+      </w:pPr>
+      <w:r>
+        <w:rPr>
+          <w:rFonts w:ascii="Arial" w:hAnsi="Arial" w:cs="Arial"/>
+          <w:b w:val="0"/>
+          <w:i w:val="0"/>
+          <w:sz w:val="22"/>
+        </w:rPr>
+        <w:t xml:space="preserve">C14 (Lanjut). Actuator terbatas pada keluaran maksimum 10 satuan dan setpoint berubah 3 satuan. Tentukan Kp terbesar yang tidak menjenuhkan actuator, lalu hitung error tunak yang dihasilkan Kp itu, dinyatakan dalam persen. Cetak: </w:t>
+      </w:r>
+      <w:r>
+        <w:rPr>
+          <w:rFonts w:ascii="Arial" w:hAnsi="Arial" w:cs="Arial"/>
+          <w:b w:val="0"/>
+          <w:i w:val="0"/>
+          <w:sz w:val="22"/>
+        </w:rPr>
+        <w:t xml:space="preserve">e</w:t>
+      </w:r>
+      <w:r>
+        <w:rPr>
+          <w:rFonts w:ascii="Arial" w:hAnsi="Arial" w:cs="Arial"/>
+          <w:b w:val="0"/>
+          <w:i w:val="0"/>
+          <w:sz w:val="22"/>
+          <w:vertAlign w:val="subscript"/>
+        </w:rPr>
+        <w:t xml:space="preserve">ss</w:t>
+      </w:r>
+      <w:r>
+        <w:rPr>
+          <w:rFonts w:ascii="Arial" w:hAnsi="Arial" w:cs="Arial"/>
+          <w:b w:val="0"/>
+          <w:i w:val="0"/>
+          <w:sz w:val="22"/>
+        </w:rPr>
+        <w:t xml:space="preserve"> dalam persen.</w:t>
+      </w:r>
+    </w:p>
+    <w:p>
+      <w:pPr>
+        <w:spacing w:line="360" w:lineRule="auto" w:after="120"/>
+        <w:jc w:val="both"/>
+      </w:pPr>
+      <w:r>
+        <w:rPr>
+          <w:rFonts w:ascii="Arial" w:hAnsi="Arial" w:cs="Arial"/>
+          <w:b w:val="0"/>
+          <w:i w:val="0"/>
+          <w:sz w:val="22"/>
+        </w:rPr>
+        <w:t xml:space="preserve">–  PETUNJUK: Langkah: 1) tulis syarat u(0) = Kp x r ≤ 10 dengan r = 3. 2) selesaikan batas Kp. 3) hitung L = Kp x K. 4) hitung 1+L. 5) </w:t>
+      </w:r>
+      <w:r>
+        <w:rPr>
+          <w:rFonts w:ascii="Arial" w:hAnsi="Arial" w:cs="Arial"/>
+          <w:b w:val="0"/>
+          <w:i w:val="0"/>
+          <w:sz w:val="22"/>
+        </w:rPr>
+        <w:t xml:space="preserve">e</w:t>
+      </w:r>
+      <w:r>
+        <w:rPr>
+          <w:rFonts w:ascii="Arial" w:hAnsi="Arial" w:cs="Arial"/>
+          <w:b w:val="0"/>
+          <w:i w:val="0"/>
+          <w:sz w:val="22"/>
+          <w:vertAlign w:val="subscript"/>
+        </w:rPr>
+        <w:t xml:space="preserve">ss</w:t>
+      </w:r>
+      <w:r>
+        <w:rPr>
+          <w:rFonts w:ascii="Arial" w:hAnsi="Arial" w:cs="Arial"/>
+          <w:b w:val="0"/>
+          <w:i w:val="0"/>
+          <w:sz w:val="22"/>
+        </w:rPr>
+        <w:t xml:space="preserve"> = 1/(1+L). 6) kalikan 100.</w:t>
+      </w:r>
+    </w:p>
+    <w:p>
+      <w:pPr>
+        <w:spacing w:line="360" w:lineRule="auto" w:after="120"/>
+        <w:jc w:val="both"/>
+      </w:pPr>
+      <w:r>
+        <w:rPr>
+          <w:rFonts w:ascii="Arial" w:hAnsi="Arial" w:cs="Arial"/>
+          <w:b w:val="0"/>
+          <w:i w:val="0"/>
+          <w:sz w:val="22"/>
+        </w:rPr>
+        <w:t xml:space="preserve">C15 (Lanjut). Bandingkan dua rancangan. Rancangan A memakai Kp = 4; rancangan B memakai Kp yang memberi error tunak 5 persen. Hitung selisih waktu menetap keduanya pada pita dua persen, dalam detik. Cetak: selisih </w:t>
+      </w:r>
+      <w:r>
+        <w:rPr>
+          <w:rFonts w:ascii="Arial" w:hAnsi="Arial" w:cs="Arial"/>
+          <w:b w:val="0"/>
+          <w:i w:val="0"/>
+          <w:sz w:val="22"/>
+        </w:rPr>
+        <w:t xml:space="preserve">t</w:t>
+      </w:r>
+      <w:r>
+        <w:rPr>
+          <w:rFonts w:ascii="Arial" w:hAnsi="Arial" w:cs="Arial"/>
+          <w:b w:val="0"/>
+          <w:i w:val="0"/>
+          <w:sz w:val="22"/>
+          <w:vertAlign w:val="subscript"/>
+        </w:rPr>
+        <w:t xml:space="preserve">s</w:t>
+      </w:r>
+      <w:r>
+        <w:rPr>
+          <w:rFonts w:ascii="Arial" w:hAnsi="Arial" w:cs="Arial"/>
+          <w:b w:val="0"/>
+          <w:i w:val="0"/>
+          <w:sz w:val="22"/>
+        </w:rPr>
+        <w:t xml:space="preserve">.</w:t>
+      </w:r>
+    </w:p>
+    <w:p>
+      <w:pPr>
+        <w:spacing w:line="360" w:lineRule="auto" w:after="120"/>
+        <w:jc w:val="both"/>
+      </w:pPr>
+      <w:r>
+        <w:rPr>
+          <w:rFonts w:ascii="Arial" w:hAnsi="Arial" w:cs="Arial"/>
+          <w:b w:val="0"/>
+          <w:i w:val="0"/>
+          <w:sz w:val="22"/>
+        </w:rPr>
+        <w:t xml:space="preserve">–  PETUNJUK: Langkah: 1) rancangan A: hitung L pada Kp = 4. 2) </w:t>
+      </w:r>
+      <w:r>
+        <w:rPr>
+          <w:rFonts w:ascii="Arial" w:hAnsi="Arial" w:cs="Arial"/>
+          <w:b w:val="0"/>
+          <w:i w:val="0"/>
+          <w:sz w:val="22"/>
+        </w:rPr>
+        <w:t xml:space="preserve">τ</w:t>
+      </w:r>
+      <w:r>
+        <w:rPr>
+          <w:rFonts w:ascii="Arial" w:hAnsi="Arial" w:cs="Arial"/>
+          <w:b w:val="0"/>
+          <w:i w:val="0"/>
+          <w:sz w:val="22"/>
+          <w:vertAlign w:val="subscript"/>
+        </w:rPr>
+        <w:t xml:space="preserve">cl</w:t>
+      </w:r>
+      <w:r>
+        <w:rPr>
+          <w:rFonts w:ascii="Arial" w:hAnsi="Arial" w:cs="Arial"/>
+          <w:b w:val="0"/>
+          <w:i w:val="0"/>
+          <w:sz w:val="22"/>
+        </w:rPr>
+        <w:t xml:space="preserve"> lalu </w:t>
+      </w:r>
+      <w:r>
+        <w:rPr>
+          <w:rFonts w:ascii="Arial" w:hAnsi="Arial" w:cs="Arial"/>
+          <w:b w:val="0"/>
+          <w:i w:val="0"/>
+          <w:sz w:val="22"/>
+        </w:rPr>
+        <w:t xml:space="preserve">t</w:t>
+      </w:r>
+      <w:r>
+        <w:rPr>
+          <w:rFonts w:ascii="Arial" w:hAnsi="Arial" w:cs="Arial"/>
+          <w:b w:val="0"/>
+          <w:i w:val="0"/>
+          <w:sz w:val="22"/>
+          <w:vertAlign w:val="subscript"/>
+        </w:rPr>
+        <w:t xml:space="preserve">s</w:t>
+      </w:r>
+      <w:r>
+        <w:rPr>
+          <w:rFonts w:ascii="Arial" w:hAnsi="Arial" w:cs="Arial"/>
+          <w:b w:val="0"/>
+          <w:i w:val="0"/>
+          <w:sz w:val="22"/>
+        </w:rPr>
+        <w:t xml:space="preserve"> rancangan A. 3) rancangan B: selesaikan Kp dari </w:t>
+      </w:r>
+      <w:r>
+        <w:rPr>
+          <w:rFonts w:ascii="Arial" w:hAnsi="Arial" w:cs="Arial"/>
+          <w:b w:val="0"/>
+          <w:i w:val="0"/>
+          <w:sz w:val="22"/>
+        </w:rPr>
+        <w:t xml:space="preserve">e</w:t>
+      </w:r>
+      <w:r>
+        <w:rPr>
+          <w:rFonts w:ascii="Arial" w:hAnsi="Arial" w:cs="Arial"/>
+          <w:b w:val="0"/>
+          <w:i w:val="0"/>
+          <w:sz w:val="22"/>
+          <w:vertAlign w:val="subscript"/>
+        </w:rPr>
+        <w:t xml:space="preserve">ss</w:t>
+      </w:r>
+      <w:r>
+        <w:rPr>
+          <w:rFonts w:ascii="Arial" w:hAnsi="Arial" w:cs="Arial"/>
+          <w:b w:val="0"/>
+          <w:i w:val="0"/>
+          <w:sz w:val="22"/>
+        </w:rPr>
+        <w:t xml:space="preserve"> = 0,05. 4) hitung L rancangan B. 5) </w:t>
+      </w:r>
+      <w:r>
+        <w:rPr>
+          <w:rFonts w:ascii="Arial" w:hAnsi="Arial" w:cs="Arial"/>
+          <w:b w:val="0"/>
+          <w:i w:val="0"/>
+          <w:sz w:val="22"/>
+        </w:rPr>
+        <w:t xml:space="preserve">τ</w:t>
+      </w:r>
+      <w:r>
+        <w:rPr>
+          <w:rFonts w:ascii="Arial" w:hAnsi="Arial" w:cs="Arial"/>
+          <w:b w:val="0"/>
+          <w:i w:val="0"/>
+          <w:sz w:val="22"/>
+          <w:vertAlign w:val="subscript"/>
+        </w:rPr>
+        <w:t xml:space="preserve">cl</w:t>
+      </w:r>
+      <w:r>
+        <w:rPr>
+          <w:rFonts w:ascii="Arial" w:hAnsi="Arial" w:cs="Arial"/>
+          <w:b w:val="0"/>
+          <w:i w:val="0"/>
+          <w:sz w:val="22"/>
+        </w:rPr>
+        <w:t xml:space="preserve"> lalu </w:t>
+      </w:r>
+      <w:r>
+        <w:rPr>
+          <w:rFonts w:ascii="Arial" w:hAnsi="Arial" w:cs="Arial"/>
+          <w:b w:val="0"/>
+          <w:i w:val="0"/>
+          <w:sz w:val="22"/>
+        </w:rPr>
+        <w:t xml:space="preserve">t</w:t>
+      </w:r>
+      <w:r>
+        <w:rPr>
+          <w:rFonts w:ascii="Arial" w:hAnsi="Arial" w:cs="Arial"/>
+          <w:b w:val="0"/>
+          <w:i w:val="0"/>
+          <w:sz w:val="22"/>
+          <w:vertAlign w:val="subscript"/>
+        </w:rPr>
+        <w:t xml:space="preserve">s</w:t>
+      </w:r>
+      <w:r>
+        <w:rPr>
+          <w:rFonts w:ascii="Arial" w:hAnsi="Arial" w:cs="Arial"/>
+          <w:b w:val="0"/>
+          <w:i w:val="0"/>
+          <w:sz w:val="22"/>
+        </w:rPr>
+        <w:t xml:space="preserve"> rancangan B. 6) ambil selisih </w:t>
+      </w:r>
+      <w:r>
+        <w:rPr>
+          <w:rFonts w:ascii="Arial" w:hAnsi="Arial" w:cs="Arial"/>
+          <w:b w:val="0"/>
+          <w:i w:val="0"/>
+          <w:sz w:val="22"/>
+        </w:rPr>
+        <w:t xml:space="preserve">t</w:t>
+      </w:r>
+      <w:r>
+        <w:rPr>
+          <w:rFonts w:ascii="Arial" w:hAnsi="Arial" w:cs="Arial"/>
+          <w:b w:val="0"/>
+          <w:i w:val="0"/>
+          <w:sz w:val="22"/>
+          <w:vertAlign w:val="subscript"/>
+        </w:rPr>
+        <w:t xml:space="preserve">s</w:t>
+      </w:r>
+      <w:r>
+        <w:rPr>
+          <w:rFonts w:ascii="Arial" w:hAnsi="Arial" w:cs="Arial"/>
+          <w:b w:val="0"/>
+          <w:i w:val="0"/>
+          <w:sz w:val="22"/>
+        </w:rPr>
+        <w:t xml:space="preserve"> A dikurangi </w:t>
+      </w:r>
+      <w:r>
+        <w:rPr>
+          <w:rFonts w:ascii="Arial" w:hAnsi="Arial" w:cs="Arial"/>
+          <w:b w:val="0"/>
+          <w:i w:val="0"/>
+          <w:sz w:val="22"/>
+        </w:rPr>
+        <w:t xml:space="preserve">t</w:t>
+      </w:r>
+      <w:r>
+        <w:rPr>
+          <w:rFonts w:ascii="Arial" w:hAnsi="Arial" w:cs="Arial"/>
+          <w:b w:val="0"/>
+          <w:i w:val="0"/>
+          <w:sz w:val="22"/>
+          <w:vertAlign w:val="subscript"/>
+        </w:rPr>
+        <w:t xml:space="preserve">s</w:t>
+      </w:r>
+      <w:r>
+        <w:rPr>
+          <w:rFonts w:ascii="Arial" w:hAnsi="Arial" w:cs="Arial"/>
+          <w:b w:val="0"/>
+          <w:i w:val="0"/>
+          <w:sz w:val="22"/>
+        </w:rPr>
+        <w:t xml:space="preserve"> B.</w:t>
       </w:r>
     </w:p>
     <w:p>

--- a/Sistem-Kendali-Cerdas/Modul-Word/Modul-2-Proses-Perancangan-Sistem-Kontrol.docx
+++ b/Sistem-Kendali-Cerdas/Modul-Word/Modul-2-Proses-Perancangan-Sistem-Kontrol.docx
@@ -2823,6 +2823,15 @@
         </w:rPr>
         <w:t xml:space="preserve">Di luar respons, spesifikasi wajib memuat batas fisik dan batas keselamatan: rentang keluaran actuator, laju perubahan maksimum, rentang pengukuran sensor, serta kondisi yang harus memicu penghentian. Batas inilah yang paling sering dilanggar oleh desain yang hanya dikejar di simulasi, karena simulasi dengan senang hati memberikan sinyal kendali yang tidak mungkin dihasilkan perangkat nyata.</w:t>
       </w:r>
+      <w:r>
+        <w:rPr>
+          <w:rFonts w:ascii="Arial" w:hAnsi="Arial" w:cs="Arial"/>
+          <w:b w:val="0"/>
+          <w:i w:val="0"/>
+          <w:sz w:val="22"/>
+        </w:rPr>
+        <w:t xml:space="preserve"> Hubungan ini dirangkum dalam Persamaan (1).</w:t>
+      </w:r>
     </w:p>
     <w:p>
       <w:pPr>
@@ -2963,97 +2972,6 @@
         </w:rPr>
         <w:t xml:space="preserve">, |u|max, robustness}</w:t>
       </w:r>
-    </w:p>
-    <w:p>
-      <w:pPr>
-        <w:keepNext/>
-        <w:spacing w:before="200" w:after="80"/>
-      </w:pPr>
-      <w:r>
-        <w:rPr>
-          <w:rFonts w:ascii="Arial" w:hAnsi="Arial" w:cs="Arial"/>
-          <w:b/>
-          <w:i w:val="0"/>
-          <w:color w:val="2E4A7A"/>
-          <w:sz w:val="24"/>
-        </w:rPr>
-        <w:t xml:space="preserve">Model: Cukup Akurat, Bukan Selengkap Mungkin</w:t>
-      </w:r>
-    </w:p>
-    <w:p>
-      <w:pPr>
-        <w:spacing w:line="360" w:lineRule="auto" w:after="120"/>
-        <w:jc w:val="both"/>
-      </w:pPr>
-      <w:r>
-        <w:rPr>
-          <w:rFonts w:ascii="Arial" w:hAnsi="Arial" w:cs="Arial"/>
-          <w:b w:val="0"/>
-          <w:i w:val="0"/>
-          <w:sz w:val="22"/>
-        </w:rPr>
-        <w:t xml:space="preserve">Model bukan tiruan sempurna plant, melainkan alat untuk menjawab pertanyaan tertentu. Model yang tepat adalah model paling sederhana yang masih menangkap dinamika di rentang frekuensi kerja controller. Menambah detail di luar rentang itu tidak membuat desain lebih baik; ia hanya membuat perhitungan lebih lambat dan parameter lebih sulit diidentifikasi.</w:t>
-      </w:r>
-    </w:p>
-    <w:p>
-      <w:pPr>
-        <w:spacing w:line="360" w:lineRule="auto" w:after="120"/>
-        <w:jc w:val="both"/>
-      </w:pPr>
-      <w:r>
-        <w:rPr>
-          <w:rFonts w:ascii="Arial" w:hAnsi="Arial" w:cs="Arial"/>
-          <w:b w:val="0"/>
-          <w:i w:val="0"/>
-          <w:sz w:val="22"/>
-        </w:rPr>
-        <w:t xml:space="preserve">Untuk sebagian besar proses termal, fluida, dan mekanik lambat, model orde satu ditambah dead time sudah memadai. Tiga parameternya, gain statik, konstanta waktu, dan dead time, dapat diperoleh dari satu uji step yang dijalankan pada titik kerja normal. Gain diperoleh dari perbandingan perubahan keluaran terhadap perubahan masukan, konstanta waktu dari waktu mencapai 63,2 persen perubahan akhir, dan dead time dari jeda sebelum keluaran mulai bergerak.</w:t>
-      </w:r>
-    </w:p>
-    <w:p>
-      <w:pPr>
-        <w:spacing w:line="360" w:lineRule="auto" w:after="120"/>
-        <w:jc w:val="both"/>
-      </w:pPr>
-      <w:r>
-        <w:rPr>
-          <w:rFonts w:ascii="Arial" w:hAnsi="Arial" w:cs="Arial"/>
-          <w:b w:val="0"/>
-          <w:i w:val="0"/>
-          <w:sz w:val="22"/>
-        </w:rPr>
-        <w:t xml:space="preserve">Sistem mekanik dengan massa, redaman, dan kekakuan menuntut model orde dua karena ia menyimpan energi dalam dua bentuk sekaligus, yaitu kinetik dan potensial. Kemampuan menyimpan energi dalam dua bentuk itulah yang memungkinkan osilasi, dan osilasi tidak akan pernah muncul pada model orde satu betapapun parameternya diubah. Salah memilih orde model berarti salah memperkirakan seluruh karakter respons.</w:t>
-      </w:r>
-    </w:p>
-    <w:p>
-      <w:pPr>
-        <w:spacing w:line="360" w:lineRule="auto" w:after="120"/>
-        <w:jc w:val="both"/>
-      </w:pPr>
-      <w:r>
-        <w:rPr>
-          <w:rFonts w:ascii="Arial" w:hAnsi="Arial" w:cs="Arial"/>
-          <w:b w:val="0"/>
-          <w:i w:val="0"/>
-          <w:sz w:val="22"/>
-        </w:rPr>
-        <w:t xml:space="preserve">Ketika fisika terlalu rumit atau parameternya tidak terjangkau, model berbasis data menjadi pilihan. Konsekuensinya harus disadari: model semacam itu hanya berlaku pada rentang operasi yang terwakili di data pelatihan. Di luar rentang tersebut ekstrapolasinya tidak punya jaminan apa pun, sehingga sistem harus dilengkapi mekanisme yang mengenali kondisi di luar cakupan dan mengembalikan kendali ke logika yang aman.</w:t>
-      </w:r>
-      <w:r>
-        <w:rPr>
-          <w:rFonts w:ascii="Arial" w:hAnsi="Arial" w:cs="Arial"/>
-          <w:b w:val="0"/>
-          <w:i w:val="0"/>
-          <w:sz w:val="22"/>
-        </w:rPr>
-        <w:t xml:space="preserve"> Hubungan ini dirangkum dalam Persamaan (1).</w:t>
-      </w:r>
-    </w:p>
-    <w:p>
-      <w:pPr>
-        <w:spacing w:before="40" w:after="120"/>
-        <w:jc w:val="center"/>
-      </w:pPr>
       <w:r>
         <w:rPr>
           <w:rFonts w:ascii="Arial" w:hAnsi="Arial" w:cs="Arial"/>
@@ -3062,8 +2980,99 @@
           <w:color w:val="305496"/>
           <w:sz w:val="22"/>
         </w:rPr>
-        <w:t xml:space="preserve">G(s) = K·exp(-Ls)/(τ·s+1)   |   m·x'' + b·x' + k·x = F(t)</w:t>
-      </w:r>
+        <w:t xml:space="preserve">   (1)</w:t>
+      </w:r>
+    </w:p>
+    <w:p>
+      <w:pPr>
+        <w:keepNext/>
+        <w:spacing w:before="200" w:after="80"/>
+      </w:pPr>
+      <w:r>
+        <w:rPr>
+          <w:rFonts w:ascii="Arial" w:hAnsi="Arial" w:cs="Arial"/>
+          <w:b/>
+          <w:i w:val="0"/>
+          <w:color w:val="2E4A7A"/>
+          <w:sz w:val="24"/>
+        </w:rPr>
+        <w:t xml:space="preserve">Model: Cukup Akurat, Bukan Selengkap Mungkin</w:t>
+      </w:r>
+    </w:p>
+    <w:p>
+      <w:pPr>
+        <w:spacing w:line="360" w:lineRule="auto" w:after="120"/>
+        <w:jc w:val="both"/>
+      </w:pPr>
+      <w:r>
+        <w:rPr>
+          <w:rFonts w:ascii="Arial" w:hAnsi="Arial" w:cs="Arial"/>
+          <w:b w:val="0"/>
+          <w:i w:val="0"/>
+          <w:sz w:val="22"/>
+        </w:rPr>
+        <w:t xml:space="preserve">Model bukan tiruan sempurna plant, melainkan alat untuk menjawab pertanyaan tertentu. Model yang tepat adalah model paling sederhana yang masih menangkap dinamika di rentang frekuensi kerja controller. Menambah detail di luar rentang itu tidak membuat desain lebih baik; ia hanya membuat perhitungan lebih lambat dan parameter lebih sulit diidentifikasi.</w:t>
+      </w:r>
+    </w:p>
+    <w:p>
+      <w:pPr>
+        <w:spacing w:line="360" w:lineRule="auto" w:after="120"/>
+        <w:jc w:val="both"/>
+      </w:pPr>
+      <w:r>
+        <w:rPr>
+          <w:rFonts w:ascii="Arial" w:hAnsi="Arial" w:cs="Arial"/>
+          <w:b w:val="0"/>
+          <w:i w:val="0"/>
+          <w:sz w:val="22"/>
+        </w:rPr>
+        <w:t xml:space="preserve">Untuk sebagian besar proses termal, fluida, dan mekanik lambat, model orde satu ditambah dead time sudah memadai. Tiga parameternya, gain statik, konstanta waktu, dan dead time, dapat diperoleh dari satu uji step yang dijalankan pada titik kerja normal. Gain diperoleh dari perbandingan perubahan keluaran terhadap perubahan masukan, konstanta waktu dari waktu mencapai 63,2 persen perubahan akhir, dan dead time dari jeda sebelum keluaran mulai bergerak.</w:t>
+      </w:r>
+    </w:p>
+    <w:p>
+      <w:pPr>
+        <w:spacing w:line="360" w:lineRule="auto" w:after="120"/>
+        <w:jc w:val="both"/>
+      </w:pPr>
+      <w:r>
+        <w:rPr>
+          <w:rFonts w:ascii="Arial" w:hAnsi="Arial" w:cs="Arial"/>
+          <w:b w:val="0"/>
+          <w:i w:val="0"/>
+          <w:sz w:val="22"/>
+        </w:rPr>
+        <w:t xml:space="preserve">Sistem mekanik dengan massa, redaman, dan kekakuan menuntut model orde dua karena ia menyimpan energi dalam dua bentuk sekaligus, yaitu kinetik dan potensial. Kemampuan menyimpan energi dalam dua bentuk itulah yang memungkinkan osilasi, dan osilasi tidak akan pernah muncul pada model orde satu betapapun parameternya diubah. Salah memilih orde model berarti salah memperkirakan seluruh karakter respons.</w:t>
+      </w:r>
+    </w:p>
+    <w:p>
+      <w:pPr>
+        <w:spacing w:line="360" w:lineRule="auto" w:after="120"/>
+        <w:jc w:val="both"/>
+      </w:pPr>
+      <w:r>
+        <w:rPr>
+          <w:rFonts w:ascii="Arial" w:hAnsi="Arial" w:cs="Arial"/>
+          <w:b w:val="0"/>
+          <w:i w:val="0"/>
+          <w:sz w:val="22"/>
+        </w:rPr>
+        <w:t xml:space="preserve">Ketika fisika terlalu rumit atau parameternya tidak terjangkau, model berbasis data menjadi pilihan. Konsekuensinya harus disadari: model semacam itu hanya berlaku pada rentang operasi yang terwakili di data pelatihan. Di luar rentang tersebut ekstrapolasinya tidak punya jaminan apa pun, sehingga sistem harus dilengkapi mekanisme yang mengenali kondisi di luar cakupan dan mengembalikan kendali ke logika yang aman.</w:t>
+      </w:r>
+      <w:r>
+        <w:rPr>
+          <w:rFonts w:ascii="Arial" w:hAnsi="Arial" w:cs="Arial"/>
+          <w:b w:val="0"/>
+          <w:i w:val="0"/>
+          <w:sz w:val="22"/>
+        </w:rPr>
+        <w:t xml:space="preserve"> Bentuk ringkasnya dituliskan pada Persamaan (2).</w:t>
+      </w:r>
+    </w:p>
+    <w:p>
+      <w:pPr>
+        <w:spacing w:before="40" w:after="120"/>
+        <w:jc w:val="center"/>
+      </w:pPr>
       <w:r>
         <w:rPr>
           <w:rFonts w:ascii="Arial" w:hAnsi="Arial" w:cs="Arial"/>
@@ -3072,7 +3081,17 @@
           <w:color w:val="305496"/>
           <w:sz w:val="22"/>
         </w:rPr>
-        <w:t xml:space="preserve">   (1)</w:t>
+        <w:t xml:space="preserve">G(s) = K·exp(-Ls)/(τ·s+1)   |   m·x'' + b·x' + k·x = F(t)</w:t>
+      </w:r>
+      <w:r>
+        <w:rPr>
+          <w:rFonts w:ascii="Arial" w:hAnsi="Arial" w:cs="Arial"/>
+          <w:b/>
+          <w:i/>
+          <w:color w:val="305496"/>
+          <w:sz w:val="22"/>
+        </w:rPr>
+        <w:t xml:space="preserve">   (2)</w:t>
       </w:r>
     </w:p>
     <w:p>
@@ -3229,7 +3248,7 @@
           <w:i w:val="0"/>
           <w:sz w:val="22"/>
         </w:rPr>
-        <w:t xml:space="preserve"> Bentuk ringkasnya dituliskan pada Persamaan (2).</w:t>
+        <w:t xml:space="preserve"> Persamaan (3) memadatkan aturan tersebut.</w:t>
       </w:r>
     </w:p>
     <w:p>
@@ -3255,7 +3274,7 @@
           <w:color w:val="305496"/>
           <w:sz w:val="22"/>
         </w:rPr>
-        <w:t xml:space="preserve">   (2)</w:t>
+        <w:t xml:space="preserve">   (3)</w:t>
       </w:r>
     </w:p>
     <w:p>
@@ -3340,7 +3359,7 @@
           <w:i w:val="0"/>
           <w:sz w:val="22"/>
         </w:rPr>
-        <w:t xml:space="preserve"> Persamaan (3) memadatkan aturan tersebut.</w:t>
+        <w:t xml:space="preserve"> Rangkuman kuantitatifnya tertulis pada Persamaan (4).</w:t>
       </w:r>
     </w:p>
     <w:p>
@@ -3397,7 +3416,7 @@
           <w:color w:val="305496"/>
           <w:sz w:val="22"/>
         </w:rPr>
-        <w:t xml:space="preserve">   (3)</w:t>
+        <w:t xml:space="preserve">   (4)</w:t>
       </w:r>
     </w:p>
     <w:p>
@@ -3639,6 +3658,15 @@
         </w:rPr>
         <w:t xml:space="preserve">Kemandirian antarlapisan itulah yang memberi nilai. Bila alarm memakai sensor yang sama dengan loop kendali, kegagalan satu sensor melumpuhkan keduanya sekaligus. Karena itu lapisan perlindungan yang berbeda sedapat mungkin memakai sensor, jalur sinyal, dan sumber daya yang berbeda pula.</w:t>
       </w:r>
+      <w:r>
+        <w:rPr>
+          <w:rFonts w:ascii="Arial" w:hAnsi="Arial" w:cs="Arial"/>
+          <w:b w:val="0"/>
+          <w:i w:val="0"/>
+          <w:sz w:val="22"/>
+        </w:rPr>
+        <w:t xml:space="preserve"> Hubungan ini dirangkum dalam Persamaan (5).</w:t>
+      </w:r>
     </w:p>
     <w:p>
       <w:pPr>
@@ -3655,88 +3683,6 @@
         </w:rPr>
         <w:t xml:space="preserve">lapisan: kendali → alarm → interlock → pengaman fisik, saling bebas</w:t>
       </w:r>
-    </w:p>
-    <w:p>
-      <w:pPr>
-        <w:keepNext/>
-        <w:spacing w:before="200" w:after="80"/>
-      </w:pPr>
-      <w:r>
-        <w:rPr>
-          <w:rFonts w:ascii="Arial" w:hAnsi="Arial" w:cs="Arial"/>
-          <w:b/>
-          <w:i w:val="0"/>
-          <w:color w:val="2E4A7A"/>
-          <w:sz w:val="24"/>
-        </w:rPr>
-        <w:t xml:space="preserve">Memilih Sensor dan Actuator Mengunci Batas Kinerja</w:t>
-      </w:r>
-    </w:p>
-    <w:p>
-      <w:pPr>
-        <w:spacing w:line="360" w:lineRule="auto" w:after="120"/>
-        <w:jc w:val="both"/>
-      </w:pPr>
-      <w:r>
-        <w:rPr>
-          <w:rFonts w:ascii="Arial" w:hAnsi="Arial" w:cs="Arial"/>
-          <w:b w:val="0"/>
-          <w:i w:val="0"/>
-          <w:sz w:val="22"/>
-        </w:rPr>
-        <w:t xml:space="preserve">Keputusan yang paling menentukan kinerja akhir justru diambil paling awal, yaitu saat memilih sensor dan actuator. Setelah keduanya terpasang, tidak ada penyetelan yang dapat melampaui batas yang mereka tetapkan, dan mengganti keduanya jauh lebih mahal daripada mengubah parameter.</w:t>
-      </w:r>
-    </w:p>
-    <w:p>
-      <w:pPr>
-        <w:spacing w:line="360" w:lineRule="auto" w:after="120"/>
-        <w:jc w:val="both"/>
-      </w:pPr>
-      <w:r>
-        <w:rPr>
-          <w:rFonts w:ascii="Arial" w:hAnsi="Arial" w:cs="Arial"/>
-          <w:b w:val="0"/>
-          <w:i w:val="0"/>
-          <w:sz w:val="22"/>
-        </w:rPr>
-        <w:t xml:space="preserve">Pada sensor, tiga sifat perlu dinilai bersama. Rentang menentukan apakah seluruh keadaan operasi terbaca. Resolusi menentukan perubahan terkecil yang dapat dibedakan dari derau. Dan kecepatan menentukan seberapa segera perubahan terbaca, yang pada praktiknya sering lebih menentukan daripada ketelitian. Sensor yang sangat teliti namun lambat hampir selalu kalah oleh sensor yang cukup teliti namun cepat.</w:t>
-      </w:r>
-    </w:p>
-    <w:p>
-      <w:pPr>
-        <w:spacing w:line="360" w:lineRule="auto" w:after="120"/>
-        <w:jc w:val="both"/>
-      </w:pPr>
-      <w:r>
-        <w:rPr>
-          <w:rFonts w:ascii="Arial" w:hAnsi="Arial" w:cs="Arial"/>
-          <w:b w:val="0"/>
-          <w:i w:val="0"/>
-          <w:sz w:val="22"/>
-        </w:rPr>
-        <w:t xml:space="preserve">Letak pemasangan sama pentingnya dengan spesifikasi perangkatnya. Sensor yang dipasang jauh dari titik yang sebenarnya ingin dikendalikan menciptakan dead time, dan dead time memakan margin fase yang tidak dapat dikembalikan penyetelan. Banyak loop bermasalah yang penyebabnya semata letak sensor demi kemudahan perawatan.</w:t>
-      </w:r>
-    </w:p>
-    <w:p>
-      <w:pPr>
-        <w:spacing w:line="360" w:lineRule="auto" w:after="120"/>
-        <w:jc w:val="both"/>
-      </w:pPr>
-      <w:r>
-        <w:rPr>
-          <w:rFonts w:ascii="Arial" w:hAnsi="Arial" w:cs="Arial"/>
-          <w:b w:val="0"/>
-          <w:i w:val="0"/>
-          <w:sz w:val="22"/>
-        </w:rPr>
-        <w:t xml:space="preserve">Pada actuator, yang perlu dinilai bukan hanya besar keluaran maksimum melainkan juga laju perubahan maksimum dan perilakunya di sekitar nol. Katup yang lambat bergerak menimbulkan gejala mirip dead time, sedangkan katup dengan daerah mati di sekitar posisi tertutup membuat kendali halus di beban rendah menjadi mustahil.</w:t>
-      </w:r>
-    </w:p>
-    <w:p>
-      <w:pPr>
-        <w:spacing w:before="40" w:after="120"/>
-        <w:jc w:val="center"/>
-      </w:pPr>
       <w:r>
         <w:rPr>
           <w:rFonts w:ascii="Arial" w:hAnsi="Arial" w:cs="Arial"/>
@@ -3745,7 +3691,7 @@
           <w:color w:val="305496"/>
           <w:sz w:val="22"/>
         </w:rPr>
-        <w:t xml:space="preserve">kecepatan sensor sering lebih menentukan daripada ketelitiannya</w:t>
+        <w:t xml:space="preserve">   (5)</w:t>
       </w:r>
     </w:p>
     <w:p>
@@ -3761,67 +3707,67 @@
           <w:color w:val="2E4A7A"/>
           <w:sz w:val="24"/>
         </w:rPr>
-        <w:t xml:space="preserve">Dokumentasi yang Benar-Benar Dipakai Orang Lain</w:t>
-      </w:r>
-    </w:p>
-    <w:p>
-      <w:pPr>
-        <w:spacing w:line="360" w:lineRule="auto" w:after="120"/>
-        <w:jc w:val="both"/>
-      </w:pPr>
-      <w:r>
-        <w:rPr>
-          <w:rFonts w:ascii="Arial" w:hAnsi="Arial" w:cs="Arial"/>
-          <w:b w:val="0"/>
-          <w:i w:val="0"/>
-          <w:sz w:val="22"/>
-        </w:rPr>
-        <w:t xml:space="preserve">Dokumen perancangan yang berguna ditulis untuk orang yang akan menghadapi sistem ini setahun kemudian tanpa pernah ikut merancangnya. Ukuran keberhasilannya sederhana: apakah orang itu dapat memahami mengapa setiap keputusan diambil, bukan sekadar apa yang diputuskan.</w:t>
-      </w:r>
-    </w:p>
-    <w:p>
-      <w:pPr>
-        <w:spacing w:line="360" w:lineRule="auto" w:after="120"/>
-        <w:jc w:val="both"/>
-      </w:pPr>
-      <w:r>
-        <w:rPr>
-          <w:rFonts w:ascii="Arial" w:hAnsi="Arial" w:cs="Arial"/>
-          <w:b w:val="0"/>
-          <w:i w:val="0"/>
-          <w:sz w:val="22"/>
-        </w:rPr>
-        <w:t xml:space="preserve">Karena itu alasan lebih penting daripada nilai. Mencatat bahwa penguatan proporsional bernilai empat hampir tidak berguna; mencatat bahwa nilainya dibatasi empat karena pada nilai lebih tinggi katup jenuh saat perubahan setpoint terbesar yang diperkirakan jauh lebih berguna, karena orang berikutnya tahu apa yang harus diperiksa ulang bila keadaan berubah.</w:t>
-      </w:r>
-    </w:p>
-    <w:p>
-      <w:pPr>
-        <w:spacing w:line="360" w:lineRule="auto" w:after="120"/>
-        <w:jc w:val="both"/>
-      </w:pPr>
-      <w:r>
-        <w:rPr>
-          <w:rFonts w:ascii="Arial" w:hAnsi="Arial" w:cs="Arial"/>
-          <w:b w:val="0"/>
-          <w:i w:val="0"/>
-          <w:sz w:val="22"/>
-        </w:rPr>
-        <w:t xml:space="preserve">Rekaman pengujian merupakan bagian dari dokumen, bukan lampiran. Grafik respons terhadap perubahan setpoint dan terhadap gangguan, beserta kondisi pengambilannya, menjadi acuan pembanding ketika kelak sistem dicurigai memburuk. Tanpa acuan itu, pertanyaan apakah sistem sekarang lebih buruk daripada dulu tidak dapat dijawab.</w:t>
-      </w:r>
-    </w:p>
-    <w:p>
-      <w:pPr>
-        <w:spacing w:line="360" w:lineRule="auto" w:after="120"/>
-        <w:jc w:val="both"/>
-      </w:pPr>
-      <w:r>
-        <w:rPr>
-          <w:rFonts w:ascii="Arial" w:hAnsi="Arial" w:cs="Arial"/>
-          <w:b w:val="0"/>
-          <w:i w:val="0"/>
-          <w:sz w:val="22"/>
-        </w:rPr>
-        <w:t xml:space="preserve">Penyimpangan yang diterima juga harus tercatat beserta alasannya. Sistem yang tidak memenuhi satu spesifikasi namun diterima karena alasan tertentu perlu dinyatakan terbuka; menyembunyikannya membuat orang berikutnya menghabiskan waktu mengejar sesuatu yang sebenarnya sudah diketahui dan disepakati.</w:t>
+        <w:t xml:space="preserve">Memilih Sensor dan Actuator Mengunci Batas Kinerja</w:t>
+      </w:r>
+    </w:p>
+    <w:p>
+      <w:pPr>
+        <w:spacing w:line="360" w:lineRule="auto" w:after="120"/>
+        <w:jc w:val="both"/>
+      </w:pPr>
+      <w:r>
+        <w:rPr>
+          <w:rFonts w:ascii="Arial" w:hAnsi="Arial" w:cs="Arial"/>
+          <w:b w:val="0"/>
+          <w:i w:val="0"/>
+          <w:sz w:val="22"/>
+        </w:rPr>
+        <w:t xml:space="preserve">Keputusan yang paling menentukan kinerja akhir justru diambil paling awal, yaitu saat memilih sensor dan actuator. Setelah keduanya terpasang, tidak ada penyetelan yang dapat melampaui batas yang mereka tetapkan, dan mengganti keduanya jauh lebih mahal daripada mengubah parameter.</w:t>
+      </w:r>
+    </w:p>
+    <w:p>
+      <w:pPr>
+        <w:spacing w:line="360" w:lineRule="auto" w:after="120"/>
+        <w:jc w:val="both"/>
+      </w:pPr>
+      <w:r>
+        <w:rPr>
+          <w:rFonts w:ascii="Arial" w:hAnsi="Arial" w:cs="Arial"/>
+          <w:b w:val="0"/>
+          <w:i w:val="0"/>
+          <w:sz w:val="22"/>
+        </w:rPr>
+        <w:t xml:space="preserve">Pada sensor, tiga sifat perlu dinilai bersama. Rentang menentukan apakah seluruh keadaan operasi terbaca. Resolusi menentukan perubahan terkecil yang dapat dibedakan dari derau. Dan kecepatan menentukan seberapa segera perubahan terbaca, yang pada praktiknya sering lebih menentukan daripada ketelitian. Sensor yang sangat teliti namun lambat hampir selalu kalah oleh sensor yang cukup teliti namun cepat.</w:t>
+      </w:r>
+    </w:p>
+    <w:p>
+      <w:pPr>
+        <w:spacing w:line="360" w:lineRule="auto" w:after="120"/>
+        <w:jc w:val="both"/>
+      </w:pPr>
+      <w:r>
+        <w:rPr>
+          <w:rFonts w:ascii="Arial" w:hAnsi="Arial" w:cs="Arial"/>
+          <w:b w:val="0"/>
+          <w:i w:val="0"/>
+          <w:sz w:val="22"/>
+        </w:rPr>
+        <w:t xml:space="preserve">Letak pemasangan sama pentingnya dengan spesifikasi perangkatnya. Sensor yang dipasang jauh dari titik yang sebenarnya ingin dikendalikan menciptakan dead time, dan dead time memakan margin fase yang tidak dapat dikembalikan penyetelan. Banyak loop bermasalah yang penyebabnya semata letak sensor demi kemudahan perawatan.</w:t>
+      </w:r>
+    </w:p>
+    <w:p>
+      <w:pPr>
+        <w:spacing w:line="360" w:lineRule="auto" w:after="120"/>
+        <w:jc w:val="both"/>
+      </w:pPr>
+      <w:r>
+        <w:rPr>
+          <w:rFonts w:ascii="Arial" w:hAnsi="Arial" w:cs="Arial"/>
+          <w:b w:val="0"/>
+          <w:i w:val="0"/>
+          <w:sz w:val="22"/>
+        </w:rPr>
+        <w:t xml:space="preserve">Pada actuator, yang perlu dinilai bukan hanya besar keluaran maksimum melainkan juga laju perubahan maksimum dan perilakunya di sekitar nol. Katup yang lambat bergerak menimbulkan gejala mirip dead time, sedangkan katup dengan daerah mati di sekitar posisi tertutup membuat kendali halus di beban rendah menjadi mustahil.</w:t>
       </w:r>
     </w:p>
     <w:p>
@@ -3837,7 +3783,118 @@
           <w:color w:val="305496"/>
           <w:sz w:val="22"/>
         </w:rPr>
+        <w:t xml:space="preserve">kecepatan sensor sering lebih menentukan daripada ketelitiannya</w:t>
+      </w:r>
+    </w:p>
+    <w:p>
+      <w:pPr>
+        <w:keepNext/>
+        <w:spacing w:before="200" w:after="80"/>
+      </w:pPr>
+      <w:r>
+        <w:rPr>
+          <w:rFonts w:ascii="Arial" w:hAnsi="Arial" w:cs="Arial"/>
+          <w:b/>
+          <w:i w:val="0"/>
+          <w:color w:val="2E4A7A"/>
+          <w:sz w:val="24"/>
+        </w:rPr>
+        <w:t xml:space="preserve">Dokumentasi yang Benar-Benar Dipakai Orang Lain</w:t>
+      </w:r>
+    </w:p>
+    <w:p>
+      <w:pPr>
+        <w:spacing w:line="360" w:lineRule="auto" w:after="120"/>
+        <w:jc w:val="both"/>
+      </w:pPr>
+      <w:r>
+        <w:rPr>
+          <w:rFonts w:ascii="Arial" w:hAnsi="Arial" w:cs="Arial"/>
+          <w:b w:val="0"/>
+          <w:i w:val="0"/>
+          <w:sz w:val="22"/>
+        </w:rPr>
+        <w:t xml:space="preserve">Dokumen perancangan yang berguna ditulis untuk orang yang akan menghadapi sistem ini setahun kemudian tanpa pernah ikut merancangnya. Ukuran keberhasilannya sederhana: apakah orang itu dapat memahami mengapa setiap keputusan diambil, bukan sekadar apa yang diputuskan.</w:t>
+      </w:r>
+    </w:p>
+    <w:p>
+      <w:pPr>
+        <w:spacing w:line="360" w:lineRule="auto" w:after="120"/>
+        <w:jc w:val="both"/>
+      </w:pPr>
+      <w:r>
+        <w:rPr>
+          <w:rFonts w:ascii="Arial" w:hAnsi="Arial" w:cs="Arial"/>
+          <w:b w:val="0"/>
+          <w:i w:val="0"/>
+          <w:sz w:val="22"/>
+        </w:rPr>
+        <w:t xml:space="preserve">Karena itu alasan lebih penting daripada nilai. Mencatat bahwa penguatan proporsional bernilai empat hampir tidak berguna; mencatat bahwa nilainya dibatasi empat karena pada nilai lebih tinggi katup jenuh saat perubahan setpoint terbesar yang diperkirakan jauh lebih berguna, karena orang berikutnya tahu apa yang harus diperiksa ulang bila keadaan berubah.</w:t>
+      </w:r>
+    </w:p>
+    <w:p>
+      <w:pPr>
+        <w:spacing w:line="360" w:lineRule="auto" w:after="120"/>
+        <w:jc w:val="both"/>
+      </w:pPr>
+      <w:r>
+        <w:rPr>
+          <w:rFonts w:ascii="Arial" w:hAnsi="Arial" w:cs="Arial"/>
+          <w:b w:val="0"/>
+          <w:i w:val="0"/>
+          <w:sz w:val="22"/>
+        </w:rPr>
+        <w:t xml:space="preserve">Rekaman pengujian merupakan bagian dari dokumen, bukan lampiran. Grafik respons terhadap perubahan setpoint dan terhadap gangguan, beserta kondisi pengambilannya, menjadi acuan pembanding ketika kelak sistem dicurigai memburuk. Tanpa acuan itu, pertanyaan apakah sistem sekarang lebih buruk daripada dulu tidak dapat dijawab.</w:t>
+      </w:r>
+    </w:p>
+    <w:p>
+      <w:pPr>
+        <w:spacing w:line="360" w:lineRule="auto" w:after="120"/>
+        <w:jc w:val="both"/>
+      </w:pPr>
+      <w:r>
+        <w:rPr>
+          <w:rFonts w:ascii="Arial" w:hAnsi="Arial" w:cs="Arial"/>
+          <w:b w:val="0"/>
+          <w:i w:val="0"/>
+          <w:sz w:val="22"/>
+        </w:rPr>
+        <w:t xml:space="preserve">Penyimpangan yang diterima juga harus tercatat beserta alasannya. Sistem yang tidak memenuhi satu spesifikasi namun diterima karena alasan tertentu perlu dinyatakan terbuka; menyembunyikannya membuat orang berikutnya menghabiskan waktu mengejar sesuatu yang sebenarnya sudah diketahui dan disepakati.</w:t>
+      </w:r>
+      <w:r>
+        <w:rPr>
+          <w:rFonts w:ascii="Arial" w:hAnsi="Arial" w:cs="Arial"/>
+          <w:b w:val="0"/>
+          <w:i w:val="0"/>
+          <w:sz w:val="22"/>
+        </w:rPr>
+        <w:t xml:space="preserve"> Bentuk ringkasnya dituliskan pada Persamaan (6).</w:t>
+      </w:r>
+    </w:p>
+    <w:p>
+      <w:pPr>
+        <w:spacing w:before="40" w:after="120"/>
+        <w:jc w:val="center"/>
+      </w:pPr>
+      <w:r>
+        <w:rPr>
+          <w:rFonts w:ascii="Arial" w:hAnsi="Arial" w:cs="Arial"/>
+          <w:b/>
+          <w:i/>
+          <w:color w:val="305496"/>
+          <w:sz w:val="22"/>
+        </w:rPr>
         <w:t xml:space="preserve">catat alasan, bukan hanya nilai   |   rekaman uji = acuan pembanding kelak</w:t>
+      </w:r>
+      <w:r>
+        <w:rPr>
+          <w:rFonts w:ascii="Arial" w:hAnsi="Arial" w:cs="Arial"/>
+          <w:b/>
+          <w:i/>
+          <w:color w:val="305496"/>
+          <w:sz w:val="22"/>
+        </w:rPr>
+        <w:t xml:space="preserve">   (6)</w:t>
       </w:r>
     </w:p>
     <w:p>
@@ -4048,7 +4105,7 @@
           <w:i w:val="0"/>
           <w:sz w:val="22"/>
         </w:rPr>
-        <w:t xml:space="preserve"> Rangkuman kuantitatifnya tertulis pada Persamaan (4).</w:t>
+        <w:t xml:space="preserve"> Persamaan (7) memadatkan aturan tersebut.</w:t>
       </w:r>
     </w:p>
     <w:p>
@@ -4152,7 +4209,7 @@
           <w:color w:val="305496"/>
           <w:sz w:val="22"/>
         </w:rPr>
-        <w:t xml:space="preserve">   (4)</w:t>
+        <w:t xml:space="preserve">   (7)</w:t>
       </w:r>
     </w:p>
     <w:p>
@@ -4176,7 +4233,7 @@
           <w:i w:val="0"/>
           <w:sz w:val="22"/>
         </w:rPr>
-        <w:t xml:space="preserve"> Hubungan ini dirangkum dalam Persamaan (5).</w:t>
+        <w:t xml:space="preserve"> Rangkuman kuantitatifnya tertulis pada Persamaan (8).</w:t>
       </w:r>
     </w:p>
     <w:p>
@@ -4269,7 +4326,7 @@
           <w:color w:val="305496"/>
           <w:sz w:val="22"/>
         </w:rPr>
-        <w:t xml:space="preserve">   (5)</w:t>
+        <w:t xml:space="preserve">   (8)</w:t>
       </w:r>
     </w:p>
     <w:p>
@@ -4293,7 +4350,7 @@
           <w:i w:val="0"/>
           <w:sz w:val="22"/>
         </w:rPr>
-        <w:t xml:space="preserve"> Bentuk ringkasnya dituliskan pada Persamaan (6).</w:t>
+        <w:t xml:space="preserve"> Hubungan ini dirangkum dalam Persamaan (9).</w:t>
       </w:r>
     </w:p>
     <w:p>
@@ -4438,7 +4495,7 @@
           <w:color w:val="305496"/>
           <w:sz w:val="22"/>
         </w:rPr>
-        <w:t xml:space="preserve">   (6)</w:t>
+        <w:t xml:space="preserve">   (9)</w:t>
       </w:r>
     </w:p>
     <w:p>
@@ -4462,7 +4519,7 @@
           <w:i w:val="0"/>
           <w:sz w:val="22"/>
         </w:rPr>
-        <w:t xml:space="preserve"> Persamaan (7) memadatkan aturan tersebut.</w:t>
+        <w:t xml:space="preserve"> Bentuk ringkasnya dituliskan pada Persamaan (10).</w:t>
       </w:r>
     </w:p>
     <w:p>
@@ -4565,7 +4622,7 @@
           <w:color w:val="305496"/>
           <w:sz w:val="22"/>
         </w:rPr>
-        <w:t xml:space="preserve">   (7)</w:t>
+        <w:t xml:space="preserve">   (10)</w:t>
       </w:r>
     </w:p>
     <w:p>
@@ -4589,7 +4646,7 @@
           <w:i w:val="0"/>
           <w:sz w:val="22"/>
         </w:rPr>
-        <w:t xml:space="preserve"> Rangkuman kuantitatifnya tertulis pada Persamaan (8).</w:t>
+        <w:t xml:space="preserve"> Persamaan (11) memadatkan aturan tersebut.</w:t>
       </w:r>
     </w:p>
     <w:p>
@@ -4651,7 +4708,7 @@
           <w:color w:val="305496"/>
           <w:sz w:val="22"/>
         </w:rPr>
-        <w:t xml:space="preserve">   (8)</w:t>
+        <w:t xml:space="preserve">   (11)</w:t>
       </w:r>
     </w:p>
     <w:p>
@@ -4690,16 +4747,16 @@
           <w:i w:val="0"/>
           <w:sz w:val="22"/>
         </w:rPr>
-        <w:t xml:space="preserve"> Hubungan ini dirangkum dalam Persamaan (9).</w:t>
-      </w:r>
-      <w:r>
-        <w:rPr>
-          <w:rFonts w:ascii="Arial" w:hAnsi="Arial" w:cs="Arial"/>
-          <w:b w:val="0"/>
-          <w:i w:val="0"/>
-          <w:sz w:val="22"/>
-        </w:rPr>
-        <w:t xml:space="preserve"> Bentuk ringkasnya dituliskan pada Persamaan (10).</w:t>
+        <w:t xml:space="preserve"> Rangkuman kuantitatifnya tertulis pada Persamaan (12).</w:t>
+      </w:r>
+      <w:r>
+        <w:rPr>
+          <w:rFonts w:ascii="Arial" w:hAnsi="Arial" w:cs="Arial"/>
+          <w:b w:val="0"/>
+          <w:i w:val="0"/>
+          <w:sz w:val="22"/>
+        </w:rPr>
+        <w:t xml:space="preserve"> Hubungan ini dirangkum dalam Persamaan (13).</w:t>
       </w:r>
     </w:p>
     <w:p>
@@ -4820,7 +4877,7 @@
           <w:color w:val="305496"/>
           <w:sz w:val="22"/>
         </w:rPr>
-        <w:t xml:space="preserve">   (9)</w:t>
+        <w:t xml:space="preserve">   (12)</w:t>
       </w:r>
     </w:p>
     <w:p>
@@ -4907,7 +4964,7 @@
           <w:color w:val="305496"/>
           <w:sz w:val="22"/>
         </w:rPr>
-        <w:t xml:space="preserve">   (10)</w:t>
+        <w:t xml:space="preserve">   (13)</w:t>
       </w:r>
     </w:p>
     <w:p>
@@ -4931,7 +4988,7 @@
           <w:i w:val="0"/>
           <w:sz w:val="22"/>
         </w:rPr>
-        <w:t xml:space="preserve"> Persamaan (11) memadatkan aturan tersebut.</w:t>
+        <w:t xml:space="preserve"> Bentuk ringkasnya dituliskan pada Persamaan (14).</w:t>
       </w:r>
     </w:p>
     <w:p>
@@ -4993,7 +5050,7 @@
           <w:color w:val="305496"/>
           <w:sz w:val="22"/>
         </w:rPr>
-        <w:t xml:space="preserve">   (11)</w:t>
+        <w:t xml:space="preserve">   (14)</w:t>
       </w:r>
     </w:p>
     <w:p>
@@ -5017,7 +5074,7 @@
           <w:i w:val="0"/>
           <w:sz w:val="22"/>
         </w:rPr>
-        <w:t xml:space="preserve"> Rangkuman kuantitatifnya tertulis pada Persamaan (12).</w:t>
+        <w:t xml:space="preserve"> Persamaan (15) memadatkan aturan tersebut.</w:t>
       </w:r>
     </w:p>
     <w:p>
@@ -5110,7 +5167,7 @@
           <w:color w:val="305496"/>
           <w:sz w:val="22"/>
         </w:rPr>
-        <w:t xml:space="preserve">   (12)</w:t>
+        <w:t xml:space="preserve">   (15)</w:t>
       </w:r>
     </w:p>
     <w:p>

--- a/Sistem-Kendali-Cerdas/Modul-Word/Modul-2-Proses-Perancangan-Sistem-Kontrol.docx
+++ b/Sistem-Kendali-Cerdas/Modul-Word/Modul-2-Proses-Perancangan-Sistem-Kontrol.docx
@@ -2835,8 +2835,11 @@
     </w:p>
     <w:p>
       <w:pPr>
+        <w:tabs>
+          <w:tab w:val="center" w:pos="4393"/>
+          <w:tab w:val="right" w:pos="8787"/>
+        </w:tabs>
         <w:spacing w:before="40" w:after="120"/>
-        <w:jc w:val="center"/>
       </w:pPr>
       <w:r>
         <w:rPr>
@@ -2846,7 +2849,7 @@
           <w:color w:val="305496"/>
           <w:sz w:val="22"/>
         </w:rPr>
-        <w:t xml:space="preserve">spesifikasi = {</w:t>
+        <w:tab/>
       </w:r>
       <w:r>
         <w:rPr>
@@ -2856,7 +2859,7 @@
           <w:color w:val="305496"/>
           <w:sz w:val="22"/>
         </w:rPr>
-        <w:t xml:space="preserve">t</w:t>
+        <w:t xml:space="preserve">spesifikasi = {</w:t>
       </w:r>
       <w:r>
         <w:rPr>
@@ -2865,9 +2868,8 @@
           <w:i/>
           <w:color w:val="305496"/>
           <w:sz w:val="22"/>
-          <w:vertAlign w:val="subscript"/>
-        </w:rPr>
-        <w:t xml:space="preserve">r</w:t>
+        </w:rPr>
+        <w:t xml:space="preserve">t</w:t>
       </w:r>
       <w:r>
         <w:rPr>
@@ -2876,8 +2878,9 @@
           <w:i/>
           <w:color w:val="305496"/>
           <w:sz w:val="22"/>
-        </w:rPr>
-        <w:t xml:space="preserve">, </w:t>
+          <w:vertAlign w:val="subscript"/>
+        </w:rPr>
+        <w:t xml:space="preserve">r</w:t>
       </w:r>
       <w:r>
         <w:rPr>
@@ -2887,7 +2890,7 @@
           <w:color w:val="305496"/>
           <w:sz w:val="22"/>
         </w:rPr>
-        <w:t xml:space="preserve">t</w:t>
+        <w:t xml:space="preserve">, </w:t>
       </w:r>
       <w:r>
         <w:rPr>
@@ -2896,9 +2899,8 @@
           <w:i/>
           <w:color w:val="305496"/>
           <w:sz w:val="22"/>
-          <w:vertAlign w:val="subscript"/>
-        </w:rPr>
-        <w:t xml:space="preserve">s</w:t>
+        </w:rPr>
+        <w:t xml:space="preserve">t</w:t>
       </w:r>
       <w:r>
         <w:rPr>
@@ -2907,8 +2909,9 @@
           <w:i/>
           <w:color w:val="305496"/>
           <w:sz w:val="22"/>
-        </w:rPr>
-        <w:t xml:space="preserve">, </w:t>
+          <w:vertAlign w:val="subscript"/>
+        </w:rPr>
+        <w:t xml:space="preserve">s</w:t>
       </w:r>
       <w:r>
         <w:rPr>
@@ -2918,7 +2921,7 @@
           <w:color w:val="305496"/>
           <w:sz w:val="22"/>
         </w:rPr>
-        <w:t xml:space="preserve">M</w:t>
+        <w:t xml:space="preserve">, </w:t>
       </w:r>
       <w:r>
         <w:rPr>
@@ -2927,9 +2930,8 @@
           <w:i/>
           <w:color w:val="305496"/>
           <w:sz w:val="22"/>
-          <w:vertAlign w:val="subscript"/>
-        </w:rPr>
-        <w:t xml:space="preserve">p</w:t>
+        </w:rPr>
+        <w:t xml:space="preserve">M</w:t>
       </w:r>
       <w:r>
         <w:rPr>
@@ -2938,8 +2940,9 @@
           <w:i/>
           <w:color w:val="305496"/>
           <w:sz w:val="22"/>
-        </w:rPr>
-        <w:t xml:space="preserve">, </w:t>
+          <w:vertAlign w:val="subscript"/>
+        </w:rPr>
+        <w:t xml:space="preserve">p</w:t>
       </w:r>
       <w:r>
         <w:rPr>
@@ -2949,7 +2952,7 @@
           <w:color w:val="305496"/>
           <w:sz w:val="22"/>
         </w:rPr>
-        <w:t xml:space="preserve">e</w:t>
+        <w:t xml:space="preserve">, </w:t>
       </w:r>
       <w:r>
         <w:rPr>
@@ -2958,9 +2961,8 @@
           <w:i/>
           <w:color w:val="305496"/>
           <w:sz w:val="22"/>
-          <w:vertAlign w:val="subscript"/>
-        </w:rPr>
-        <w:t xml:space="preserve">ss</w:t>
+        </w:rPr>
+        <w:t xml:space="preserve">e</w:t>
       </w:r>
       <w:r>
         <w:rPr>
@@ -2969,8 +2971,9 @@
           <w:i/>
           <w:color w:val="305496"/>
           <w:sz w:val="22"/>
-        </w:rPr>
-        <w:t xml:space="preserve">, |u|max, robustness}</w:t>
+          <w:vertAlign w:val="subscript"/>
+        </w:rPr>
+        <w:t xml:space="preserve">ss</w:t>
       </w:r>
       <w:r>
         <w:rPr>
@@ -2980,7 +2983,18 @@
           <w:color w:val="305496"/>
           <w:sz w:val="22"/>
         </w:rPr>
-        <w:t xml:space="preserve">   (1)</w:t>
+        <w:t xml:space="preserve">, |u|max, robustness}</w:t>
+      </w:r>
+      <w:r>
+        <w:rPr>
+          <w:rFonts w:ascii="Arial" w:hAnsi="Arial" w:cs="Arial"/>
+          <w:b/>
+          <w:i/>
+          <w:color w:val="305496"/>
+          <w:sz w:val="22"/>
+        </w:rPr>
+        <w:tab/>
+        <w:t xml:space="preserve">(1)</w:t>
       </w:r>
     </w:p>
     <w:p>
@@ -3070,8 +3084,11 @@
     </w:p>
     <w:p>
       <w:pPr>
+        <w:tabs>
+          <w:tab w:val="center" w:pos="4393"/>
+          <w:tab w:val="right" w:pos="8787"/>
+        </w:tabs>
         <w:spacing w:before="40" w:after="120"/>
-        <w:jc w:val="center"/>
       </w:pPr>
       <w:r>
         <w:rPr>
@@ -3081,7 +3098,7 @@
           <w:color w:val="305496"/>
           <w:sz w:val="22"/>
         </w:rPr>
-        <w:t xml:space="preserve">G(s) = K·exp(-Ls)/(τ·s+1)   |   m·x'' + b·x' + k·x = F(t)</w:t>
+        <w:tab/>
       </w:r>
       <w:r>
         <w:rPr>
@@ -3091,7 +3108,18 @@
           <w:color w:val="305496"/>
           <w:sz w:val="22"/>
         </w:rPr>
-        <w:t xml:space="preserve">   (2)</w:t>
+        <w:t xml:space="preserve">G(s) = K·exp(-Ls)/(τ·s+1)   |   m·x'' + b·x' + k·x = F(t)</w:t>
+      </w:r>
+      <w:r>
+        <w:rPr>
+          <w:rFonts w:ascii="Arial" w:hAnsi="Arial" w:cs="Arial"/>
+          <w:b/>
+          <w:i/>
+          <w:color w:val="305496"/>
+          <w:sz w:val="22"/>
+        </w:rPr>
+        <w:tab/>
+        <w:t xml:space="preserve">(2)</w:t>
       </w:r>
     </w:p>
     <w:p>
@@ -3253,8 +3281,11 @@
     </w:p>
     <w:p>
       <w:pPr>
+        <w:tabs>
+          <w:tab w:val="center" w:pos="4393"/>
+          <w:tab w:val="right" w:pos="8787"/>
+        </w:tabs>
         <w:spacing w:before="40" w:after="120"/>
-        <w:jc w:val="center"/>
       </w:pPr>
       <w:r>
         <w:rPr>
@@ -3264,7 +3295,7 @@
           <w:color w:val="305496"/>
           <w:sz w:val="22"/>
         </w:rPr>
-        <w:t xml:space="preserve">loop dalam ≥ 5x lebih cepat daripada loop luar</w:t>
+        <w:tab/>
       </w:r>
       <w:r>
         <w:rPr>
@@ -3274,7 +3305,18 @@
           <w:color w:val="305496"/>
           <w:sz w:val="22"/>
         </w:rPr>
-        <w:t xml:space="preserve">   (3)</w:t>
+        <w:t xml:space="preserve">loop dalam ≥ 5x lebih cepat daripada loop luar</w:t>
+      </w:r>
+      <w:r>
+        <w:rPr>
+          <w:rFonts w:ascii="Arial" w:hAnsi="Arial" w:cs="Arial"/>
+          <w:b/>
+          <w:i/>
+          <w:color w:val="305496"/>
+          <w:sz w:val="22"/>
+        </w:rPr>
+        <w:tab/>
+        <w:t xml:space="preserve">(3)</w:t>
       </w:r>
     </w:p>
     <w:p>
@@ -3364,8 +3406,11 @@
     </w:p>
     <w:p>
       <w:pPr>
+        <w:tabs>
+          <w:tab w:val="center" w:pos="4393"/>
+          <w:tab w:val="right" w:pos="8787"/>
+        </w:tabs>
         <w:spacing w:before="40" w:after="120"/>
-        <w:jc w:val="center"/>
       </w:pPr>
       <w:r>
         <w:rPr>
@@ -3375,7 +3420,7 @@
           <w:color w:val="305496"/>
           <w:sz w:val="22"/>
         </w:rPr>
-        <w:t xml:space="preserve">dt ≤ 0.1·</w:t>
+        <w:tab/>
       </w:r>
       <w:r>
         <w:rPr>
@@ -3385,7 +3430,7 @@
           <w:color w:val="305496"/>
           <w:sz w:val="22"/>
         </w:rPr>
-        <w:t xml:space="preserve">τ</w:t>
+        <w:t xml:space="preserve">dt ≤ 0.1·</w:t>
       </w:r>
       <w:r>
         <w:rPr>
@@ -3394,9 +3439,8 @@
           <w:i/>
           <w:color w:val="305496"/>
           <w:sz w:val="22"/>
-          <w:vertAlign w:val="subscript"/>
-        </w:rPr>
-        <w:t xml:space="preserve">tercepat</w:t>
+        </w:rPr>
+        <w:t xml:space="preserve">τ</w:t>
       </w:r>
       <w:r>
         <w:rPr>
@@ -3405,8 +3449,9 @@
           <w:i/>
           <w:color w:val="305496"/>
           <w:sz w:val="22"/>
-        </w:rPr>
-        <w:t xml:space="preserve">, lalu ulangi pada dt/2 untuk verifikasi</w:t>
+          <w:vertAlign w:val="subscript"/>
+        </w:rPr>
+        <w:t xml:space="preserve">tercepat</w:t>
       </w:r>
       <w:r>
         <w:rPr>
@@ -3416,7 +3461,18 @@
           <w:color w:val="305496"/>
           <w:sz w:val="22"/>
         </w:rPr>
-        <w:t xml:space="preserve">   (4)</w:t>
+        <w:t xml:space="preserve">, lalu ulangi pada dt/2 untuk verifikasi</w:t>
+      </w:r>
+      <w:r>
+        <w:rPr>
+          <w:rFonts w:ascii="Arial" w:hAnsi="Arial" w:cs="Arial"/>
+          <w:b/>
+          <w:i/>
+          <w:color w:val="305496"/>
+          <w:sz w:val="22"/>
+        </w:rPr>
+        <w:tab/>
+        <w:t xml:space="preserve">(4)</w:t>
       </w:r>
     </w:p>
     <w:p>
@@ -3670,6 +3726,122 @@
     </w:p>
     <w:p>
       <w:pPr>
+        <w:tabs>
+          <w:tab w:val="center" w:pos="4393"/>
+          <w:tab w:val="right" w:pos="8787"/>
+        </w:tabs>
+        <w:spacing w:before="40" w:after="120"/>
+      </w:pPr>
+      <w:r>
+        <w:rPr>
+          <w:rFonts w:ascii="Arial" w:hAnsi="Arial" w:cs="Arial"/>
+          <w:b/>
+          <w:i/>
+          <w:color w:val="305496"/>
+          <w:sz w:val="22"/>
+        </w:rPr>
+        <w:tab/>
+      </w:r>
+      <w:r>
+        <w:rPr>
+          <w:rFonts w:ascii="Arial" w:hAnsi="Arial" w:cs="Arial"/>
+          <w:b/>
+          <w:i/>
+          <w:color w:val="305496"/>
+          <w:sz w:val="22"/>
+        </w:rPr>
+        <w:t xml:space="preserve">lapisan: kendali → alarm → interlock → pengaman fisik, saling bebas</w:t>
+      </w:r>
+      <w:r>
+        <w:rPr>
+          <w:rFonts w:ascii="Arial" w:hAnsi="Arial" w:cs="Arial"/>
+          <w:b/>
+          <w:i/>
+          <w:color w:val="305496"/>
+          <w:sz w:val="22"/>
+        </w:rPr>
+        <w:tab/>
+        <w:t xml:space="preserve">(5)</w:t>
+      </w:r>
+    </w:p>
+    <w:p>
+      <w:pPr>
+        <w:keepNext/>
+        <w:spacing w:before="200" w:after="80"/>
+      </w:pPr>
+      <w:r>
+        <w:rPr>
+          <w:rFonts w:ascii="Arial" w:hAnsi="Arial" w:cs="Arial"/>
+          <w:b/>
+          <w:i w:val="0"/>
+          <w:color w:val="2E4A7A"/>
+          <w:sz w:val="24"/>
+        </w:rPr>
+        <w:t xml:space="preserve">Memilih Sensor dan Actuator Mengunci Batas Kinerja</w:t>
+      </w:r>
+    </w:p>
+    <w:p>
+      <w:pPr>
+        <w:spacing w:line="360" w:lineRule="auto" w:after="120"/>
+        <w:jc w:val="both"/>
+      </w:pPr>
+      <w:r>
+        <w:rPr>
+          <w:rFonts w:ascii="Arial" w:hAnsi="Arial" w:cs="Arial"/>
+          <w:b w:val="0"/>
+          <w:i w:val="0"/>
+          <w:sz w:val="22"/>
+        </w:rPr>
+        <w:t xml:space="preserve">Keputusan yang paling menentukan kinerja akhir justru diambil paling awal, yaitu saat memilih sensor dan actuator. Setelah keduanya terpasang, tidak ada penyetelan yang dapat melampaui batas yang mereka tetapkan, dan mengganti keduanya jauh lebih mahal daripada mengubah parameter.</w:t>
+      </w:r>
+    </w:p>
+    <w:p>
+      <w:pPr>
+        <w:spacing w:line="360" w:lineRule="auto" w:after="120"/>
+        <w:jc w:val="both"/>
+      </w:pPr>
+      <w:r>
+        <w:rPr>
+          <w:rFonts w:ascii="Arial" w:hAnsi="Arial" w:cs="Arial"/>
+          <w:b w:val="0"/>
+          <w:i w:val="0"/>
+          <w:sz w:val="22"/>
+        </w:rPr>
+        <w:t xml:space="preserve">Pada sensor, tiga sifat perlu dinilai bersama. Rentang menentukan apakah seluruh keadaan operasi terbaca. Resolusi menentukan perubahan terkecil yang dapat dibedakan dari derau. Dan kecepatan menentukan seberapa segera perubahan terbaca, yang pada praktiknya sering lebih menentukan daripada ketelitian. Sensor yang sangat teliti namun lambat hampir selalu kalah oleh sensor yang cukup teliti namun cepat.</w:t>
+      </w:r>
+    </w:p>
+    <w:p>
+      <w:pPr>
+        <w:spacing w:line="360" w:lineRule="auto" w:after="120"/>
+        <w:jc w:val="both"/>
+      </w:pPr>
+      <w:r>
+        <w:rPr>
+          <w:rFonts w:ascii="Arial" w:hAnsi="Arial" w:cs="Arial"/>
+          <w:b w:val="0"/>
+          <w:i w:val="0"/>
+          <w:sz w:val="22"/>
+        </w:rPr>
+        <w:t xml:space="preserve">Letak pemasangan sama pentingnya dengan spesifikasi perangkatnya. Sensor yang dipasang jauh dari titik yang sebenarnya ingin dikendalikan menciptakan dead time, dan dead time memakan margin fase yang tidak dapat dikembalikan penyetelan. Banyak loop bermasalah yang penyebabnya semata letak sensor demi kemudahan perawatan.</w:t>
+      </w:r>
+    </w:p>
+    <w:p>
+      <w:pPr>
+        <w:spacing w:line="360" w:lineRule="auto" w:after="120"/>
+        <w:jc w:val="both"/>
+      </w:pPr>
+      <w:r>
+        <w:rPr>
+          <w:rFonts w:ascii="Arial" w:hAnsi="Arial" w:cs="Arial"/>
+          <w:b w:val="0"/>
+          <w:i w:val="0"/>
+          <w:sz w:val="22"/>
+        </w:rPr>
+        <w:t xml:space="preserve">Pada actuator, yang perlu dinilai bukan hanya besar keluaran maksimum melainkan juga laju perubahan maksimum dan perilakunya di sekitar nol. Katup yang lambat bergerak menimbulkan gejala mirip dead time, sedangkan katup dengan daerah mati di sekitar posisi tertutup membuat kendali halus di beban rendah menjadi mustahil.</w:t>
+      </w:r>
+    </w:p>
+    <w:p>
+      <w:pPr>
         <w:spacing w:before="40" w:after="120"/>
         <w:jc w:val="center"/>
       </w:pPr>
@@ -3681,8 +3853,102 @@
           <w:color w:val="305496"/>
           <w:sz w:val="22"/>
         </w:rPr>
-        <w:t xml:space="preserve">lapisan: kendali → alarm → interlock → pengaman fisik, saling bebas</w:t>
-      </w:r>
+        <w:t xml:space="preserve">kecepatan sensor sering lebih menentukan daripada ketelitiannya</w:t>
+      </w:r>
+    </w:p>
+    <w:p>
+      <w:pPr>
+        <w:keepNext/>
+        <w:spacing w:before="200" w:after="80"/>
+      </w:pPr>
+      <w:r>
+        <w:rPr>
+          <w:rFonts w:ascii="Arial" w:hAnsi="Arial" w:cs="Arial"/>
+          <w:b/>
+          <w:i w:val="0"/>
+          <w:color w:val="2E4A7A"/>
+          <w:sz w:val="24"/>
+        </w:rPr>
+        <w:t xml:space="preserve">Dokumentasi yang Benar-Benar Dipakai Orang Lain</w:t>
+      </w:r>
+    </w:p>
+    <w:p>
+      <w:pPr>
+        <w:spacing w:line="360" w:lineRule="auto" w:after="120"/>
+        <w:jc w:val="both"/>
+      </w:pPr>
+      <w:r>
+        <w:rPr>
+          <w:rFonts w:ascii="Arial" w:hAnsi="Arial" w:cs="Arial"/>
+          <w:b w:val="0"/>
+          <w:i w:val="0"/>
+          <w:sz w:val="22"/>
+        </w:rPr>
+        <w:t xml:space="preserve">Dokumen perancangan yang berguna ditulis untuk orang yang akan menghadapi sistem ini setahun kemudian tanpa pernah ikut merancangnya. Ukuran keberhasilannya sederhana: apakah orang itu dapat memahami mengapa setiap keputusan diambil, bukan sekadar apa yang diputuskan.</w:t>
+      </w:r>
+    </w:p>
+    <w:p>
+      <w:pPr>
+        <w:spacing w:line="360" w:lineRule="auto" w:after="120"/>
+        <w:jc w:val="both"/>
+      </w:pPr>
+      <w:r>
+        <w:rPr>
+          <w:rFonts w:ascii="Arial" w:hAnsi="Arial" w:cs="Arial"/>
+          <w:b w:val="0"/>
+          <w:i w:val="0"/>
+          <w:sz w:val="22"/>
+        </w:rPr>
+        <w:t xml:space="preserve">Karena itu alasan lebih penting daripada nilai. Mencatat bahwa penguatan proporsional bernilai empat hampir tidak berguna; mencatat bahwa nilainya dibatasi empat karena pada nilai lebih tinggi katup jenuh saat perubahan setpoint terbesar yang diperkirakan jauh lebih berguna, karena orang berikutnya tahu apa yang harus diperiksa ulang bila keadaan berubah.</w:t>
+      </w:r>
+    </w:p>
+    <w:p>
+      <w:pPr>
+        <w:spacing w:line="360" w:lineRule="auto" w:after="120"/>
+        <w:jc w:val="both"/>
+      </w:pPr>
+      <w:r>
+        <w:rPr>
+          <w:rFonts w:ascii="Arial" w:hAnsi="Arial" w:cs="Arial"/>
+          <w:b w:val="0"/>
+          <w:i w:val="0"/>
+          <w:sz w:val="22"/>
+        </w:rPr>
+        <w:t xml:space="preserve">Rekaman pengujian merupakan bagian dari dokumen, bukan lampiran. Grafik respons terhadap perubahan setpoint dan terhadap gangguan, beserta kondisi pengambilannya, menjadi acuan pembanding ketika kelak sistem dicurigai memburuk. Tanpa acuan itu, pertanyaan apakah sistem sekarang lebih buruk daripada dulu tidak dapat dijawab.</w:t>
+      </w:r>
+    </w:p>
+    <w:p>
+      <w:pPr>
+        <w:spacing w:line="360" w:lineRule="auto" w:after="120"/>
+        <w:jc w:val="both"/>
+      </w:pPr>
+      <w:r>
+        <w:rPr>
+          <w:rFonts w:ascii="Arial" w:hAnsi="Arial" w:cs="Arial"/>
+          <w:b w:val="0"/>
+          <w:i w:val="0"/>
+          <w:sz w:val="22"/>
+        </w:rPr>
+        <w:t xml:space="preserve">Penyimpangan yang diterima juga harus tercatat beserta alasannya. Sistem yang tidak memenuhi satu spesifikasi namun diterima karena alasan tertentu perlu dinyatakan terbuka; menyembunyikannya membuat orang berikutnya menghabiskan waktu mengejar sesuatu yang sebenarnya sudah diketahui dan disepakati.</w:t>
+      </w:r>
+      <w:r>
+        <w:rPr>
+          <w:rFonts w:ascii="Arial" w:hAnsi="Arial" w:cs="Arial"/>
+          <w:b w:val="0"/>
+          <w:i w:val="0"/>
+          <w:sz w:val="22"/>
+        </w:rPr>
+        <w:t xml:space="preserve"> Bentuk ringkasnya dituliskan pada Persamaan (6).</w:t>
+      </w:r>
+    </w:p>
+    <w:p>
+      <w:pPr>
+        <w:tabs>
+          <w:tab w:val="center" w:pos="4393"/>
+          <w:tab w:val="right" w:pos="8787"/>
+        </w:tabs>
+        <w:spacing w:before="40" w:after="120"/>
+      </w:pPr>
       <w:r>
         <w:rPr>
           <w:rFonts w:ascii="Arial" w:hAnsi="Arial" w:cs="Arial"/>
@@ -3691,90 +3957,8 @@
           <w:color w:val="305496"/>
           <w:sz w:val="22"/>
         </w:rPr>
-        <w:t xml:space="preserve">   (5)</w:t>
-      </w:r>
-    </w:p>
-    <w:p>
-      <w:pPr>
-        <w:keepNext/>
-        <w:spacing w:before="200" w:after="80"/>
-      </w:pPr>
-      <w:r>
-        <w:rPr>
-          <w:rFonts w:ascii="Arial" w:hAnsi="Arial" w:cs="Arial"/>
-          <w:b/>
-          <w:i w:val="0"/>
-          <w:color w:val="2E4A7A"/>
-          <w:sz w:val="24"/>
-        </w:rPr>
-        <w:t xml:space="preserve">Memilih Sensor dan Actuator Mengunci Batas Kinerja</w:t>
-      </w:r>
-    </w:p>
-    <w:p>
-      <w:pPr>
-        <w:spacing w:line="360" w:lineRule="auto" w:after="120"/>
-        <w:jc w:val="both"/>
-      </w:pPr>
-      <w:r>
-        <w:rPr>
-          <w:rFonts w:ascii="Arial" w:hAnsi="Arial" w:cs="Arial"/>
-          <w:b w:val="0"/>
-          <w:i w:val="0"/>
-          <w:sz w:val="22"/>
-        </w:rPr>
-        <w:t xml:space="preserve">Keputusan yang paling menentukan kinerja akhir justru diambil paling awal, yaitu saat memilih sensor dan actuator. Setelah keduanya terpasang, tidak ada penyetelan yang dapat melampaui batas yang mereka tetapkan, dan mengganti keduanya jauh lebih mahal daripada mengubah parameter.</w:t>
-      </w:r>
-    </w:p>
-    <w:p>
-      <w:pPr>
-        <w:spacing w:line="360" w:lineRule="auto" w:after="120"/>
-        <w:jc w:val="both"/>
-      </w:pPr>
-      <w:r>
-        <w:rPr>
-          <w:rFonts w:ascii="Arial" w:hAnsi="Arial" w:cs="Arial"/>
-          <w:b w:val="0"/>
-          <w:i w:val="0"/>
-          <w:sz w:val="22"/>
-        </w:rPr>
-        <w:t xml:space="preserve">Pada sensor, tiga sifat perlu dinilai bersama. Rentang menentukan apakah seluruh keadaan operasi terbaca. Resolusi menentukan perubahan terkecil yang dapat dibedakan dari derau. Dan kecepatan menentukan seberapa segera perubahan terbaca, yang pada praktiknya sering lebih menentukan daripada ketelitian. Sensor yang sangat teliti namun lambat hampir selalu kalah oleh sensor yang cukup teliti namun cepat.</w:t>
-      </w:r>
-    </w:p>
-    <w:p>
-      <w:pPr>
-        <w:spacing w:line="360" w:lineRule="auto" w:after="120"/>
-        <w:jc w:val="both"/>
-      </w:pPr>
-      <w:r>
-        <w:rPr>
-          <w:rFonts w:ascii="Arial" w:hAnsi="Arial" w:cs="Arial"/>
-          <w:b w:val="0"/>
-          <w:i w:val="0"/>
-          <w:sz w:val="22"/>
-        </w:rPr>
-        <w:t xml:space="preserve">Letak pemasangan sama pentingnya dengan spesifikasi perangkatnya. Sensor yang dipasang jauh dari titik yang sebenarnya ingin dikendalikan menciptakan dead time, dan dead time memakan margin fase yang tidak dapat dikembalikan penyetelan. Banyak loop bermasalah yang penyebabnya semata letak sensor demi kemudahan perawatan.</w:t>
-      </w:r>
-    </w:p>
-    <w:p>
-      <w:pPr>
-        <w:spacing w:line="360" w:lineRule="auto" w:after="120"/>
-        <w:jc w:val="both"/>
-      </w:pPr>
-      <w:r>
-        <w:rPr>
-          <w:rFonts w:ascii="Arial" w:hAnsi="Arial" w:cs="Arial"/>
-          <w:b w:val="0"/>
-          <w:i w:val="0"/>
-          <w:sz w:val="22"/>
-        </w:rPr>
-        <w:t xml:space="preserve">Pada actuator, yang perlu dinilai bukan hanya besar keluaran maksimum melainkan juga laju perubahan maksimum dan perilakunya di sekitar nol. Katup yang lambat bergerak menimbulkan gejala mirip dead time, sedangkan katup dengan daerah mati di sekitar posisi tertutup membuat kendali halus di beban rendah menjadi mustahil.</w:t>
-      </w:r>
-    </w:p>
-    <w:p>
-      <w:pPr>
-        <w:spacing w:before="40" w:after="120"/>
-        <w:jc w:val="center"/>
-      </w:pPr>
+        <w:tab/>
+      </w:r>
       <w:r>
         <w:rPr>
           <w:rFonts w:ascii="Arial" w:hAnsi="Arial" w:cs="Arial"/>
@@ -3783,99 +3967,8 @@
           <w:color w:val="305496"/>
           <w:sz w:val="22"/>
         </w:rPr>
-        <w:t xml:space="preserve">kecepatan sensor sering lebih menentukan daripada ketelitiannya</w:t>
-      </w:r>
-    </w:p>
-    <w:p>
-      <w:pPr>
-        <w:keepNext/>
-        <w:spacing w:before="200" w:after="80"/>
-      </w:pPr>
-      <w:r>
-        <w:rPr>
-          <w:rFonts w:ascii="Arial" w:hAnsi="Arial" w:cs="Arial"/>
-          <w:b/>
-          <w:i w:val="0"/>
-          <w:color w:val="2E4A7A"/>
-          <w:sz w:val="24"/>
-        </w:rPr>
-        <w:t xml:space="preserve">Dokumentasi yang Benar-Benar Dipakai Orang Lain</w:t>
-      </w:r>
-    </w:p>
-    <w:p>
-      <w:pPr>
-        <w:spacing w:line="360" w:lineRule="auto" w:after="120"/>
-        <w:jc w:val="both"/>
-      </w:pPr>
-      <w:r>
-        <w:rPr>
-          <w:rFonts w:ascii="Arial" w:hAnsi="Arial" w:cs="Arial"/>
-          <w:b w:val="0"/>
-          <w:i w:val="0"/>
-          <w:sz w:val="22"/>
-        </w:rPr>
-        <w:t xml:space="preserve">Dokumen perancangan yang berguna ditulis untuk orang yang akan menghadapi sistem ini setahun kemudian tanpa pernah ikut merancangnya. Ukuran keberhasilannya sederhana: apakah orang itu dapat memahami mengapa setiap keputusan diambil, bukan sekadar apa yang diputuskan.</w:t>
-      </w:r>
-    </w:p>
-    <w:p>
-      <w:pPr>
-        <w:spacing w:line="360" w:lineRule="auto" w:after="120"/>
-        <w:jc w:val="both"/>
-      </w:pPr>
-      <w:r>
-        <w:rPr>
-          <w:rFonts w:ascii="Arial" w:hAnsi="Arial" w:cs="Arial"/>
-          <w:b w:val="0"/>
-          <w:i w:val="0"/>
-          <w:sz w:val="22"/>
-        </w:rPr>
-        <w:t xml:space="preserve">Karena itu alasan lebih penting daripada nilai. Mencatat bahwa penguatan proporsional bernilai empat hampir tidak berguna; mencatat bahwa nilainya dibatasi empat karena pada nilai lebih tinggi katup jenuh saat perubahan setpoint terbesar yang diperkirakan jauh lebih berguna, karena orang berikutnya tahu apa yang harus diperiksa ulang bila keadaan berubah.</w:t>
-      </w:r>
-    </w:p>
-    <w:p>
-      <w:pPr>
-        <w:spacing w:line="360" w:lineRule="auto" w:after="120"/>
-        <w:jc w:val="both"/>
-      </w:pPr>
-      <w:r>
-        <w:rPr>
-          <w:rFonts w:ascii="Arial" w:hAnsi="Arial" w:cs="Arial"/>
-          <w:b w:val="0"/>
-          <w:i w:val="0"/>
-          <w:sz w:val="22"/>
-        </w:rPr>
-        <w:t xml:space="preserve">Rekaman pengujian merupakan bagian dari dokumen, bukan lampiran. Grafik respons terhadap perubahan setpoint dan terhadap gangguan, beserta kondisi pengambilannya, menjadi acuan pembanding ketika kelak sistem dicurigai memburuk. Tanpa acuan itu, pertanyaan apakah sistem sekarang lebih buruk daripada dulu tidak dapat dijawab.</w:t>
-      </w:r>
-    </w:p>
-    <w:p>
-      <w:pPr>
-        <w:spacing w:line="360" w:lineRule="auto" w:after="120"/>
-        <w:jc w:val="both"/>
-      </w:pPr>
-      <w:r>
-        <w:rPr>
-          <w:rFonts w:ascii="Arial" w:hAnsi="Arial" w:cs="Arial"/>
-          <w:b w:val="0"/>
-          <w:i w:val="0"/>
-          <w:sz w:val="22"/>
-        </w:rPr>
-        <w:t xml:space="preserve">Penyimpangan yang diterima juga harus tercatat beserta alasannya. Sistem yang tidak memenuhi satu spesifikasi namun diterima karena alasan tertentu perlu dinyatakan terbuka; menyembunyikannya membuat orang berikutnya menghabiskan waktu mengejar sesuatu yang sebenarnya sudah diketahui dan disepakati.</w:t>
-      </w:r>
-      <w:r>
-        <w:rPr>
-          <w:rFonts w:ascii="Arial" w:hAnsi="Arial" w:cs="Arial"/>
-          <w:b w:val="0"/>
-          <w:i w:val="0"/>
-          <w:sz w:val="22"/>
-        </w:rPr>
-        <w:t xml:space="preserve"> Bentuk ringkasnya dituliskan pada Persamaan (6).</w:t>
-      </w:r>
-    </w:p>
-    <w:p>
-      <w:pPr>
-        <w:spacing w:before="40" w:after="120"/>
-        <w:jc w:val="center"/>
-      </w:pPr>
+        <w:t xml:space="preserve">catat alasan, bukan hanya nilai   |   rekaman uji = acuan pembanding kelak</w:t>
+      </w:r>
       <w:r>
         <w:rPr>
           <w:rFonts w:ascii="Arial" w:hAnsi="Arial" w:cs="Arial"/>
@@ -3884,17 +3977,8 @@
           <w:color w:val="305496"/>
           <w:sz w:val="22"/>
         </w:rPr>
-        <w:t xml:space="preserve">catat alasan, bukan hanya nilai   |   rekaman uji = acuan pembanding kelak</w:t>
-      </w:r>
-      <w:r>
-        <w:rPr>
-          <w:rFonts w:ascii="Arial" w:hAnsi="Arial" w:cs="Arial"/>
-          <w:b/>
-          <w:i/>
-          <w:color w:val="305496"/>
-          <w:sz w:val="22"/>
-        </w:rPr>
-        <w:t xml:space="preserve">   (6)</w:t>
+        <w:tab/>
+        <w:t xml:space="preserve">(6)</w:t>
       </w:r>
     </w:p>
     <w:p>
@@ -4125,8 +4209,11 @@
     </w:p>
     <w:p>
       <w:pPr>
+        <w:tabs>
+          <w:tab w:val="center" w:pos="4393"/>
+          <w:tab w:val="right" w:pos="8787"/>
+        </w:tabs>
         <w:spacing w:before="40" w:after="120"/>
-        <w:jc w:val="center"/>
       </w:pPr>
       <w:r>
         <w:rPr>
@@ -4136,7 +4223,7 @@
           <w:color w:val="305496"/>
           <w:sz w:val="22"/>
         </w:rPr>
-        <w:t xml:space="preserve">T(s) = wn</w:t>
+        <w:tab/>
       </w:r>
       <w:r>
         <w:rPr>
@@ -4145,9 +4232,8 @@
           <w:i/>
           <w:color w:val="305496"/>
           <w:sz w:val="22"/>
-          <w:vertAlign w:val="superscript"/>
-        </w:rPr>
-        <w:t xml:space="preserve">2</w:t>
+        </w:rPr>
+        <w:t xml:space="preserve">T(s) = wn</w:t>
       </w:r>
       <w:r>
         <w:rPr>
@@ -4156,8 +4242,9 @@
           <w:i/>
           <w:color w:val="305496"/>
           <w:sz w:val="22"/>
-        </w:rPr>
-        <w:t xml:space="preserve">/(s</w:t>
+          <w:vertAlign w:val="superscript"/>
+        </w:rPr>
+        <w:t xml:space="preserve">2</w:t>
       </w:r>
       <w:r>
         <w:rPr>
@@ -4166,9 +4253,8 @@
           <w:i/>
           <w:color w:val="305496"/>
           <w:sz w:val="22"/>
-          <w:vertAlign w:val="superscript"/>
-        </w:rPr>
-        <w:t xml:space="preserve">2</w:t>
+        </w:rPr>
+        <w:t xml:space="preserve">/(s</w:t>
       </w:r>
       <w:r>
         <w:rPr>
@@ -4177,8 +4263,9 @@
           <w:i/>
           <w:color w:val="305496"/>
           <w:sz w:val="22"/>
-        </w:rPr>
-        <w:t xml:space="preserve"> + 2·z·wn·s + wn</w:t>
+          <w:vertAlign w:val="superscript"/>
+        </w:rPr>
+        <w:t xml:space="preserve">2</w:t>
       </w:r>
       <w:r>
         <w:rPr>
@@ -4187,9 +4274,8 @@
           <w:i/>
           <w:color w:val="305496"/>
           <w:sz w:val="22"/>
-          <w:vertAlign w:val="superscript"/>
-        </w:rPr>
-        <w:t xml:space="preserve">2</w:t>
+        </w:rPr>
+        <w:t xml:space="preserve"> + 2·z·wn·s + wn</w:t>
       </w:r>
       <w:r>
         <w:rPr>
@@ -4198,8 +4284,9 @@
           <w:i/>
           <w:color w:val="305496"/>
           <w:sz w:val="22"/>
-        </w:rPr>
-        <w:t xml:space="preserve">)</w:t>
+          <w:vertAlign w:val="superscript"/>
+        </w:rPr>
+        <w:t xml:space="preserve">2</w:t>
       </w:r>
       <w:r>
         <w:rPr>
@@ -4209,53 +4296,8 @@
           <w:color w:val="305496"/>
           <w:sz w:val="22"/>
         </w:rPr>
-        <w:t xml:space="preserve">   (7)</w:t>
-      </w:r>
-    </w:p>
-    <w:p>
-      <w:pPr>
-        <w:spacing w:line="360" w:lineRule="auto" w:after="120"/>
-        <w:jc w:val="both"/>
-      </w:pPr>
-      <w:r>
-        <w:rPr>
-          <w:rFonts w:ascii="Arial" w:hAnsi="Arial" w:cs="Arial"/>
-          <w:b w:val="0"/>
-          <w:i w:val="0"/>
-          <w:sz w:val="22"/>
-        </w:rPr>
-        <w:t xml:space="preserve">Dua parameter, yaitu rasio redaman z dan frekuensi alami wn, menentukan seluruh karakter respons.</w:t>
-      </w:r>
-      <w:r>
-        <w:rPr>
-          <w:rFonts w:ascii="Arial" w:hAnsi="Arial" w:cs="Arial"/>
-          <w:b w:val="0"/>
-          <w:i w:val="0"/>
-          <w:sz w:val="22"/>
-        </w:rPr>
-        <w:t xml:space="preserve"> Rangkuman kuantitatifnya tertulis pada Persamaan (8).</w:t>
-      </w:r>
-    </w:p>
-    <w:p>
-      <w:pPr>
-        <w:spacing w:line="360" w:lineRule="auto" w:after="120"/>
-        <w:jc w:val="both"/>
-      </w:pPr>
-      <w:r>
-        <w:rPr>
-          <w:rFonts w:ascii="Arial" w:hAnsi="Arial" w:cs="Arial"/>
-          <w:b w:val="0"/>
-          <w:i w:val="0"/>
-          <w:sz w:val="22"/>
-        </w:rPr>
-        <w:t xml:space="preserve">2. Overshoot dari redaman</w:t>
-      </w:r>
-    </w:p>
-    <w:p>
-      <w:pPr>
-        <w:spacing w:before="40" w:after="120"/>
-        <w:jc w:val="center"/>
-      </w:pPr>
+        <w:t xml:space="preserve">)</w:t>
+      </w:r>
       <w:r>
         <w:rPr>
           <w:rFonts w:ascii="Arial" w:hAnsi="Arial" w:cs="Arial"/>
@@ -4264,8 +4306,57 @@
           <w:color w:val="305496"/>
           <w:sz w:val="22"/>
         </w:rPr>
-        <w:t xml:space="preserve"/>
-      </w:r>
+        <w:tab/>
+        <w:t xml:space="preserve">(7)</w:t>
+      </w:r>
+    </w:p>
+    <w:p>
+      <w:pPr>
+        <w:spacing w:line="360" w:lineRule="auto" w:after="120"/>
+        <w:jc w:val="both"/>
+      </w:pPr>
+      <w:r>
+        <w:rPr>
+          <w:rFonts w:ascii="Arial" w:hAnsi="Arial" w:cs="Arial"/>
+          <w:b w:val="0"/>
+          <w:i w:val="0"/>
+          <w:sz w:val="22"/>
+        </w:rPr>
+        <w:t xml:space="preserve">Dua parameter, yaitu rasio redaman z dan frekuensi alami wn, menentukan seluruh karakter respons.</w:t>
+      </w:r>
+      <w:r>
+        <w:rPr>
+          <w:rFonts w:ascii="Arial" w:hAnsi="Arial" w:cs="Arial"/>
+          <w:b w:val="0"/>
+          <w:i w:val="0"/>
+          <w:sz w:val="22"/>
+        </w:rPr>
+        <w:t xml:space="preserve"> Rangkuman kuantitatifnya tertulis pada Persamaan (8).</w:t>
+      </w:r>
+    </w:p>
+    <w:p>
+      <w:pPr>
+        <w:spacing w:line="360" w:lineRule="auto" w:after="120"/>
+        <w:jc w:val="both"/>
+      </w:pPr>
+      <w:r>
+        <w:rPr>
+          <w:rFonts w:ascii="Arial" w:hAnsi="Arial" w:cs="Arial"/>
+          <w:b w:val="0"/>
+          <w:i w:val="0"/>
+          <w:sz w:val="22"/>
+        </w:rPr>
+        <w:t xml:space="preserve">2. Overshoot dari redaman</w:t>
+      </w:r>
+    </w:p>
+    <w:p>
+      <w:pPr>
+        <w:tabs>
+          <w:tab w:val="center" w:pos="4393"/>
+          <w:tab w:val="right" w:pos="8787"/>
+        </w:tabs>
+        <w:spacing w:before="40" w:after="120"/>
+      </w:pPr>
       <w:r>
         <w:rPr>
           <w:rFonts w:ascii="Arial" w:hAnsi="Arial" w:cs="Arial"/>
@@ -4274,7 +4365,7 @@
           <w:color w:val="305496"/>
           <w:sz w:val="22"/>
         </w:rPr>
-        <w:t xml:space="preserve">M</w:t>
+        <w:tab/>
       </w:r>
       <w:r>
         <w:rPr>
@@ -4283,9 +4374,8 @@
           <w:i/>
           <w:color w:val="305496"/>
           <w:sz w:val="22"/>
-          <w:vertAlign w:val="subscript"/>
-        </w:rPr>
-        <w:t xml:space="preserve">p</w:t>
+        </w:rPr>
+        <w:t xml:space="preserve"/>
       </w:r>
       <w:r>
         <w:rPr>
@@ -4295,7 +4385,7 @@
           <w:color w:val="305496"/>
           <w:sz w:val="22"/>
         </w:rPr>
-        <w:t xml:space="preserve"> = exp(-π·z/√(1-z</w:t>
+        <w:t xml:space="preserve">M</w:t>
       </w:r>
       <w:r>
         <w:rPr>
@@ -4304,9 +4394,9 @@
           <w:i/>
           <w:color w:val="305496"/>
           <w:sz w:val="22"/>
-          <w:vertAlign w:val="superscript"/>
-        </w:rPr>
-        <w:t xml:space="preserve">2</w:t>
+          <w:vertAlign w:val="subscript"/>
+        </w:rPr>
+        <w:t xml:space="preserve">p</w:t>
       </w:r>
       <w:r>
         <w:rPr>
@@ -4316,7 +4406,7 @@
           <w:color w:val="305496"/>
           <w:sz w:val="22"/>
         </w:rPr>
-        <w:t xml:space="preserve">))</w:t>
+        <w:t xml:space="preserve"> = exp(-π·z/√(1-z</w:t>
       </w:r>
       <w:r>
         <w:rPr>
@@ -4325,54 +4415,10 @@
           <w:i/>
           <w:color w:val="305496"/>
           <w:sz w:val="22"/>
-        </w:rPr>
-        <w:t xml:space="preserve">   (8)</w:t>
-      </w:r>
-    </w:p>
-    <w:p>
-      <w:pPr>
-        <w:spacing w:line="360" w:lineRule="auto" w:after="120"/>
-        <w:jc w:val="both"/>
-      </w:pPr>
-      <w:r>
-        <w:rPr>
-          <w:rFonts w:ascii="Arial" w:hAnsi="Arial" w:cs="Arial"/>
-          <w:b w:val="0"/>
-          <w:i w:val="0"/>
-          <w:sz w:val="22"/>
-        </w:rPr>
-        <w:t xml:space="preserve">Overshoot hanya bergantung pada z, sama sekali tidak pada wn. Inilah alasan overshoot disetel lebih dulu.</w:t>
-      </w:r>
-      <w:r>
-        <w:rPr>
-          <w:rFonts w:ascii="Arial" w:hAnsi="Arial" w:cs="Arial"/>
-          <w:b w:val="0"/>
-          <w:i w:val="0"/>
-          <w:sz w:val="22"/>
-        </w:rPr>
-        <w:t xml:space="preserve"> Hubungan ini dirangkum dalam Persamaan (9).</w:t>
-      </w:r>
-    </w:p>
-    <w:p>
-      <w:pPr>
-        <w:spacing w:line="360" w:lineRule="auto" w:after="120"/>
-        <w:jc w:val="both"/>
-      </w:pPr>
-      <w:r>
-        <w:rPr>
-          <w:rFonts w:ascii="Arial" w:hAnsi="Arial" w:cs="Arial"/>
-          <w:b w:val="0"/>
-          <w:i w:val="0"/>
-          <w:sz w:val="22"/>
-        </w:rPr>
-        <w:t xml:space="preserve">3. Redaman dari overshoot</w:t>
-      </w:r>
-    </w:p>
-    <w:p>
-      <w:pPr>
-        <w:spacing w:before="40" w:after="120"/>
-        <w:jc w:val="center"/>
-      </w:pPr>
+          <w:vertAlign w:val="superscript"/>
+        </w:rPr>
+        <w:t xml:space="preserve">2</w:t>
+      </w:r>
       <w:r>
         <w:rPr>
           <w:rFonts w:ascii="Arial" w:hAnsi="Arial" w:cs="Arial"/>
@@ -4381,7 +4427,7 @@
           <w:color w:val="305496"/>
           <w:sz w:val="22"/>
         </w:rPr>
-        <w:t xml:space="preserve">z = -ln(</w:t>
+        <w:t xml:space="preserve">))</w:t>
       </w:r>
       <w:r>
         <w:rPr>
@@ -4391,8 +4437,57 @@
           <w:color w:val="305496"/>
           <w:sz w:val="22"/>
         </w:rPr>
-        <w:t xml:space="preserve">M</w:t>
-      </w:r>
+        <w:tab/>
+        <w:t xml:space="preserve">(8)</w:t>
+      </w:r>
+    </w:p>
+    <w:p>
+      <w:pPr>
+        <w:spacing w:line="360" w:lineRule="auto" w:after="120"/>
+        <w:jc w:val="both"/>
+      </w:pPr>
+      <w:r>
+        <w:rPr>
+          <w:rFonts w:ascii="Arial" w:hAnsi="Arial" w:cs="Arial"/>
+          <w:b w:val="0"/>
+          <w:i w:val="0"/>
+          <w:sz w:val="22"/>
+        </w:rPr>
+        <w:t xml:space="preserve">Overshoot hanya bergantung pada z, sama sekali tidak pada wn. Inilah alasan overshoot disetel lebih dulu.</w:t>
+      </w:r>
+      <w:r>
+        <w:rPr>
+          <w:rFonts w:ascii="Arial" w:hAnsi="Arial" w:cs="Arial"/>
+          <w:b w:val="0"/>
+          <w:i w:val="0"/>
+          <w:sz w:val="22"/>
+        </w:rPr>
+        <w:t xml:space="preserve"> Hubungan ini dirangkum dalam Persamaan (9).</w:t>
+      </w:r>
+    </w:p>
+    <w:p>
+      <w:pPr>
+        <w:spacing w:line="360" w:lineRule="auto" w:after="120"/>
+        <w:jc w:val="both"/>
+      </w:pPr>
+      <w:r>
+        <w:rPr>
+          <w:rFonts w:ascii="Arial" w:hAnsi="Arial" w:cs="Arial"/>
+          <w:b w:val="0"/>
+          <w:i w:val="0"/>
+          <w:sz w:val="22"/>
+        </w:rPr>
+        <w:t xml:space="preserve">3. Redaman dari overshoot</w:t>
+      </w:r>
+    </w:p>
+    <w:p>
+      <w:pPr>
+        <w:tabs>
+          <w:tab w:val="center" w:pos="4393"/>
+          <w:tab w:val="right" w:pos="8787"/>
+        </w:tabs>
+        <w:spacing w:before="40" w:after="120"/>
+      </w:pPr>
       <w:r>
         <w:rPr>
           <w:rFonts w:ascii="Arial" w:hAnsi="Arial" w:cs="Arial"/>
@@ -4400,9 +4495,8 @@
           <w:i/>
           <w:color w:val="305496"/>
           <w:sz w:val="22"/>
-          <w:vertAlign w:val="subscript"/>
-        </w:rPr>
-        <w:t xml:space="preserve">p</w:t>
+        </w:rPr>
+        <w:tab/>
       </w:r>
       <w:r>
         <w:rPr>
@@ -4412,7 +4506,7 @@
           <w:color w:val="305496"/>
           <w:sz w:val="22"/>
         </w:rPr>
-        <w:t xml:space="preserve">)/√(π</w:t>
+        <w:t xml:space="preserve">z = -ln(</w:t>
       </w:r>
       <w:r>
         <w:rPr>
@@ -4421,9 +4515,8 @@
           <w:i/>
           <w:color w:val="305496"/>
           <w:sz w:val="22"/>
-          <w:vertAlign w:val="superscript"/>
-        </w:rPr>
-        <w:t xml:space="preserve">2</w:t>
+        </w:rPr>
+        <w:t xml:space="preserve">M</w:t>
       </w:r>
       <w:r>
         <w:rPr>
@@ -4432,8 +4525,9 @@
           <w:i/>
           <w:color w:val="305496"/>
           <w:sz w:val="22"/>
-        </w:rPr>
-        <w:t xml:space="preserve"> + ln(</w:t>
+          <w:vertAlign w:val="subscript"/>
+        </w:rPr>
+        <w:t xml:space="preserve">p</w:t>
       </w:r>
       <w:r>
         <w:rPr>
@@ -4443,7 +4537,7 @@
           <w:color w:val="305496"/>
           <w:sz w:val="22"/>
         </w:rPr>
-        <w:t xml:space="preserve">M</w:t>
+        <w:t xml:space="preserve">)/√(π</w:t>
       </w:r>
       <w:r>
         <w:rPr>
@@ -4452,9 +4546,9 @@
           <w:i/>
           <w:color w:val="305496"/>
           <w:sz w:val="22"/>
-          <w:vertAlign w:val="subscript"/>
-        </w:rPr>
-        <w:t xml:space="preserve">p</w:t>
+          <w:vertAlign w:val="superscript"/>
+        </w:rPr>
+        <w:t xml:space="preserve">2</w:t>
       </w:r>
       <w:r>
         <w:rPr>
@@ -4464,7 +4558,7 @@
           <w:color w:val="305496"/>
           <w:sz w:val="22"/>
         </w:rPr>
-        <w:t xml:space="preserve">)</w:t>
+        <w:t xml:space="preserve"> + ln(</w:t>
       </w:r>
       <w:r>
         <w:rPr>
@@ -4473,9 +4567,8 @@
           <w:i/>
           <w:color w:val="305496"/>
           <w:sz w:val="22"/>
-          <w:vertAlign w:val="superscript"/>
-        </w:rPr>
-        <w:t xml:space="preserve">2</w:t>
+        </w:rPr>
+        <w:t xml:space="preserve">M</w:t>
       </w:r>
       <w:r>
         <w:rPr>
@@ -4484,8 +4577,9 @@
           <w:i/>
           <w:color w:val="305496"/>
           <w:sz w:val="22"/>
-        </w:rPr>
-        <w:t xml:space="preserve">)</w:t>
+          <w:vertAlign w:val="subscript"/>
+        </w:rPr>
+        <w:t xml:space="preserve">p</w:t>
       </w:r>
       <w:r>
         <w:rPr>
@@ -4495,53 +4589,8 @@
           <w:color w:val="305496"/>
           <w:sz w:val="22"/>
         </w:rPr>
-        <w:t xml:space="preserve">   (9)</w:t>
-      </w:r>
-    </w:p>
-    <w:p>
-      <w:pPr>
-        <w:spacing w:line="360" w:lineRule="auto" w:after="120"/>
-        <w:jc w:val="both"/>
-      </w:pPr>
-      <w:r>
-        <w:rPr>
-          <w:rFonts w:ascii="Arial" w:hAnsi="Arial" w:cs="Arial"/>
-          <w:b w:val="0"/>
-          <w:i w:val="0"/>
-          <w:sz w:val="22"/>
-        </w:rPr>
-        <w:t xml:space="preserve">Membalik hubungan sebelumnya sehingga batas overshoot langsung memberi nilai z minimum.</w:t>
-      </w:r>
-      <w:r>
-        <w:rPr>
-          <w:rFonts w:ascii="Arial" w:hAnsi="Arial" w:cs="Arial"/>
-          <w:b w:val="0"/>
-          <w:i w:val="0"/>
-          <w:sz w:val="22"/>
-        </w:rPr>
-        <w:t xml:space="preserve"> Bentuk ringkasnya dituliskan pada Persamaan (10).</w:t>
-      </w:r>
-    </w:p>
-    <w:p>
-      <w:pPr>
-        <w:spacing w:line="360" w:lineRule="auto" w:after="120"/>
-        <w:jc w:val="both"/>
-      </w:pPr>
-      <w:r>
-        <w:rPr>
-          <w:rFonts w:ascii="Arial" w:hAnsi="Arial" w:cs="Arial"/>
-          <w:b w:val="0"/>
-          <w:i w:val="0"/>
-          <w:sz w:val="22"/>
-        </w:rPr>
-        <w:t xml:space="preserve">4. Settling time menentukan wn</w:t>
-      </w:r>
-    </w:p>
-    <w:p>
-      <w:pPr>
-        <w:spacing w:before="40" w:after="120"/>
-        <w:jc w:val="center"/>
-      </w:pPr>
+        <w:t xml:space="preserve">)</w:t>
+      </w:r>
       <w:r>
         <w:rPr>
           <w:rFonts w:ascii="Arial" w:hAnsi="Arial" w:cs="Arial"/>
@@ -4549,8 +4598,9 @@
           <w:i/>
           <w:color w:val="305496"/>
           <w:sz w:val="22"/>
-        </w:rPr>
-        <w:t xml:space="preserve"/>
+          <w:vertAlign w:val="superscript"/>
+        </w:rPr>
+        <w:t xml:space="preserve">2</w:t>
       </w:r>
       <w:r>
         <w:rPr>
@@ -4560,7 +4610,7 @@
           <w:color w:val="305496"/>
           <w:sz w:val="22"/>
         </w:rPr>
-        <w:t xml:space="preserve">t</w:t>
+        <w:t xml:space="preserve">)</w:t>
       </w:r>
       <w:r>
         <w:rPr>
@@ -4569,10 +4619,58 @@
           <w:i/>
           <w:color w:val="305496"/>
           <w:sz w:val="22"/>
-          <w:vertAlign w:val="subscript"/>
-        </w:rPr>
-        <w:t xml:space="preserve">s</w:t>
-      </w:r>
+        </w:rPr>
+        <w:tab/>
+        <w:t xml:space="preserve">(9)</w:t>
+      </w:r>
+    </w:p>
+    <w:p>
+      <w:pPr>
+        <w:spacing w:line="360" w:lineRule="auto" w:after="120"/>
+        <w:jc w:val="both"/>
+      </w:pPr>
+      <w:r>
+        <w:rPr>
+          <w:rFonts w:ascii="Arial" w:hAnsi="Arial" w:cs="Arial"/>
+          <w:b w:val="0"/>
+          <w:i w:val="0"/>
+          <w:sz w:val="22"/>
+        </w:rPr>
+        <w:t xml:space="preserve">Membalik hubungan sebelumnya sehingga batas overshoot langsung memberi nilai z minimum.</w:t>
+      </w:r>
+      <w:r>
+        <w:rPr>
+          <w:rFonts w:ascii="Arial" w:hAnsi="Arial" w:cs="Arial"/>
+          <w:b w:val="0"/>
+          <w:i w:val="0"/>
+          <w:sz w:val="22"/>
+        </w:rPr>
+        <w:t xml:space="preserve"> Bentuk ringkasnya dituliskan pada Persamaan (10).</w:t>
+      </w:r>
+    </w:p>
+    <w:p>
+      <w:pPr>
+        <w:spacing w:line="360" w:lineRule="auto" w:after="120"/>
+        <w:jc w:val="both"/>
+      </w:pPr>
+      <w:r>
+        <w:rPr>
+          <w:rFonts w:ascii="Arial" w:hAnsi="Arial" w:cs="Arial"/>
+          <w:b w:val="0"/>
+          <w:i w:val="0"/>
+          <w:sz w:val="22"/>
+        </w:rPr>
+        <w:t xml:space="preserve">4. Settling time menentukan wn</w:t>
+      </w:r>
+    </w:p>
+    <w:p>
+      <w:pPr>
+        <w:tabs>
+          <w:tab w:val="center" w:pos="4393"/>
+          <w:tab w:val="right" w:pos="8787"/>
+        </w:tabs>
+        <w:spacing w:before="40" w:after="120"/>
+      </w:pPr>
       <w:r>
         <w:rPr>
           <w:rFonts w:ascii="Arial" w:hAnsi="Arial" w:cs="Arial"/>
@@ -4581,7 +4679,7 @@
           <w:color w:val="305496"/>
           <w:sz w:val="22"/>
         </w:rPr>
-        <w:t xml:space="preserve"> ~ 4/(z·wn)  ⇒  wn ~ 4/(z·</w:t>
+        <w:tab/>
       </w:r>
       <w:r>
         <w:rPr>
@@ -4591,7 +4689,7 @@
           <w:color w:val="305496"/>
           <w:sz w:val="22"/>
         </w:rPr>
-        <w:t xml:space="preserve">t</w:t>
+        <w:t xml:space="preserve"/>
       </w:r>
       <w:r>
         <w:rPr>
@@ -4600,9 +4698,8 @@
           <w:i/>
           <w:color w:val="305496"/>
           <w:sz w:val="22"/>
-          <w:vertAlign w:val="subscript"/>
-        </w:rPr>
-        <w:t xml:space="preserve">s</w:t>
+        </w:rPr>
+        <w:t xml:space="preserve">t</w:t>
       </w:r>
       <w:r>
         <w:rPr>
@@ -4611,8 +4708,9 @@
           <w:i/>
           <w:color w:val="305496"/>
           <w:sz w:val="22"/>
-        </w:rPr>
-        <w:t xml:space="preserve">)</w:t>
+          <w:vertAlign w:val="subscript"/>
+        </w:rPr>
+        <w:t xml:space="preserve">s</w:t>
       </w:r>
       <w:r>
         <w:rPr>
@@ -4622,53 +4720,8 @@
           <w:color w:val="305496"/>
           <w:sz w:val="22"/>
         </w:rPr>
-        <w:t xml:space="preserve">   (10)</w:t>
-      </w:r>
-    </w:p>
-    <w:p>
-      <w:pPr>
-        <w:spacing w:line="360" w:lineRule="auto" w:after="120"/>
-        <w:jc w:val="both"/>
-      </w:pPr>
-      <w:r>
-        <w:rPr>
-          <w:rFonts w:ascii="Arial" w:hAnsi="Arial" w:cs="Arial"/>
-          <w:b w:val="0"/>
-          <w:i w:val="0"/>
-          <w:sz w:val="22"/>
-        </w:rPr>
-        <w:t xml:space="preserve">Setelah z diketahui, tuntutan kecepatan menetapkan wn. Kriteria 4/(z·wn) memakai pita dua persen.</w:t>
-      </w:r>
-      <w:r>
-        <w:rPr>
-          <w:rFonts w:ascii="Arial" w:hAnsi="Arial" w:cs="Arial"/>
-          <w:b w:val="0"/>
-          <w:i w:val="0"/>
-          <w:sz w:val="22"/>
-        </w:rPr>
-        <w:t xml:space="preserve"> Persamaan (11) memadatkan aturan tersebut.</w:t>
-      </w:r>
-    </w:p>
-    <w:p>
-      <w:pPr>
-        <w:spacing w:line="360" w:lineRule="auto" w:after="120"/>
-        <w:jc w:val="both"/>
-      </w:pPr>
-      <w:r>
-        <w:rPr>
-          <w:rFonts w:ascii="Arial" w:hAnsi="Arial" w:cs="Arial"/>
-          <w:b w:val="0"/>
-          <w:i w:val="0"/>
-          <w:sz w:val="22"/>
-        </w:rPr>
-        <w:t xml:space="preserve">5. Letak pole yang dituju</w:t>
-      </w:r>
-    </w:p>
-    <w:p>
-      <w:pPr>
-        <w:spacing w:before="40" w:after="120"/>
-        <w:jc w:val="center"/>
-      </w:pPr>
+        <w:t xml:space="preserve"> ~ 4/(z·wn)  ⇒  wn ~ 4/(z·</w:t>
+      </w:r>
       <w:r>
         <w:rPr>
           <w:rFonts w:ascii="Arial" w:hAnsi="Arial" w:cs="Arial"/>
@@ -4677,7 +4730,7 @@
           <w:color w:val="305496"/>
           <w:sz w:val="22"/>
         </w:rPr>
-        <w:t xml:space="preserve">s = -z·wn +/- j·wn·√(1-z</w:t>
+        <w:t xml:space="preserve">t</w:t>
       </w:r>
       <w:r>
         <w:rPr>
@@ -4686,9 +4739,9 @@
           <w:i/>
           <w:color w:val="305496"/>
           <w:sz w:val="22"/>
-          <w:vertAlign w:val="superscript"/>
-        </w:rPr>
-        <w:t xml:space="preserve">2</w:t>
+          <w:vertAlign w:val="subscript"/>
+        </w:rPr>
+        <w:t xml:space="preserve">s</w:t>
       </w:r>
       <w:r>
         <w:rPr>
@@ -4708,7 +4761,108 @@
           <w:color w:val="305496"/>
           <w:sz w:val="22"/>
         </w:rPr>
-        <w:t xml:space="preserve">   (11)</w:t>
+        <w:tab/>
+        <w:t xml:space="preserve">(10)</w:t>
+      </w:r>
+    </w:p>
+    <w:p>
+      <w:pPr>
+        <w:spacing w:line="360" w:lineRule="auto" w:after="120"/>
+        <w:jc w:val="both"/>
+      </w:pPr>
+      <w:r>
+        <w:rPr>
+          <w:rFonts w:ascii="Arial" w:hAnsi="Arial" w:cs="Arial"/>
+          <w:b w:val="0"/>
+          <w:i w:val="0"/>
+          <w:sz w:val="22"/>
+        </w:rPr>
+        <w:t xml:space="preserve">Setelah z diketahui, tuntutan kecepatan menetapkan wn. Kriteria 4/(z·wn) memakai pita dua persen.</w:t>
+      </w:r>
+      <w:r>
+        <w:rPr>
+          <w:rFonts w:ascii="Arial" w:hAnsi="Arial" w:cs="Arial"/>
+          <w:b w:val="0"/>
+          <w:i w:val="0"/>
+          <w:sz w:val="22"/>
+        </w:rPr>
+        <w:t xml:space="preserve"> Persamaan (11) memadatkan aturan tersebut.</w:t>
+      </w:r>
+    </w:p>
+    <w:p>
+      <w:pPr>
+        <w:spacing w:line="360" w:lineRule="auto" w:after="120"/>
+        <w:jc w:val="both"/>
+      </w:pPr>
+      <w:r>
+        <w:rPr>
+          <w:rFonts w:ascii="Arial" w:hAnsi="Arial" w:cs="Arial"/>
+          <w:b w:val="0"/>
+          <w:i w:val="0"/>
+          <w:sz w:val="22"/>
+        </w:rPr>
+        <w:t xml:space="preserve">5. Letak pole yang dituju</w:t>
+      </w:r>
+    </w:p>
+    <w:p>
+      <w:pPr>
+        <w:tabs>
+          <w:tab w:val="center" w:pos="4393"/>
+          <w:tab w:val="right" w:pos="8787"/>
+        </w:tabs>
+        <w:spacing w:before="40" w:after="120"/>
+      </w:pPr>
+      <w:r>
+        <w:rPr>
+          <w:rFonts w:ascii="Arial" w:hAnsi="Arial" w:cs="Arial"/>
+          <w:b/>
+          <w:i/>
+          <w:color w:val="305496"/>
+          <w:sz w:val="22"/>
+        </w:rPr>
+        <w:tab/>
+      </w:r>
+      <w:r>
+        <w:rPr>
+          <w:rFonts w:ascii="Arial" w:hAnsi="Arial" w:cs="Arial"/>
+          <w:b/>
+          <w:i/>
+          <w:color w:val="305496"/>
+          <w:sz w:val="22"/>
+        </w:rPr>
+        <w:t xml:space="preserve">s = -z·wn +/- j·wn·√(1-z</w:t>
+      </w:r>
+      <w:r>
+        <w:rPr>
+          <w:rFonts w:ascii="Arial" w:hAnsi="Arial" w:cs="Arial"/>
+          <w:b/>
+          <w:i/>
+          <w:color w:val="305496"/>
+          <w:sz w:val="22"/>
+          <w:vertAlign w:val="superscript"/>
+        </w:rPr>
+        <w:t xml:space="preserve">2</w:t>
+      </w:r>
+      <w:r>
+        <w:rPr>
+          <w:rFonts w:ascii="Arial" w:hAnsi="Arial" w:cs="Arial"/>
+          <w:b/>
+          <w:i/>
+          <w:color w:val="305496"/>
+          <w:sz w:val="22"/>
+        </w:rPr>
+        <w:t xml:space="preserve">)</w:t>
+      </w:r>
+      <w:r>
+        <w:rPr>
+          <w:rFonts w:ascii="Arial" w:hAnsi="Arial" w:cs="Arial"/>
+          <w:b/>
+          <w:i/>
+          <w:color w:val="305496"/>
+          <w:sz w:val="22"/>
+        </w:rPr>
+        <w:tab/>
+        <w:t xml:space="preserve">(11)</w:t>
       </w:r>
     </w:p>
     <w:p>
@@ -4814,8 +4968,11 @@
     </w:p>
     <w:p>
       <w:pPr>
+        <w:tabs>
+          <w:tab w:val="center" w:pos="4393"/>
+          <w:tab w:val="right" w:pos="8787"/>
+        </w:tabs>
         <w:spacing w:before="40" w:after="120"/>
-        <w:jc w:val="center"/>
       </w:pPr>
       <w:r>
         <w:rPr>
@@ -4825,7 +4982,7 @@
           <w:color w:val="305496"/>
           <w:sz w:val="22"/>
         </w:rPr>
-        <w:t xml:space="preserve">z = -ln(0,10)/√(π</w:t>
+        <w:tab/>
       </w:r>
       <w:r>
         <w:rPr>
@@ -4834,9 +4991,8 @@
           <w:i/>
           <w:color w:val="305496"/>
           <w:sz w:val="22"/>
-          <w:vertAlign w:val="superscript"/>
-        </w:rPr>
-        <w:t xml:space="preserve">2</w:t>
+        </w:rPr>
+        <w:t xml:space="preserve">z = -ln(0,10)/√(π</w:t>
       </w:r>
       <w:r>
         <w:rPr>
@@ -4845,8 +5001,9 @@
           <w:i/>
           <w:color w:val="305496"/>
           <w:sz w:val="22"/>
-        </w:rPr>
-        <w:t xml:space="preserve"> + ln(0,10)</w:t>
+          <w:vertAlign w:val="superscript"/>
+        </w:rPr>
+        <w:t xml:space="preserve">2</w:t>
       </w:r>
       <w:r>
         <w:rPr>
@@ -4855,9 +5012,8 @@
           <w:i/>
           <w:color w:val="305496"/>
           <w:sz w:val="22"/>
-          <w:vertAlign w:val="superscript"/>
-        </w:rPr>
-        <w:t xml:space="preserve">2</w:t>
+        </w:rPr>
+        <w:t xml:space="preserve"> + ln(0,10)</w:t>
       </w:r>
       <w:r>
         <w:rPr>
@@ -4866,8 +5022,9 @@
           <w:i/>
           <w:color w:val="305496"/>
           <w:sz w:val="22"/>
-        </w:rPr>
-        <w:t xml:space="preserve">)</w:t>
+          <w:vertAlign w:val="superscript"/>
+        </w:rPr>
+        <w:t xml:space="preserve">2</w:t>
       </w:r>
       <w:r>
         <w:rPr>
@@ -4877,44 +5034,8 @@
           <w:color w:val="305496"/>
           <w:sz w:val="22"/>
         </w:rPr>
-        <w:t xml:space="preserve">   (12)</w:t>
-      </w:r>
-    </w:p>
-    <w:p>
-      <w:pPr>
-        <w:spacing w:line="360" w:lineRule="auto" w:after="120"/>
-        <w:jc w:val="both"/>
-      </w:pPr>
-      <w:r>
-        <w:rPr>
-          <w:rFonts w:ascii="Arial" w:hAnsi="Arial" w:cs="Arial"/>
-          <w:b w:val="0"/>
-          <w:i w:val="0"/>
-          <w:sz w:val="22"/>
-        </w:rPr>
-        <w:t xml:space="preserve">ln(0,10) = -2,3026 sehingga z = 2,3026/√(9,8696 + 5,3020) = 2,3026/3,8951 = 0,591</w:t>
-      </w:r>
-    </w:p>
-    <w:p>
-      <w:pPr>
-        <w:spacing w:line="360" w:lineRule="auto" w:after="120"/>
-        <w:jc w:val="both"/>
-      </w:pPr>
-      <w:r>
-        <w:rPr>
-          <w:rFonts w:ascii="Arial" w:hAnsi="Arial" w:cs="Arial"/>
-          <w:b w:val="0"/>
-          <w:i w:val="0"/>
-          <w:sz w:val="22"/>
-        </w:rPr>
-        <w:t xml:space="preserve">2. Hitung frekuensi alami</w:t>
-      </w:r>
-    </w:p>
-    <w:p>
-      <w:pPr>
-        <w:spacing w:before="40" w:after="120"/>
-        <w:jc w:val="center"/>
-      </w:pPr>
+        <w:t xml:space="preserve">)</w:t>
+      </w:r>
       <w:r>
         <w:rPr>
           <w:rFonts w:ascii="Arial" w:hAnsi="Arial" w:cs="Arial"/>
@@ -4923,8 +5044,48 @@
           <w:color w:val="305496"/>
           <w:sz w:val="22"/>
         </w:rPr>
-        <w:t xml:space="preserve">wn = 4/(z·</w:t>
-      </w:r>
+        <w:tab/>
+        <w:t xml:space="preserve">(12)</w:t>
+      </w:r>
+    </w:p>
+    <w:p>
+      <w:pPr>
+        <w:spacing w:line="360" w:lineRule="auto" w:after="120"/>
+        <w:jc w:val="both"/>
+      </w:pPr>
+      <w:r>
+        <w:rPr>
+          <w:rFonts w:ascii="Arial" w:hAnsi="Arial" w:cs="Arial"/>
+          <w:b w:val="0"/>
+          <w:i w:val="0"/>
+          <w:sz w:val="22"/>
+        </w:rPr>
+        <w:t xml:space="preserve">ln(0,10) = -2,3026 sehingga z = 2,3026/√(9,8696 + 5,3020) = 2,3026/3,8951 = 0,591</w:t>
+      </w:r>
+    </w:p>
+    <w:p>
+      <w:pPr>
+        <w:spacing w:line="360" w:lineRule="auto" w:after="120"/>
+        <w:jc w:val="both"/>
+      </w:pPr>
+      <w:r>
+        <w:rPr>
+          <w:rFonts w:ascii="Arial" w:hAnsi="Arial" w:cs="Arial"/>
+          <w:b w:val="0"/>
+          <w:i w:val="0"/>
+          <w:sz w:val="22"/>
+        </w:rPr>
+        <w:t xml:space="preserve">2. Hitung frekuensi alami</w:t>
+      </w:r>
+    </w:p>
+    <w:p>
+      <w:pPr>
+        <w:tabs>
+          <w:tab w:val="center" w:pos="4393"/>
+          <w:tab w:val="right" w:pos="8787"/>
+        </w:tabs>
+        <w:spacing w:before="40" w:after="120"/>
+      </w:pPr>
       <w:r>
         <w:rPr>
           <w:rFonts w:ascii="Arial" w:hAnsi="Arial" w:cs="Arial"/>
@@ -4933,7 +5094,7 @@
           <w:color w:val="305496"/>
           <w:sz w:val="22"/>
         </w:rPr>
-        <w:t xml:space="preserve">t</w:t>
+        <w:tab/>
       </w:r>
       <w:r>
         <w:rPr>
@@ -4942,9 +5103,8 @@
           <w:i/>
           <w:color w:val="305496"/>
           <w:sz w:val="22"/>
-          <w:vertAlign w:val="subscript"/>
-        </w:rPr>
-        <w:t xml:space="preserve">s</w:t>
+        </w:rPr>
+        <w:t xml:space="preserve">wn = 4/(z·</w:t>
       </w:r>
       <w:r>
         <w:rPr>
@@ -4954,7 +5114,7 @@
           <w:color w:val="305496"/>
           <w:sz w:val="22"/>
         </w:rPr>
-        <w:t xml:space="preserve">) = 4/(0,591·2)</w:t>
+        <w:t xml:space="preserve">t</w:t>
       </w:r>
       <w:r>
         <w:rPr>
@@ -4963,54 +5123,10 @@
           <w:i/>
           <w:color w:val="305496"/>
           <w:sz w:val="22"/>
-        </w:rPr>
-        <w:t xml:space="preserve">   (13)</w:t>
-      </w:r>
-    </w:p>
-    <w:p>
-      <w:pPr>
-        <w:spacing w:line="360" w:lineRule="auto" w:after="120"/>
-        <w:jc w:val="both"/>
-      </w:pPr>
-      <w:r>
-        <w:rPr>
-          <w:rFonts w:ascii="Arial" w:hAnsi="Arial" w:cs="Arial"/>
-          <w:b w:val="0"/>
-          <w:i w:val="0"/>
-          <w:sz w:val="22"/>
-        </w:rPr>
-        <w:t xml:space="preserve">Diperoleh wn = 3,384 rad/s.</w:t>
-      </w:r>
-      <w:r>
-        <w:rPr>
-          <w:rFonts w:ascii="Arial" w:hAnsi="Arial" w:cs="Arial"/>
-          <w:b w:val="0"/>
-          <w:i w:val="0"/>
-          <w:sz w:val="22"/>
-        </w:rPr>
-        <w:t xml:space="preserve"> Bentuk ringkasnya dituliskan pada Persamaan (14).</w:t>
-      </w:r>
-    </w:p>
-    <w:p>
-      <w:pPr>
-        <w:spacing w:line="360" w:lineRule="auto" w:after="120"/>
-        <w:jc w:val="both"/>
-      </w:pPr>
-      <w:r>
-        <w:rPr>
-          <w:rFonts w:ascii="Arial" w:hAnsi="Arial" w:cs="Arial"/>
-          <w:b w:val="0"/>
-          <w:i w:val="0"/>
-          <w:sz w:val="22"/>
-        </w:rPr>
-        <w:t xml:space="preserve">3. Tentukan letak pole</w:t>
-      </w:r>
-    </w:p>
-    <w:p>
-      <w:pPr>
-        <w:spacing w:before="40" w:after="120"/>
-        <w:jc w:val="center"/>
-      </w:pPr>
+          <w:vertAlign w:val="subscript"/>
+        </w:rPr>
+        <w:t xml:space="preserve">s</w:t>
+      </w:r>
       <w:r>
         <w:rPr>
           <w:rFonts w:ascii="Arial" w:hAnsi="Arial" w:cs="Arial"/>
@@ -5019,7 +5135,7 @@
           <w:color w:val="305496"/>
           <w:sz w:val="22"/>
         </w:rPr>
-        <w:t xml:space="preserve">s = -0,591·3,384 +/- j·3,384·√(1-0,591</w:t>
+        <w:t xml:space="preserve">) = 4/(0,591·2)</w:t>
       </w:r>
       <w:r>
         <w:rPr>
@@ -5028,10 +5144,58 @@
           <w:i/>
           <w:color w:val="305496"/>
           <w:sz w:val="22"/>
-          <w:vertAlign w:val="superscript"/>
-        </w:rPr>
-        <w:t xml:space="preserve">2</w:t>
-      </w:r>
+        </w:rPr>
+        <w:tab/>
+        <w:t xml:space="preserve">(13)</w:t>
+      </w:r>
+    </w:p>
+    <w:p>
+      <w:pPr>
+        <w:spacing w:line="360" w:lineRule="auto" w:after="120"/>
+        <w:jc w:val="both"/>
+      </w:pPr>
+      <w:r>
+        <w:rPr>
+          <w:rFonts w:ascii="Arial" w:hAnsi="Arial" w:cs="Arial"/>
+          <w:b w:val="0"/>
+          <w:i w:val="0"/>
+          <w:sz w:val="22"/>
+        </w:rPr>
+        <w:t xml:space="preserve">Diperoleh wn = 3,384 rad/s.</w:t>
+      </w:r>
+      <w:r>
+        <w:rPr>
+          <w:rFonts w:ascii="Arial" w:hAnsi="Arial" w:cs="Arial"/>
+          <w:b w:val="0"/>
+          <w:i w:val="0"/>
+          <w:sz w:val="22"/>
+        </w:rPr>
+        <w:t xml:space="preserve"> Bentuk ringkasnya dituliskan pada Persamaan (14).</w:t>
+      </w:r>
+    </w:p>
+    <w:p>
+      <w:pPr>
+        <w:spacing w:line="360" w:lineRule="auto" w:after="120"/>
+        <w:jc w:val="both"/>
+      </w:pPr>
+      <w:r>
+        <w:rPr>
+          <w:rFonts w:ascii="Arial" w:hAnsi="Arial" w:cs="Arial"/>
+          <w:b w:val="0"/>
+          <w:i w:val="0"/>
+          <w:sz w:val="22"/>
+        </w:rPr>
+        <w:t xml:space="preserve">3. Tentukan letak pole</w:t>
+      </w:r>
+    </w:p>
+    <w:p>
+      <w:pPr>
+        <w:tabs>
+          <w:tab w:val="center" w:pos="4393"/>
+          <w:tab w:val="right" w:pos="8787"/>
+        </w:tabs>
+        <w:spacing w:before="40" w:after="120"/>
+      </w:pPr>
       <w:r>
         <w:rPr>
           <w:rFonts w:ascii="Arial" w:hAnsi="Arial" w:cs="Arial"/>
@@ -5040,7 +5204,7 @@
           <w:color w:val="305496"/>
           <w:sz w:val="22"/>
         </w:rPr>
-        <w:t xml:space="preserve">)</w:t>
+        <w:tab/>
       </w:r>
       <w:r>
         <w:rPr>
@@ -5050,53 +5214,8 @@
           <w:color w:val="305496"/>
           <w:sz w:val="22"/>
         </w:rPr>
-        <w:t xml:space="preserve">   (14)</w:t>
-      </w:r>
-    </w:p>
-    <w:p>
-      <w:pPr>
-        <w:spacing w:line="360" w:lineRule="auto" w:after="120"/>
-        <w:jc w:val="both"/>
-      </w:pPr>
-      <w:r>
-        <w:rPr>
-          <w:rFonts w:ascii="Arial" w:hAnsi="Arial" w:cs="Arial"/>
-          <w:b w:val="0"/>
-          <w:i w:val="0"/>
-          <w:sz w:val="22"/>
-        </w:rPr>
-        <w:t xml:space="preserve">Bagian nyata -2,000 dan bagian imajiner +/-2,731.</w:t>
-      </w:r>
-      <w:r>
-        <w:rPr>
-          <w:rFonts w:ascii="Arial" w:hAnsi="Arial" w:cs="Arial"/>
-          <w:b w:val="0"/>
-          <w:i w:val="0"/>
-          <w:sz w:val="22"/>
-        </w:rPr>
-        <w:t xml:space="preserve"> Persamaan (15) memadatkan aturan tersebut.</w:t>
-      </w:r>
-    </w:p>
-    <w:p>
-      <w:pPr>
-        <w:spacing w:line="360" w:lineRule="auto" w:after="120"/>
-        <w:jc w:val="both"/>
-      </w:pPr>
-      <w:r>
-        <w:rPr>
-          <w:rFonts w:ascii="Arial" w:hAnsi="Arial" w:cs="Arial"/>
-          <w:b w:val="0"/>
-          <w:i w:val="0"/>
-          <w:sz w:val="22"/>
-        </w:rPr>
-        <w:t xml:space="preserve">4. Periksa kembali</w:t>
-      </w:r>
-    </w:p>
-    <w:p>
-      <w:pPr>
-        <w:spacing w:before="40" w:after="120"/>
-        <w:jc w:val="center"/>
-      </w:pPr>
+        <w:t xml:space="preserve">s = -0,591·3,384 +/- j·3,384·√(1-0,591</w:t>
+      </w:r>
       <w:r>
         <w:rPr>
           <w:rFonts w:ascii="Arial" w:hAnsi="Arial" w:cs="Arial"/>
@@ -5104,8 +5223,9 @@
           <w:i/>
           <w:color w:val="305496"/>
           <w:sz w:val="22"/>
-        </w:rPr>
-        <w:t xml:space="preserve"/>
+          <w:vertAlign w:val="superscript"/>
+        </w:rPr>
+        <w:t xml:space="preserve">2</w:t>
       </w:r>
       <w:r>
         <w:rPr>
@@ -5115,7 +5235,7 @@
           <w:color w:val="305496"/>
           <w:sz w:val="22"/>
         </w:rPr>
-        <w:t xml:space="preserve">M</w:t>
+        <w:t xml:space="preserve">)</w:t>
       </w:r>
       <w:r>
         <w:rPr>
@@ -5124,10 +5244,58 @@
           <w:i/>
           <w:color w:val="305496"/>
           <w:sz w:val="22"/>
-          <w:vertAlign w:val="subscript"/>
-        </w:rPr>
-        <w:t xml:space="preserve">p</w:t>
-      </w:r>
+        </w:rPr>
+        <w:tab/>
+        <w:t xml:space="preserve">(14)</w:t>
+      </w:r>
+    </w:p>
+    <w:p>
+      <w:pPr>
+        <w:spacing w:line="360" w:lineRule="auto" w:after="120"/>
+        <w:jc w:val="both"/>
+      </w:pPr>
+      <w:r>
+        <w:rPr>
+          <w:rFonts w:ascii="Arial" w:hAnsi="Arial" w:cs="Arial"/>
+          <w:b w:val="0"/>
+          <w:i w:val="0"/>
+          <w:sz w:val="22"/>
+        </w:rPr>
+        <w:t xml:space="preserve">Bagian nyata -2,000 dan bagian imajiner +/-2,731.</w:t>
+      </w:r>
+      <w:r>
+        <w:rPr>
+          <w:rFonts w:ascii="Arial" w:hAnsi="Arial" w:cs="Arial"/>
+          <w:b w:val="0"/>
+          <w:i w:val="0"/>
+          <w:sz w:val="22"/>
+        </w:rPr>
+        <w:t xml:space="preserve"> Persamaan (15) memadatkan aturan tersebut.</w:t>
+      </w:r>
+    </w:p>
+    <w:p>
+      <w:pPr>
+        <w:spacing w:line="360" w:lineRule="auto" w:after="120"/>
+        <w:jc w:val="both"/>
+      </w:pPr>
+      <w:r>
+        <w:rPr>
+          <w:rFonts w:ascii="Arial" w:hAnsi="Arial" w:cs="Arial"/>
+          <w:b w:val="0"/>
+          <w:i w:val="0"/>
+          <w:sz w:val="22"/>
+        </w:rPr>
+        <w:t xml:space="preserve">4. Periksa kembali</w:t>
+      </w:r>
+    </w:p>
+    <w:p>
+      <w:pPr>
+        <w:tabs>
+          <w:tab w:val="center" w:pos="4393"/>
+          <w:tab w:val="right" w:pos="8787"/>
+        </w:tabs>
+        <w:spacing w:before="40" w:after="120"/>
+      </w:pPr>
       <w:r>
         <w:rPr>
           <w:rFonts w:ascii="Arial" w:hAnsi="Arial" w:cs="Arial"/>
@@ -5136,7 +5304,7 @@
           <w:color w:val="305496"/>
           <w:sz w:val="22"/>
         </w:rPr>
-        <w:t xml:space="preserve"> = exp(-π·0,591/√(1-0,591</w:t>
+        <w:tab/>
       </w:r>
       <w:r>
         <w:rPr>
@@ -5145,9 +5313,8 @@
           <w:i/>
           <w:color w:val="305496"/>
           <w:sz w:val="22"/>
-          <w:vertAlign w:val="superscript"/>
-        </w:rPr>
-        <w:t xml:space="preserve">2</w:t>
+        </w:rPr>
+        <w:t xml:space="preserve"/>
       </w:r>
       <w:r>
         <w:rPr>
@@ -5157,7 +5324,7 @@
           <w:color w:val="305496"/>
           <w:sz w:val="22"/>
         </w:rPr>
-        <w:t xml:space="preserve">)) = 0,0999</w:t>
+        <w:t xml:space="preserve">M</w:t>
       </w:r>
       <w:r>
         <w:rPr>
@@ -5166,8 +5333,51 @@
           <w:i/>
           <w:color w:val="305496"/>
           <w:sz w:val="22"/>
-        </w:rPr>
-        <w:t xml:space="preserve">   (15)</w:t>
+          <w:vertAlign w:val="subscript"/>
+        </w:rPr>
+        <w:t xml:space="preserve">p</w:t>
+      </w:r>
+      <w:r>
+        <w:rPr>
+          <w:rFonts w:ascii="Arial" w:hAnsi="Arial" w:cs="Arial"/>
+          <w:b/>
+          <w:i/>
+          <w:color w:val="305496"/>
+          <w:sz w:val="22"/>
+        </w:rPr>
+        <w:t xml:space="preserve"> = exp(-π·0,591/√(1-0,591</w:t>
+      </w:r>
+      <w:r>
+        <w:rPr>
+          <w:rFonts w:ascii="Arial" w:hAnsi="Arial" w:cs="Arial"/>
+          <w:b/>
+          <w:i/>
+          <w:color w:val="305496"/>
+          <w:sz w:val="22"/>
+          <w:vertAlign w:val="superscript"/>
+        </w:rPr>
+        <w:t xml:space="preserve">2</w:t>
+      </w:r>
+      <w:r>
+        <w:rPr>
+          <w:rFonts w:ascii="Arial" w:hAnsi="Arial" w:cs="Arial"/>
+          <w:b/>
+          <w:i/>
+          <w:color w:val="305496"/>
+          <w:sz w:val="22"/>
+        </w:rPr>
+        <w:t xml:space="preserve">)) = 0,0999</w:t>
+      </w:r>
+      <w:r>
+        <w:rPr>
+          <w:rFonts w:ascii="Arial" w:hAnsi="Arial" w:cs="Arial"/>
+          <w:b/>
+          <w:i/>
+          <w:color w:val="305496"/>
+          <w:sz w:val="22"/>
+        </w:rPr>
+        <w:tab/>
+        <w:t xml:space="preserve">(15)</w:t>
       </w:r>
     </w:p>
     <w:p>

--- a/Sistem-Kendali-Cerdas/Modul-Word/Modul-2-Proses-Perancangan-Sistem-Kontrol.docx
+++ b/Sistem-Kendali-Cerdas/Modul-Word/Modul-2-Proses-Perancangan-Sistem-Kontrol.docx
@@ -2578,17 +2578,66 @@
     </w:p>
     <w:p>
       <w:pPr>
-        <w:spacing w:line="360" w:lineRule="auto" w:after="120"/>
-        <w:jc w:val="both"/>
-      </w:pPr>
-      <w:r>
-        <w:rPr>
-          <w:rFonts w:ascii="Arial" w:hAnsi="Arial" w:cs="Arial"/>
-          <w:b w:val="0"/>
-          <w:i w:val="0"/>
-          <w:sz w:val="22"/>
-        </w:rPr>
-        <w:t xml:space="preserve">🔗 Modul Interaktif: https://dedik-romahadi.github.io/Mechanical-Engineering-Courses/Sistem-Kendali-Cerdas/Modul/Modul-2.html. Pada layar masuk, pilih tombol “👁️ Mode Preview (Tanpa Login)” untuk membaca seluruh materi tanpa perlu NIM dan PIN. Untuk mengerjakan Tugas dan Forum, masuk sebagai Mahasiswa memakai NIM dan PIN.</w:t>
+        <w:pBdr>
+          <w:top w:val="single" w:sz="6" w:space="10" w:color="BFE3D0"/>
+          <w:left w:val="single" w:sz="24" w:space="12" w:color="1F7A55"/>
+          <w:bottom w:val="single" w:sz="6" w:space="10" w:color="BFE3D0"/>
+          <w:right w:val="single" w:sz="6" w:space="10" w:color="BFE3D0"/>
+        </w:pBdr>
+        <w:shd w:val="clear" w:fill="F1FAF5"/>
+        <w:spacing w:before="140" w:after="60" w:line="264" w:lineRule="auto"/>
+        <w:ind w:left="170" w:right="170"/>
+        <w:jc w:val="left"/>
+      </w:pPr>
+      <w:r>
+        <w:rPr>
+          <w:rFonts w:ascii="Arial" w:hAnsi="Arial" w:cs="Arial"/>
+          <w:b/>
+          <w:i w:val="0"/>
+          <w:color w:val="1F7A55"/>
+          <w:sz w:val="17"/>
+          <w:spacing w:val="30"/>
+        </w:rPr>
+        <w:t xml:space="preserve">🔗 MODUL INTERAKTIF</w:t>
+      </w:r>
+      <w:r>
+        <w:br/>
+      </w:r>
+      <w:hyperlink r:id="rId19">
+        <w:r>
+          <w:rPr>
+            <w:rFonts w:ascii="Arial" w:hAnsi="Arial" w:cs="Arial"/>
+            <w:b/>
+            <w:color w:val="0563C1"/>
+            <w:sz w:val="20"/>
+            <w:u w:val="single"/>
+          </w:rPr>
+          <w:t xml:space="preserve">https://dedik-romahadi.github.io/Mechanical-Engineering-Courses/Sistem-Kendali-Cerdas/Modul/Modul-2.html</w:t>
+        </w:r>
+      </w:hyperlink>
+    </w:p>
+    <w:p>
+      <w:pPr>
+        <w:pBdr>
+          <w:top w:val="single" w:sz="6" w:space="10" w:color="BFE3D0"/>
+          <w:left w:val="single" w:sz="24" w:space="12" w:color="1F7A55"/>
+          <w:bottom w:val="single" w:sz="6" w:space="10" w:color="BFE3D0"/>
+          <w:right w:val="single" w:sz="6" w:space="10" w:color="BFE3D0"/>
+        </w:pBdr>
+        <w:shd w:val="clear" w:fill="F1FAF5"/>
+        <w:spacing w:before="0" w:after="140" w:line="264" w:lineRule="auto"/>
+        <w:ind w:left="170" w:right="170"/>
+        <w:jc w:val="left"/>
+      </w:pPr>
+      <w:r>
+        <w:rPr>
+          <w:rFonts w:ascii="Arial" w:hAnsi="Arial" w:cs="Arial"/>
+          <w:b w:val="0"/>
+          <w:i w:val="0"/>
+          <w:color w:val="44525F"/>
+          <w:sz w:val="19"/>
+        </w:rPr>
+        <w:t xml:space="preserve">Pada layar masuk, pilih tombol “👁️ Mode Preview (Tanpa Login)” untuk membaca seluruh materi tanpa perlu NIM dan PIN. Untuk mengerjakan Tugas dan Forum, masuk sebagai Mahasiswa memakai NIM dan PIN.</w:t>
       </w:r>
     </w:p>
     <w:p>
